--- a/docs/NWGS_Grid_Dashboard_Audit.docx
+++ b/docs/NWGS_Grid_Dashboard_Audit.docx
@@ -91,7 +91,7 @@
         <w:t xml:space="preserve">Document generated:</w:t>
       </w:r>
       <w:r>
-        <w:t xml:space="preserve"> 2026-10-12 13:36 UTC</w:t>
+        <w:t xml:space="preserve"> 2026-10-15 14:06 UTC</w:t>
       </w:r>
     </w:p>
     <w:p>
@@ -550,7 +550,7 @@
                 <w:sz w:val="18"/>
                 <w:szCs w:val="18"/>
               </w:rPr>
-              <w:t xml:space="preserve">37</w:t>
+              <w:t xml:space="preserve">42</w:t>
             </w:r>
           </w:p>
         </w:tc>
@@ -601,7 +601,7 @@
                 <w:sz w:val="18"/>
                 <w:szCs w:val="18"/>
               </w:rPr>
-              <w:t xml:space="preserve">not in this run</w:t>
+              <w:t xml:space="preserve">5</w:t>
             </w:r>
           </w:p>
         </w:tc>
@@ -5302,7 +5302,7 @@
                 <w:sz w:val="18"/>
                 <w:szCs w:val="18"/>
               </w:rPr>
-              <w:t xml:space="preserve">1 file</w:t>
+              <w:t xml:space="preserve">12 files</w:t>
             </w:r>
           </w:p>
         </w:tc>
@@ -5548,7 +5548,7 @@
                 <w:sz w:val="18"/>
                 <w:szCs w:val="18"/>
               </w:rPr>
-              <w:t xml:space="preserve">build_site.py</w:t>
+              <w:t xml:space="preserve">build_docs.py</w:t>
             </w:r>
             <w:r>
               <w:rPr>
@@ -5564,7 +5564,7 @@
                 <w:sz w:val="18"/>
                 <w:szCs w:val="18"/>
               </w:rPr>
-              <w:t xml:space="preserve">nwgs_app_export.py</w:t>
+              <w:t xml:space="preserve">build_site.py</w:t>
             </w:r>
             <w:r>
               <w:rPr>
@@ -5580,52 +5580,15 @@
                 <w:sz w:val="18"/>
                 <w:szCs w:val="18"/>
               </w:rPr>
-              <w:t xml:space="preserve">send_alerts.py</w:t>
-            </w:r>
-          </w:p>
-        </w:tc>
-        <w:tc>
-          <w:tcPr>
-            <w:tcW w:type="dxa" w:w="3089"/>
-            <w:tcMar>
-              <w:top w:type="dxa" w:w="60"/>
-              <w:left w:type="dxa" w:w="108"/>
-              <w:bottom w:type="dxa" w:w="60"/>
-              <w:right w:type="dxa" w:w="108"/>
-            </w:tcMar>
-          </w:tcPr>
-          <w:p>
-            <w:pPr>
-              <w:spacing w:after="0" w:line="240"/>
-            </w:pPr>
-            <w:r>
-              <w:rPr>
-                <w:sz w:val="18"/>
-                <w:szCs w:val="18"/>
-              </w:rPr>
-              <w:t xml:space="preserve">Build and delivery utilities run by the workflow.</w:t>
-            </w:r>
-          </w:p>
-        </w:tc>
-      </w:tr>
-      <w:tr>
-        <w:trPr>
-          <w:tblHeader w:val="false"/>
-        </w:trPr>
-        <w:tc>
-          <w:tcPr>
-            <w:tcW w:type="dxa" w:w="3182"/>
-            <w:tcMar>
-              <w:top w:type="dxa" w:w="60"/>
-              <w:left w:type="dxa" w:w="108"/>
-              <w:bottom w:type="dxa" w:w="60"/>
-              <w:right w:type="dxa" w:w="108"/>
-            </w:tcMar>
-          </w:tcPr>
-          <w:p>
-            <w:pPr>
-              <w:spacing w:after="0" w:line="240"/>
-            </w:pPr>
+              <w:t xml:space="preserve">doc_columns.py</w:t>
+            </w:r>
+            <w:r>
+              <w:rPr>
+                <w:sz w:val="18"/>
+                <w:szCs w:val="18"/>
+              </w:rPr>
+              <w:t xml:space="preserve">, </w:t>
+            </w:r>
             <w:r>
               <w:rPr>
                 <w:rFonts w:ascii="Consolas" w:cs="Consolas" w:eastAsia="Consolas" w:hAnsi="Consolas"/>
@@ -5633,75 +5596,15 @@
                 <w:sz w:val="18"/>
                 <w:szCs w:val="18"/>
               </w:rPr>
-              <w:t xml:space="preserve">site_src/</w:t>
-            </w:r>
-          </w:p>
-        </w:tc>
-        <w:tc>
-          <w:tcPr>
-            <w:tcW w:type="dxa" w:w="3089"/>
-            <w:tcMar>
-              <w:top w:type="dxa" w:w="60"/>
-              <w:left w:type="dxa" w:w="108"/>
-              <w:bottom w:type="dxa" w:w="60"/>
-              <w:right w:type="dxa" w:w="108"/>
-            </w:tcMar>
-          </w:tcPr>
-          <w:p>
-            <w:pPr>
-              <w:spacing w:after="0" w:line="240"/>
-            </w:pPr>
-            <w:r>
-              <w:rPr>
-                <w:sz w:val="18"/>
-                <w:szCs w:val="18"/>
-              </w:rPr>
-              <w:t xml:space="preserve">11 files</w:t>
-            </w:r>
-          </w:p>
-        </w:tc>
-        <w:tc>
-          <w:tcPr>
-            <w:tcW w:type="dxa" w:w="3089"/>
-            <w:tcMar>
-              <w:top w:type="dxa" w:w="60"/>
-              <w:left w:type="dxa" w:w="108"/>
-              <w:bottom w:type="dxa" w:w="60"/>
-              <w:right w:type="dxa" w:w="108"/>
-            </w:tcMar>
-          </w:tcPr>
-          <w:p>
-            <w:pPr>
-              <w:spacing w:after="0" w:line="240"/>
-            </w:pPr>
-            <w:r>
-              <w:rPr>
-                <w:sz w:val="18"/>
-                <w:szCs w:val="18"/>
-              </w:rPr>
-              <w:t xml:space="preserve">The site source: the page template, county geometry, images and the public Supabase configuration.</w:t>
-            </w:r>
-          </w:p>
-        </w:tc>
-      </w:tr>
-      <w:tr>
-        <w:trPr>
-          <w:tblHeader w:val="false"/>
-        </w:trPr>
-        <w:tc>
-          <w:tcPr>
-            <w:tcW w:type="dxa" w:w="3182"/>
-            <w:tcMar>
-              <w:top w:type="dxa" w:w="60"/>
-              <w:left w:type="dxa" w:w="108"/>
-              <w:bottom w:type="dxa" w:w="60"/>
-              <w:right w:type="dxa" w:w="108"/>
-            </w:tcMar>
-          </w:tcPr>
-          <w:p>
-            <w:pPr>
-              <w:spacing w:after="0" w:line="240"/>
-            </w:pPr>
+              <w:t xml:space="preserve">nwgs_app_export.py</w:t>
+            </w:r>
+            <w:r>
+              <w:rPr>
+                <w:sz w:val="18"/>
+                <w:szCs w:val="18"/>
+              </w:rPr>
+              <w:t xml:space="preserve">, </w:t>
+            </w:r>
             <w:r>
               <w:rPr>
                 <w:rFonts w:ascii="Consolas" w:cs="Consolas" w:eastAsia="Consolas" w:hAnsi="Consolas"/>
@@ -5709,7 +5612,7 @@
                 <w:sz w:val="18"/>
                 <w:szCs w:val="18"/>
               </w:rPr>
-              <w:t xml:space="preserve">static_inputs/</w:t>
+              <w:t xml:space="preserve">send_alerts.py</w:t>
             </w:r>
           </w:p>
         </w:tc>
@@ -5732,30 +5635,7 @@
                 <w:sz w:val="18"/>
                 <w:szCs w:val="18"/>
               </w:rPr>
-              <w:t xml:space="preserve">3 files</w:t>
-            </w:r>
-          </w:p>
-        </w:tc>
-        <w:tc>
-          <w:tcPr>
-            <w:tcW w:type="dxa" w:w="3089"/>
-            <w:tcMar>
-              <w:top w:type="dxa" w:w="60"/>
-              <w:left w:type="dxa" w:w="108"/>
-              <w:bottom w:type="dxa" w:w="60"/>
-              <w:right w:type="dxa" w:w="108"/>
-            </w:tcMar>
-          </w:tcPr>
-          <w:p>
-            <w:pPr>
-              <w:spacing w:after="0" w:line="240"/>
-            </w:pPr>
-            <w:r>
-              <w:rPr>
-                <w:sz w:val="18"/>
-                <w:szCs w:val="18"/>
-              </w:rPr>
-              <w:t xml:space="preserve">Inputs the pipeline cannot download for itself, plus the committed forecast ledger seed.</w:t>
+              <w:t xml:space="preserve">Build and delivery utilities run by the workflow.</w:t>
             </w:r>
           </w:p>
         </w:tc>
@@ -5785,7 +5665,7 @@
                 <w:sz w:val="18"/>
                 <w:szCs w:val="18"/>
               </w:rPr>
-              <w:t xml:space="preserve">supabase/</w:t>
+              <w:t xml:space="preserve">site_src/</w:t>
             </w:r>
           </w:p>
         </w:tc>
@@ -5808,7 +5688,7 @@
                 <w:sz w:val="18"/>
                 <w:szCs w:val="18"/>
               </w:rPr>
-              <w:t xml:space="preserve">1 file</w:t>
+              <w:t xml:space="preserve">11 files</w:t>
             </w:r>
           </w:p>
         </w:tc>
@@ -5831,7 +5711,7 @@
                 <w:sz w:val="18"/>
                 <w:szCs w:val="18"/>
               </w:rPr>
-              <w:t xml:space="preserve">The database schema: tables, row-level security and policies. The source of truth for the Supabase project.</w:t>
+              <w:t xml:space="preserve">The site source: the page template, county geometry, images and the public Supabase configuration.</w:t>
             </w:r>
           </w:p>
         </w:tc>
@@ -5861,7 +5741,7 @@
                 <w:sz w:val="18"/>
                 <w:szCs w:val="18"/>
               </w:rPr>
-              <w:t xml:space="preserve">.gitignore</w:t>
+              <w:t xml:space="preserve">static_inputs/</w:t>
             </w:r>
           </w:p>
         </w:tc>
@@ -5884,7 +5764,7 @@
                 <w:sz w:val="18"/>
                 <w:szCs w:val="18"/>
               </w:rPr>
-              <w:t xml:space="preserve">under 1 KB</w:t>
+              <w:t xml:space="preserve">3 files</w:t>
             </w:r>
           </w:p>
         </w:tc>
@@ -5907,7 +5787,7 @@
                 <w:sz w:val="18"/>
                 <w:szCs w:val="18"/>
               </w:rPr>
-              <w:t xml:space="preserve">What is deliberately excluded; see 6.2.</w:t>
+              <w:t xml:space="preserve">Inputs the pipeline cannot download for itself, plus the committed forecast ledger seed.</w:t>
             </w:r>
           </w:p>
         </w:tc>
@@ -5937,7 +5817,7 @@
                 <w:sz w:val="18"/>
                 <w:szCs w:val="18"/>
               </w:rPr>
-              <w:t xml:space="preserve">CITATION.cff</w:t>
+              <w:t xml:space="preserve">supabase/</w:t>
             </w:r>
           </w:p>
         </w:tc>
@@ -5960,7 +5840,7 @@
                 <w:sz w:val="18"/>
                 <w:szCs w:val="18"/>
               </w:rPr>
-              <w:t xml:space="preserve">under 1 KB</w:t>
+              <w:t xml:space="preserve">1 file</w:t>
             </w:r>
           </w:p>
         </w:tc>
@@ -5983,7 +5863,7 @@
                 <w:sz w:val="18"/>
                 <w:szCs w:val="18"/>
               </w:rPr>
-              <w:t xml:space="preserve">Machine-readable citation metadata, used by GitHub's “Cite this repository” button.</w:t>
+              <w:t xml:space="preserve">The database schema: tables, row-level security and policies. The source of truth for the Supabase project.</w:t>
             </w:r>
           </w:p>
         </w:tc>
@@ -6013,7 +5893,7 @@
                 <w:sz w:val="18"/>
                 <w:szCs w:val="18"/>
               </w:rPr>
-              <w:t xml:space="preserve">LICENSE</w:t>
+              <w:t xml:space="preserve">.gitignore</w:t>
             </w:r>
           </w:p>
         </w:tc>
@@ -6036,7 +5916,7 @@
                 <w:sz w:val="18"/>
                 <w:szCs w:val="18"/>
               </w:rPr>
-              <w:t xml:space="preserve">2 KB</w:t>
+              <w:t xml:space="preserve">under 1 KB</w:t>
             </w:r>
           </w:p>
         </w:tc>
@@ -6059,7 +5939,7 @@
                 <w:sz w:val="18"/>
                 <w:szCs w:val="18"/>
               </w:rPr>
-              <w:t xml:space="preserve">All rights reserved. No reuse without written permission.</w:t>
+              <w:t xml:space="preserve">What is deliberately excluded; see 6.2.</w:t>
             </w:r>
           </w:p>
         </w:tc>
@@ -6089,6 +5969,158 @@
                 <w:sz w:val="18"/>
                 <w:szCs w:val="18"/>
               </w:rPr>
+              <w:t xml:space="preserve">CITATION.cff</w:t>
+            </w:r>
+          </w:p>
+        </w:tc>
+        <w:tc>
+          <w:tcPr>
+            <w:tcW w:type="dxa" w:w="3089"/>
+            <w:tcMar>
+              <w:top w:type="dxa" w:w="60"/>
+              <w:left w:type="dxa" w:w="108"/>
+              <w:bottom w:type="dxa" w:w="60"/>
+              <w:right w:type="dxa" w:w="108"/>
+            </w:tcMar>
+          </w:tcPr>
+          <w:p>
+            <w:pPr>
+              <w:spacing w:after="0" w:line="240"/>
+            </w:pPr>
+            <w:r>
+              <w:rPr>
+                <w:sz w:val="18"/>
+                <w:szCs w:val="18"/>
+              </w:rPr>
+              <w:t xml:space="preserve">under 1 KB</w:t>
+            </w:r>
+          </w:p>
+        </w:tc>
+        <w:tc>
+          <w:tcPr>
+            <w:tcW w:type="dxa" w:w="3089"/>
+            <w:tcMar>
+              <w:top w:type="dxa" w:w="60"/>
+              <w:left w:type="dxa" w:w="108"/>
+              <w:bottom w:type="dxa" w:w="60"/>
+              <w:right w:type="dxa" w:w="108"/>
+            </w:tcMar>
+          </w:tcPr>
+          <w:p>
+            <w:pPr>
+              <w:spacing w:after="0" w:line="240"/>
+            </w:pPr>
+            <w:r>
+              <w:rPr>
+                <w:sz w:val="18"/>
+                <w:szCs w:val="18"/>
+              </w:rPr>
+              <w:t xml:space="preserve">Machine-readable citation metadata, used by GitHub's “Cite this repository” button.</w:t>
+            </w:r>
+          </w:p>
+        </w:tc>
+      </w:tr>
+      <w:tr>
+        <w:trPr>
+          <w:tblHeader w:val="false"/>
+        </w:trPr>
+        <w:tc>
+          <w:tcPr>
+            <w:tcW w:type="dxa" w:w="3182"/>
+            <w:tcMar>
+              <w:top w:type="dxa" w:w="60"/>
+              <w:left w:type="dxa" w:w="108"/>
+              <w:bottom w:type="dxa" w:w="60"/>
+              <w:right w:type="dxa" w:w="108"/>
+            </w:tcMar>
+          </w:tcPr>
+          <w:p>
+            <w:pPr>
+              <w:spacing w:after="0" w:line="240"/>
+            </w:pPr>
+            <w:r>
+              <w:rPr>
+                <w:rFonts w:ascii="Consolas" w:cs="Consolas" w:eastAsia="Consolas" w:hAnsi="Consolas"/>
+                <w:color w:val="6E1F2B"/>
+                <w:sz w:val="18"/>
+                <w:szCs w:val="18"/>
+              </w:rPr>
+              <w:t xml:space="preserve">LICENSE</w:t>
+            </w:r>
+          </w:p>
+        </w:tc>
+        <w:tc>
+          <w:tcPr>
+            <w:tcW w:type="dxa" w:w="3089"/>
+            <w:tcMar>
+              <w:top w:type="dxa" w:w="60"/>
+              <w:left w:type="dxa" w:w="108"/>
+              <w:bottom w:type="dxa" w:w="60"/>
+              <w:right w:type="dxa" w:w="108"/>
+            </w:tcMar>
+          </w:tcPr>
+          <w:p>
+            <w:pPr>
+              <w:spacing w:after="0" w:line="240"/>
+            </w:pPr>
+            <w:r>
+              <w:rPr>
+                <w:sz w:val="18"/>
+                <w:szCs w:val="18"/>
+              </w:rPr>
+              <w:t xml:space="preserve">2 KB</w:t>
+            </w:r>
+          </w:p>
+        </w:tc>
+        <w:tc>
+          <w:tcPr>
+            <w:tcW w:type="dxa" w:w="3089"/>
+            <w:tcMar>
+              <w:top w:type="dxa" w:w="60"/>
+              <w:left w:type="dxa" w:w="108"/>
+              <w:bottom w:type="dxa" w:w="60"/>
+              <w:right w:type="dxa" w:w="108"/>
+            </w:tcMar>
+          </w:tcPr>
+          <w:p>
+            <w:pPr>
+              <w:spacing w:after="0" w:line="240"/>
+            </w:pPr>
+            <w:r>
+              <w:rPr>
+                <w:sz w:val="18"/>
+                <w:szCs w:val="18"/>
+              </w:rPr>
+              <w:t xml:space="preserve">All rights reserved. No reuse without written permission.</w:t>
+            </w:r>
+          </w:p>
+        </w:tc>
+      </w:tr>
+      <w:tr>
+        <w:trPr>
+          <w:tblHeader w:val="false"/>
+        </w:trPr>
+        <w:tc>
+          <w:tcPr>
+            <w:tcW w:type="dxa" w:w="3182"/>
+            <w:tcMar>
+              <w:top w:type="dxa" w:w="60"/>
+              <w:left w:type="dxa" w:w="108"/>
+              <w:bottom w:type="dxa" w:w="60"/>
+              <w:right w:type="dxa" w:w="108"/>
+            </w:tcMar>
+          </w:tcPr>
+          <w:p>
+            <w:pPr>
+              <w:spacing w:after="0" w:line="240"/>
+            </w:pPr>
+            <w:r>
+              <w:rPr>
+                <w:rFonts w:ascii="Consolas" w:cs="Consolas" w:eastAsia="Consolas" w:hAnsi="Consolas"/>
+                <w:color w:val="6E1F2B"/>
+                <w:sz w:val="18"/>
+                <w:szCs w:val="18"/>
+              </w:rPr>
               <w:t xml:space="preserve">README.md</w:t>
             </w:r>
           </w:p>
@@ -6112,7 +6144,7 @@
                 <w:sz w:val="18"/>
                 <w:szCs w:val="18"/>
               </w:rPr>
-              <w:t xml:space="preserve">4 KB</w:t>
+              <w:t xml:space="preserve">6 KB</w:t>
             </w:r>
           </w:p>
         </w:tc>
@@ -6387,6 +6419,59 @@
                 <w:sz w:val="18"/>
                 <w:szCs w:val="18"/>
               </w:rPr>
+              <w:t xml:space="preserve">scripts/build_docs.py</w:t>
+            </w:r>
+          </w:p>
+        </w:tc>
+        <w:tc>
+          <w:tcPr>
+            <w:tcW w:type="dxa" w:w="6178"/>
+            <w:tcMar>
+              <w:top w:type="dxa" w:w="60"/>
+              <w:left w:type="dxa" w:w="108"/>
+              <w:bottom w:type="dxa" w:w="60"/>
+              <w:right w:type="dxa" w:w="108"/>
+            </w:tcMar>
+          </w:tcPr>
+          <w:p>
+            <w:pPr>
+              <w:spacing w:after="0" w:line="240"/>
+            </w:pPr>
+            <w:r>
+              <w:rPr>
+                <w:sz w:val="18"/>
+                <w:szCs w:val="18"/>
+              </w:rPr>
+              <w:t xml:space="preserve"/>
+            </w:r>
+          </w:p>
+        </w:tc>
+      </w:tr>
+      <w:tr>
+        <w:trPr>
+          <w:tblHeader w:val="false"/>
+        </w:trPr>
+        <w:tc>
+          <w:tcPr>
+            <w:tcW w:type="dxa" w:w="3182"/>
+            <w:tcMar>
+              <w:top w:type="dxa" w:w="60"/>
+              <w:left w:type="dxa" w:w="108"/>
+              <w:bottom w:type="dxa" w:w="60"/>
+              <w:right w:type="dxa" w:w="108"/>
+            </w:tcMar>
+          </w:tcPr>
+          <w:p>
+            <w:pPr>
+              <w:spacing w:after="0" w:line="240"/>
+            </w:pPr>
+            <w:r>
+              <w:rPr>
+                <w:rFonts w:ascii="Consolas" w:cs="Consolas" w:eastAsia="Consolas" w:hAnsi="Consolas"/>
+                <w:color w:val="6E1F2B"/>
+                <w:sz w:val="18"/>
+                <w:szCs w:val="18"/>
+              </w:rPr>
               <w:t xml:space="preserve">scripts/build_site.py</w:t>
             </w:r>
           </w:p>
@@ -6411,6 +6496,59 @@
                 <w:szCs w:val="18"/>
               </w:rPr>
               <w:t xml:space="preserve">Pours one export into the template and writes the finished static site.</w:t>
+            </w:r>
+          </w:p>
+        </w:tc>
+      </w:tr>
+      <w:tr>
+        <w:trPr>
+          <w:tblHeader w:val="false"/>
+        </w:trPr>
+        <w:tc>
+          <w:tcPr>
+            <w:tcW w:type="dxa" w:w="3182"/>
+            <w:tcMar>
+              <w:top w:type="dxa" w:w="60"/>
+              <w:left w:type="dxa" w:w="108"/>
+              <w:bottom w:type="dxa" w:w="60"/>
+              <w:right w:type="dxa" w:w="108"/>
+            </w:tcMar>
+          </w:tcPr>
+          <w:p>
+            <w:pPr>
+              <w:spacing w:after="0" w:line="240"/>
+            </w:pPr>
+            <w:r>
+              <w:rPr>
+                <w:rFonts w:ascii="Consolas" w:cs="Consolas" w:eastAsia="Consolas" w:hAnsi="Consolas"/>
+                <w:color w:val="6E1F2B"/>
+                <w:sz w:val="18"/>
+                <w:szCs w:val="18"/>
+              </w:rPr>
+              <w:t xml:space="preserve">scripts/doc_columns.py</w:t>
+            </w:r>
+          </w:p>
+        </w:tc>
+        <w:tc>
+          <w:tcPr>
+            <w:tcW w:type="dxa" w:w="6178"/>
+            <w:tcMar>
+              <w:top w:type="dxa" w:w="60"/>
+              <w:left w:type="dxa" w:w="108"/>
+              <w:bottom w:type="dxa" w:w="60"/>
+              <w:right w:type="dxa" w:w="108"/>
+            </w:tcMar>
+          </w:tcPr>
+          <w:p>
+            <w:pPr>
+              <w:spacing w:after="0" w:line="240"/>
+            </w:pPr>
+            <w:r>
+              <w:rPr>
+                <w:sz w:val="18"/>
+                <w:szCs w:val="18"/>
+              </w:rPr>
+              <w:t xml:space="preserve"/>
             </w:r>
           </w:p>
         </w:tc>
@@ -7210,7 +7348,7 @@
                 <w:sz w:val="18"/>
                 <w:szCs w:val="18"/>
               </w:rPr>
-              <w:t xml:space="preserve">actions/checkout@v4</w:t>
+              <w:t xml:space="preserve">actions/checkout@v5</w:t>
             </w:r>
           </w:p>
         </w:tc>
@@ -7316,7 +7454,7 @@
                 <w:sz w:val="18"/>
                 <w:szCs w:val="18"/>
               </w:rPr>
-              <w:t xml:space="preserve">actions/setup-python@v5</w:t>
+              <w:t xml:space="preserve">actions/setup-python@v6</w:t>
             </w:r>
           </w:p>
         </w:tc>
@@ -9695,16 +9833,537 @@
         <w:t xml:space="preserve">7.2 External source outcomes for this run</w:t>
       </w:r>
     </w:p>
+    <w:tbl>
+      <w:tblPr>
+        <w:tblW w:type="dxa" w:w="9360"/>
+        <w:tblBorders>
+          <w:top w:val="single" w:color="D8D8D8" w:sz="2"/>
+          <w:left w:val="single" w:color="D8D8D8" w:sz="2"/>
+          <w:bottom w:val="single" w:color="D8D8D8" w:sz="2"/>
+          <w:right w:val="single" w:color="D8D8D8" w:sz="2"/>
+          <w:insideH w:val="single" w:color="D8D8D8" w:sz="2"/>
+          <w:insideV w:val="single" w:color="D8D8D8" w:sz="2"/>
+        </w:tblBorders>
+      </w:tblPr>
+      <w:tblGrid>
+        <w:gridCol w:w="3182"/>
+        <w:gridCol w:w="3089"/>
+        <w:gridCol w:w="3089"/>
+      </w:tblGrid>
+      <w:tr>
+        <w:trPr>
+          <w:tblHeader/>
+        </w:trPr>
+        <w:tc>
+          <w:tcPr>
+            <w:tcW w:type="dxa" w:w="3182"/>
+            <w:shd w:fill="14213A" w:val="clear"/>
+            <w:tcMar>
+              <w:top w:type="dxa" w:w="60"/>
+              <w:left w:type="dxa" w:w="108"/>
+              <w:bottom w:type="dxa" w:w="60"/>
+              <w:right w:type="dxa" w:w="108"/>
+            </w:tcMar>
+          </w:tcPr>
+          <w:p>
+            <w:pPr>
+              <w:spacing w:after="0" w:line="240"/>
+            </w:pPr>
+            <w:r>
+              <w:rPr>
+                <w:b/>
+                <w:bCs/>
+                <w:color w:val="FFFFFF"/>
+                <w:sz w:val="18"/>
+                <w:szCs w:val="18"/>
+              </w:rPr>
+              <w:t xml:space="preserve">Source</w:t>
+            </w:r>
+          </w:p>
+        </w:tc>
+        <w:tc>
+          <w:tcPr>
+            <w:tcW w:type="dxa" w:w="3089"/>
+            <w:shd w:fill="14213A" w:val="clear"/>
+            <w:tcMar>
+              <w:top w:type="dxa" w:w="60"/>
+              <w:left w:type="dxa" w:w="108"/>
+              <w:bottom w:type="dxa" w:w="60"/>
+              <w:right w:type="dxa" w:w="108"/>
+            </w:tcMar>
+          </w:tcPr>
+          <w:p>
+            <w:pPr>
+              <w:spacing w:after="0" w:line="240"/>
+            </w:pPr>
+            <w:r>
+              <w:rPr>
+                <w:b/>
+                <w:bCs/>
+                <w:color w:val="FFFFFF"/>
+                <w:sz w:val="18"/>
+                <w:szCs w:val="18"/>
+              </w:rPr>
+              <w:t xml:space="preserve">Status</w:t>
+            </w:r>
+          </w:p>
+        </w:tc>
+        <w:tc>
+          <w:tcPr>
+            <w:tcW w:type="dxa" w:w="3089"/>
+            <w:shd w:fill="14213A" w:val="clear"/>
+            <w:tcMar>
+              <w:top w:type="dxa" w:w="60"/>
+              <w:left w:type="dxa" w:w="108"/>
+              <w:bottom w:type="dxa" w:w="60"/>
+              <w:right w:type="dxa" w:w="108"/>
+            </w:tcMar>
+          </w:tcPr>
+          <w:p>
+            <w:pPr>
+              <w:spacing w:after="0" w:line="240"/>
+            </w:pPr>
+            <w:r>
+              <w:rPr>
+                <w:b/>
+                <w:bCs/>
+                <w:color w:val="FFFFFF"/>
+                <w:sz w:val="18"/>
+                <w:szCs w:val="18"/>
+              </w:rPr>
+              <w:t xml:space="preserve">Detail</w:t>
+            </w:r>
+          </w:p>
+        </w:tc>
+      </w:tr>
+      <w:tr>
+        <w:trPr>
+          <w:tblHeader w:val="false"/>
+        </w:trPr>
+        <w:tc>
+          <w:tcPr>
+            <w:tcW w:type="dxa" w:w="3182"/>
+            <w:tcMar>
+              <w:top w:type="dxa" w:w="60"/>
+              <w:left w:type="dxa" w:w="108"/>
+              <w:bottom w:type="dxa" w:w="60"/>
+              <w:right w:type="dxa" w:w="108"/>
+            </w:tcMar>
+          </w:tcPr>
+          <w:p>
+            <w:pPr>
+              <w:spacing w:after="0" w:line="240"/>
+            </w:pPr>
+            <w:r>
+              <w:rPr>
+                <w:sz w:val="18"/>
+                <w:szCs w:val="18"/>
+              </w:rPr>
+              <w:t xml:space="preserve">Assay-target panel (curated input)</w:t>
+            </w:r>
+          </w:p>
+        </w:tc>
+        <w:tc>
+          <w:tcPr>
+            <w:tcW w:type="dxa" w:w="3089"/>
+            <w:tcMar>
+              <w:top w:type="dxa" w:w="60"/>
+              <w:left w:type="dxa" w:w="108"/>
+              <w:bottom w:type="dxa" w:w="60"/>
+              <w:right w:type="dxa" w:w="108"/>
+            </w:tcMar>
+          </w:tcPr>
+          <w:p>
+            <w:pPr>
+              <w:spacing w:after="0" w:line="240"/>
+            </w:pPr>
+            <w:r>
+              <w:rPr>
+                <w:b/>
+                <w:bCs/>
+                <w:sz w:val="18"/>
+                <w:szCs w:val="18"/>
+              </w:rPr>
+              <w:t xml:space="preserve">EMPTY</w:t>
+            </w:r>
+          </w:p>
+        </w:tc>
+        <w:tc>
+          <w:tcPr>
+            <w:tcW w:type="dxa" w:w="3089"/>
+            <w:tcMar>
+              <w:top w:type="dxa" w:w="60"/>
+              <w:left w:type="dxa" w:w="108"/>
+              <w:bottom w:type="dxa" w:w="60"/>
+              <w:right w:type="dxa" w:w="108"/>
+            </w:tcMar>
+          </w:tcPr>
+          <w:p>
+            <w:pPr>
+              <w:spacing w:after="0" w:line="240"/>
+            </w:pPr>
+            <w:r>
+              <w:rPr>
+                <w:sz w:val="18"/>
+                <w:szCs w:val="18"/>
+              </w:rPr>
+              <w:t xml:space="preserve">no curated file at /content/NWGS_GRID/data/NWGS_ASSAY_TARGETS.csv; the view reports this r</w:t>
+            </w:r>
+          </w:p>
+        </w:tc>
+      </w:tr>
+      <w:tr>
+        <w:trPr>
+          <w:tblHeader w:val="false"/>
+        </w:trPr>
+        <w:tc>
+          <w:tcPr>
+            <w:tcW w:type="dxa" w:w="3182"/>
+            <w:tcMar>
+              <w:top w:type="dxa" w:w="60"/>
+              <w:left w:type="dxa" w:w="108"/>
+              <w:bottom w:type="dxa" w:w="60"/>
+              <w:right w:type="dxa" w:w="108"/>
+            </w:tcMar>
+          </w:tcPr>
+          <w:p>
+            <w:pPr>
+              <w:spacing w:after="0" w:line="240"/>
+            </w:pPr>
+            <w:r>
+              <w:rPr>
+                <w:sz w:val="18"/>
+                <w:szCs w:val="18"/>
+              </w:rPr>
+              <w:t xml:space="preserve">RKI AMELAG (Germany)</w:t>
+            </w:r>
+          </w:p>
+        </w:tc>
+        <w:tc>
+          <w:tcPr>
+            <w:tcW w:type="dxa" w:w="3089"/>
+            <w:tcMar>
+              <w:top w:type="dxa" w:w="60"/>
+              <w:left w:type="dxa" w:w="108"/>
+              <w:bottom w:type="dxa" w:w="60"/>
+              <w:right w:type="dxa" w:w="108"/>
+            </w:tcMar>
+          </w:tcPr>
+          <w:p>
+            <w:pPr>
+              <w:spacing w:after="0" w:line="240"/>
+            </w:pPr>
+            <w:r>
+              <w:rPr>
+                <w:b/>
+                <w:bCs/>
+                <w:sz w:val="18"/>
+                <w:szCs w:val="18"/>
+              </w:rPr>
+              <w:t xml:space="preserve">OK</w:t>
+            </w:r>
+          </w:p>
+        </w:tc>
+        <w:tc>
+          <w:tcPr>
+            <w:tcW w:type="dxa" w:w="3089"/>
+            <w:tcMar>
+              <w:top w:type="dxa" w:w="60"/>
+              <w:left w:type="dxa" w:w="108"/>
+              <w:bottom w:type="dxa" w:w="60"/>
+              <w:right w:type="dxa" w:w="108"/>
+            </w:tcMar>
+          </w:tcPr>
+          <w:p>
+            <w:pPr>
+              <w:spacing w:after="0" w:line="240"/>
+            </w:pPr>
+            <w:r>
+              <w:rPr>
+                <w:sz w:val="18"/>
+                <w:szCs w:val="18"/>
+              </w:rPr>
+              <w:t xml:space="preserve">487,089 rows</w:t>
+            </w:r>
+          </w:p>
+        </w:tc>
+      </w:tr>
+      <w:tr>
+        <w:trPr>
+          <w:tblHeader w:val="false"/>
+        </w:trPr>
+        <w:tc>
+          <w:tcPr>
+            <w:tcW w:type="dxa" w:w="3182"/>
+            <w:tcMar>
+              <w:top w:type="dxa" w:w="60"/>
+              <w:left w:type="dxa" w:w="108"/>
+              <w:bottom w:type="dxa" w:w="60"/>
+              <w:right w:type="dxa" w:w="108"/>
+            </w:tcMar>
+          </w:tcPr>
+          <w:p>
+            <w:pPr>
+              <w:spacing w:after="0" w:line="240"/>
+            </w:pPr>
+            <w:r>
+              <w:rPr>
+                <w:sz w:val="18"/>
+                <w:szCs w:val="18"/>
+              </w:rPr>
+              <w:t xml:space="preserve">WHO/UNICEF JMP</w:t>
+            </w:r>
+          </w:p>
+        </w:tc>
+        <w:tc>
+          <w:tcPr>
+            <w:tcW w:type="dxa" w:w="3089"/>
+            <w:tcMar>
+              <w:top w:type="dxa" w:w="60"/>
+              <w:left w:type="dxa" w:w="108"/>
+              <w:bottom w:type="dxa" w:w="60"/>
+              <w:right w:type="dxa" w:w="108"/>
+            </w:tcMar>
+          </w:tcPr>
+          <w:p>
+            <w:pPr>
+              <w:spacing w:after="0" w:line="240"/>
+            </w:pPr>
+            <w:r>
+              <w:rPr>
+                <w:b/>
+                <w:bCs/>
+                <w:sz w:val="18"/>
+                <w:szCs w:val="18"/>
+              </w:rPr>
+              <w:t xml:space="preserve">OK</w:t>
+            </w:r>
+          </w:p>
+        </w:tc>
+        <w:tc>
+          <w:tcPr>
+            <w:tcW w:type="dxa" w:w="3089"/>
+            <w:tcMar>
+              <w:top w:type="dxa" w:w="60"/>
+              <w:left w:type="dxa" w:w="108"/>
+              <w:bottom w:type="dxa" w:w="60"/>
+              <w:right w:type="dxa" w:w="108"/>
+            </w:tcMar>
+          </w:tcPr>
+          <w:p>
+            <w:pPr>
+              <w:spacing w:after="0" w:line="240"/>
+            </w:pPr>
+            <w:r>
+              <w:rPr>
+                <w:sz w:val="18"/>
+                <w:szCs w:val="18"/>
+              </w:rPr>
+              <w:t xml:space="preserve">223 countries from sheet 'Sanitation', sewer column 'sewer connections [2]' (anchor check</w:t>
+            </w:r>
+          </w:p>
+        </w:tc>
+      </w:tr>
+      <w:tr>
+        <w:trPr>
+          <w:tblHeader w:val="false"/>
+        </w:trPr>
+        <w:tc>
+          <w:tcPr>
+            <w:tcW w:type="dxa" w:w="3182"/>
+            <w:tcMar>
+              <w:top w:type="dxa" w:w="60"/>
+              <w:left w:type="dxa" w:w="108"/>
+              <w:bottom w:type="dxa" w:w="60"/>
+              <w:right w:type="dxa" w:w="108"/>
+            </w:tcMar>
+          </w:tcPr>
+          <w:p>
+            <w:pPr>
+              <w:spacing w:after="0" w:line="240"/>
+            </w:pPr>
+            <w:r>
+              <w:rPr>
+                <w:sz w:val="18"/>
+                <w:szCs w:val="18"/>
+              </w:rPr>
+              <w:t xml:space="preserve">World Bank income groups</w:t>
+            </w:r>
+          </w:p>
+        </w:tc>
+        <w:tc>
+          <w:tcPr>
+            <w:tcW w:type="dxa" w:w="3089"/>
+            <w:tcMar>
+              <w:top w:type="dxa" w:w="60"/>
+              <w:left w:type="dxa" w:w="108"/>
+              <w:bottom w:type="dxa" w:w="60"/>
+              <w:right w:type="dxa" w:w="108"/>
+            </w:tcMar>
+          </w:tcPr>
+          <w:p>
+            <w:pPr>
+              <w:spacing w:after="0" w:line="240"/>
+            </w:pPr>
+            <w:r>
+              <w:rPr>
+                <w:b/>
+                <w:bCs/>
+                <w:sz w:val="18"/>
+                <w:szCs w:val="18"/>
+              </w:rPr>
+              <w:t xml:space="preserve">OK</w:t>
+            </w:r>
+          </w:p>
+        </w:tc>
+        <w:tc>
+          <w:tcPr>
+            <w:tcW w:type="dxa" w:w="3089"/>
+            <w:tcMar>
+              <w:top w:type="dxa" w:w="60"/>
+              <w:left w:type="dxa" w:w="108"/>
+              <w:bottom w:type="dxa" w:w="60"/>
+              <w:right w:type="dxa" w:w="108"/>
+            </w:tcMar>
+          </w:tcPr>
+          <w:p>
+            <w:pPr>
+              <w:spacing w:after="0" w:line="240"/>
+            </w:pPr>
+            <w:r>
+              <w:rPr>
+                <w:sz w:val="18"/>
+                <w:szCs w:val="18"/>
+              </w:rPr>
+              <w:t xml:space="preserve">217 countries</w:t>
+            </w:r>
+          </w:p>
+        </w:tc>
+      </w:tr>
+      <w:tr>
+        <w:trPr>
+          <w:tblHeader w:val="false"/>
+        </w:trPr>
+        <w:tc>
+          <w:tcPr>
+            <w:tcW w:type="dxa" w:w="3182"/>
+            <w:tcMar>
+              <w:top w:type="dxa" w:w="60"/>
+              <w:left w:type="dxa" w:w="108"/>
+              <w:bottom w:type="dxa" w:w="60"/>
+              <w:right w:type="dxa" w:w="108"/>
+            </w:tcMar>
+          </w:tcPr>
+          <w:p>
+            <w:pPr>
+              <w:spacing w:after="0" w:line="240"/>
+            </w:pPr>
+            <w:r>
+              <w:rPr>
+                <w:sz w:val="18"/>
+                <w:szCs w:val="18"/>
+              </w:rPr>
+              <w:t xml:space="preserve">World Bank WDI SH.STA.SMSS.ZS</w:t>
+            </w:r>
+          </w:p>
+        </w:tc>
+        <w:tc>
+          <w:tcPr>
+            <w:tcW w:type="dxa" w:w="3089"/>
+            <w:tcMar>
+              <w:top w:type="dxa" w:w="60"/>
+              <w:left w:type="dxa" w:w="108"/>
+              <w:bottom w:type="dxa" w:w="60"/>
+              <w:right w:type="dxa" w:w="108"/>
+            </w:tcMar>
+          </w:tcPr>
+          <w:p>
+            <w:pPr>
+              <w:spacing w:after="0" w:line="240"/>
+            </w:pPr>
+            <w:r>
+              <w:rPr>
+                <w:b/>
+                <w:bCs/>
+                <w:sz w:val="18"/>
+                <w:szCs w:val="18"/>
+              </w:rPr>
+              <w:t xml:space="preserve">OK</w:t>
+            </w:r>
+          </w:p>
+        </w:tc>
+        <w:tc>
+          <w:tcPr>
+            <w:tcW w:type="dxa" w:w="3089"/>
+            <w:tcMar>
+              <w:top w:type="dxa" w:w="60"/>
+              <w:left w:type="dxa" w:w="108"/>
+              <w:bottom w:type="dxa" w:w="60"/>
+              <w:right w:type="dxa" w:w="108"/>
+            </w:tcMar>
+          </w:tcPr>
+          <w:p>
+            <w:pPr>
+              <w:spacing w:after="0" w:line="240"/>
+            </w:pPr>
+            <w:r>
+              <w:rPr>
+                <w:sz w:val="18"/>
+                <w:szCs w:val="18"/>
+              </w:rPr>
+              <w:t xml:space="preserve">172 countries</w:t>
+            </w:r>
+          </w:p>
+        </w:tc>
+      </w:tr>
+    </w:tbl>
+    <w:p>
+      <w:pPr>
+        <w:spacing w:after="160"/>
+      </w:pPr>
+    </w:p>
     <w:p>
       <w:pPr>
         <w:spacing w:after="120" w:line="276"/>
       </w:pPr>
       <w:r>
+        <w:t xml:space="preserve">_</w:t>
+      </w:r>
+      <w:r>
         <w:rPr>
-          <w:i/>
-          <w:iCs/>
+          <w:rFonts w:ascii="Consolas" w:cs="Consolas" w:eastAsia="Consolas" w:hAnsi="Consolas"/>
+          <w:color w:val="6E1F2B"/>
+          <w:sz w:val="18"/>
+          <w:szCs w:val="18"/>
         </w:rPr>
-        <w:t xml:space="preserve">Source outcomes are recorded from the v5.22 pipeline onward; this run predates it or recorded none.</w:t>
+        <w:t xml:space="preserve">OK</w:t>
+      </w:r>
+      <w:r>
+        <w:t xml:space="preserve"> loaded, </w:t>
+      </w:r>
+      <w:r>
+        <w:rPr>
+          <w:rFonts w:ascii="Consolas" w:cs="Consolas" w:eastAsia="Consolas" w:hAnsi="Consolas"/>
+          <w:color w:val="6E1F2B"/>
+          <w:sz w:val="18"/>
+          <w:szCs w:val="18"/>
+        </w:rPr>
+        <w:t xml:space="preserve">EMPTY</w:t>
+      </w:r>
+      <w:r>
+        <w:t xml:space="preserve"> reachable but nothing usable, </w:t>
+      </w:r>
+      <w:r>
+        <w:rPr>
+          <w:rFonts w:ascii="Consolas" w:cs="Consolas" w:eastAsia="Consolas" w:hAnsi="Consolas"/>
+          <w:color w:val="6E1F2B"/>
+          <w:sz w:val="18"/>
+          <w:szCs w:val="18"/>
+        </w:rPr>
+        <w:t xml:space="preserve">FAILED</w:t>
+      </w:r>
+      <w:r>
+        <w:t xml:space="preserve"> did not load. A layer that is empty on the site can be explained from this table._</w:t>
       </w:r>
     </w:p>
     <w:p>
@@ -9748,7 +10407,7 @@
         <w:t xml:space="preserve">pipeline/nwgs_pipeline.py</w:t>
       </w:r>
       <w:r>
-        <w:t xml:space="preserve"> is a single module of about 8,221 lines, organized into numbered sections:</w:t>
+        <w:t xml:space="preserve"> is a single module of about 8,280 lines, organized into numbered sections:</w:t>
       </w:r>
     </w:p>
     <w:tbl>
@@ -13275,7 +13934,7 @@
           <w:sz w:val="18"/>
           <w:szCs w:val="18"/>
         </w:rPr>
-        <w:t xml:space="preserve">f3827c9134b8e27ebd4bcd02e4626603790c37ae83c675912e5c7619e0477652</w:t>
+        <w:t xml:space="preserve">39b5df4f823f13d941370c3a5b15d963256c29b66d7ff34c490133e093b8f02e</w:t>
       </w:r>
     </w:p>
     <w:p>
@@ -13870,7 +14529,7 @@
                 <w:sz w:val="18"/>
                 <w:szCs w:val="18"/>
               </w:rPr>
-              <w:t xml:space="preserve">not in this run</w:t>
+              <w:t xml:space="preserve">223</w:t>
             </w:r>
           </w:p>
         </w:tc>
@@ -13916,7 +14575,7 @@
                 <w:sz w:val="18"/>
                 <w:szCs w:val="18"/>
               </w:rPr>
-              <w:t xml:space="preserve">Requires the World Bank Indicators fetch; not present in this run</w:t>
+              <w:t xml:space="preserve"/>
             </w:r>
           </w:p>
         </w:tc>
@@ -14023,21 +14682,6 @@
       <w:pPr>
         <w:spacing w:after="160"/>
       </w:pPr>
-    </w:p>
-    <w:p>
-      <w:pPr>
-        <w:spacing w:after="120" w:line="276"/>
-      </w:pPr>
-      <w:r>
-        <w:rPr>
-          <w:b/>
-          <w:bCs/>
-        </w:rPr>
-        <w:t xml:space="preserve">Reporting lag is unavailable in this run.</w:t>
-      </w:r>
-      <w:r>
-        <w:t xml:space="preserve"> It is derived from each CDC dataset's own update timestamp minus its latest sample collection date; when that timestamp is missing or unparseable for every dataset, the subtraction has no left-hand side. Operational lead therefore cannot be computed, and the site shows both columns blank rather than filling them. Shedding lead is unaffected, being measured from the paired wastewater and clinical series alone.</w:t>
-      </w:r>
     </w:p>
     <w:p>
       <w:pPr>
@@ -15595,7 +16239,7 @@
         <w:spacing w:after="120" w:line="276"/>
       </w:pPr>
       <w:r>
-        <w:t xml:space="preserve">The export for this run contains 37 entity files. Each is a flat CSV; the site reads all of them from one JSON payload built at publication time.</w:t>
+        <w:t xml:space="preserve">The export for this run contains 40 entity files. Each is a flat CSV; the site reads all of them from one JSON payload built at publication time.</w:t>
       </w:r>
     </w:p>
     <w:tbl>
@@ -16371,7 +17015,7 @@
                 <w:sz w:val="18"/>
                 <w:szCs w:val="18"/>
               </w:rPr>
-              <w:t xml:space="preserve">37</w:t>
+              <w:t xml:space="preserve">42</w:t>
             </w:r>
           </w:p>
         </w:tc>
@@ -16516,7 +17160,7 @@
                 <w:sz w:val="18"/>
                 <w:szCs w:val="18"/>
               </w:rPr>
-              <w:t xml:space="preserve">Dashboard, Trends &amp; timing</w:t>
+              <w:t xml:space="preserve">Dashboard, Start here, Trends &amp; timing</w:t>
             </w:r>
           </w:p>
         </w:tc>
@@ -16714,7 +17358,7 @@
                 <w:sz w:val="18"/>
                 <w:szCs w:val="18"/>
               </w:rPr>
-              <w:t xml:space="preserve">Dashboard, Trends &amp; timing</w:t>
+              <w:t xml:space="preserve">Dashboard, Start here, Trends &amp; timing</w:t>
             </w:r>
           </w:p>
         </w:tc>
@@ -17011,7 +17655,7 @@
                 <w:sz w:val="18"/>
                 <w:szCs w:val="18"/>
               </w:rPr>
-              <w:t xml:space="preserve">Alerts, Dashboard, Methods &amp; sources, Trends &amp; timing</w:t>
+              <w:t xml:space="preserve">Alerts, Dashboard, Methods &amp; sources, Start here, Trends &amp; timing</w:t>
             </w:r>
           </w:p>
         </w:tc>
@@ -17262,7 +17906,7 @@
                 <w:sz w:val="18"/>
                 <w:szCs w:val="18"/>
               </w:rPr>
-              <w:t xml:space="preserve">4,016</w:t>
+              <w:t xml:space="preserve">4,014</w:t>
             </w:r>
           </w:p>
         </w:tc>
@@ -17437,7 +18081,7 @@
                 <w:sz w:val="18"/>
                 <w:szCs w:val="18"/>
               </w:rPr>
-              <w:t xml:space="preserve">LeadTime</w:t>
+              <w:t xml:space="preserve">GlobalCoverage</w:t>
             </w:r>
           </w:p>
         </w:tc>
@@ -17460,7 +18104,7 @@
                 <w:sz w:val="18"/>
                 <w:szCs w:val="18"/>
               </w:rPr>
-              <w:t xml:space="preserve">151</w:t>
+              <w:t xml:space="preserve">223</w:t>
             </w:r>
           </w:p>
         </w:tc>
@@ -17483,7 +18127,7 @@
                 <w:sz w:val="18"/>
                 <w:szCs w:val="18"/>
               </w:rPr>
-              <w:t xml:space="preserve">16</w:t>
+              <w:t xml:space="preserve">19</w:t>
             </w:r>
           </w:p>
         </w:tc>
@@ -17506,7 +18150,7 @@
                 <w:sz w:val="18"/>
                 <w:szCs w:val="18"/>
               </w:rPr>
-              <w:t xml:space="preserve">Dashboard, Lead time</w:t>
+              <w:t xml:space="preserve">Global coverage</w:t>
             </w:r>
           </w:p>
         </w:tc>
@@ -17536,7 +18180,7 @@
                 <w:sz w:val="18"/>
                 <w:szCs w:val="18"/>
               </w:rPr>
-              <w:t xml:space="preserve">LeadTimeNational</w:t>
+              <w:t xml:space="preserve">GlobalCoverageIncome</w:t>
             </w:r>
           </w:p>
         </w:tc>
@@ -17559,7 +18203,7 @@
                 <w:sz w:val="18"/>
                 <w:szCs w:val="18"/>
               </w:rPr>
-              <w:t xml:space="preserve">3</w:t>
+              <w:t xml:space="preserve">4</w:t>
             </w:r>
           </w:p>
         </w:tc>
@@ -17582,7 +18226,7 @@
                 <w:sz w:val="18"/>
                 <w:szCs w:val="18"/>
               </w:rPr>
-              <w:t xml:space="preserve">12</w:t>
+              <w:t xml:space="preserve">9</w:t>
             </w:r>
           </w:p>
         </w:tc>
@@ -17605,7 +18249,7 @@
                 <w:sz w:val="18"/>
                 <w:szCs w:val="18"/>
               </w:rPr>
-              <w:t xml:space="preserve">Dashboard, Lead time</w:t>
+              <w:t xml:space="preserve">Global coverage</w:t>
             </w:r>
           </w:p>
         </w:tc>
@@ -17635,7 +18279,7 @@
                 <w:sz w:val="18"/>
                 <w:szCs w:val="18"/>
               </w:rPr>
-              <w:t xml:space="preserve">ModelPerformance</w:t>
+              <w:t xml:space="preserve">LeadTime</w:t>
             </w:r>
           </w:p>
         </w:tc>
@@ -17658,7 +18302,7 @@
                 <w:sz w:val="18"/>
                 <w:szCs w:val="18"/>
               </w:rPr>
-              <w:t xml:space="preserve">3</w:t>
+              <w:t xml:space="preserve">151</w:t>
             </w:r>
           </w:p>
         </w:tc>
@@ -17681,7 +18325,7 @@
                 <w:sz w:val="18"/>
                 <w:szCs w:val="18"/>
               </w:rPr>
-              <w:t xml:space="preserve">14</w:t>
+              <w:t xml:space="preserve">15</w:t>
             </w:r>
           </w:p>
         </w:tc>
@@ -17704,7 +18348,7 @@
                 <w:sz w:val="18"/>
                 <w:szCs w:val="18"/>
               </w:rPr>
-              <w:t xml:space="preserve">Dashboard, Predictive models</w:t>
+              <w:t xml:space="preserve">Dashboard, Lead time</w:t>
             </w:r>
           </w:p>
         </w:tc>
@@ -17734,7 +18378,7 @@
                 <w:sz w:val="18"/>
                 <w:szCs w:val="18"/>
               </w:rPr>
-              <w:t xml:space="preserve">NationalTrend</w:t>
+              <w:t xml:space="preserve">LeadTimeNational</w:t>
             </w:r>
           </w:p>
         </w:tc>
@@ -17757,7 +18401,7 @@
                 <w:sz w:val="18"/>
                 <w:szCs w:val="18"/>
               </w:rPr>
-              <w:t xml:space="preserve">632</w:t>
+              <w:t xml:space="preserve">3</w:t>
             </w:r>
           </w:p>
         </w:tc>
@@ -17780,7 +18424,7 @@
                 <w:sz w:val="18"/>
                 <w:szCs w:val="18"/>
               </w:rPr>
-              <w:t xml:space="preserve">8</w:t>
+              <w:t xml:space="preserve">12</w:t>
             </w:r>
           </w:p>
         </w:tc>
@@ -17803,7 +18447,7 @@
                 <w:sz w:val="18"/>
                 <w:szCs w:val="18"/>
               </w:rPr>
-              <w:t xml:space="preserve">Alerts, Dashboard, Methods &amp; sources</w:t>
+              <w:t xml:space="preserve">Dashboard, Lead time</w:t>
             </w:r>
           </w:p>
         </w:tc>
@@ -17833,7 +18477,7 @@
                 <w:sz w:val="18"/>
                 <w:szCs w:val="18"/>
               </w:rPr>
-              <w:t xml:space="preserve">PathogenSummary</w:t>
+              <w:t xml:space="preserve">ModelPerformance</w:t>
             </w:r>
           </w:p>
         </w:tc>
@@ -17856,7 +18500,7 @@
                 <w:sz w:val="18"/>
                 <w:szCs w:val="18"/>
               </w:rPr>
-              <w:t xml:space="preserve">6</w:t>
+              <w:t xml:space="preserve">3</w:t>
             </w:r>
           </w:p>
         </w:tc>
@@ -17879,7 +18523,7 @@
                 <w:sz w:val="18"/>
                 <w:szCs w:val="18"/>
               </w:rPr>
-              <w:t xml:space="preserve">16</w:t>
+              <w:t xml:space="preserve">14</w:t>
             </w:r>
           </w:p>
         </w:tc>
@@ -17902,7 +18546,7 @@
                 <w:sz w:val="18"/>
                 <w:szCs w:val="18"/>
               </w:rPr>
-              <w:t xml:space="preserve">Alerts, Coverage &amp; equity, Methods &amp; sources</w:t>
+              <w:t xml:space="preserve">Dashboard, Predictive models</w:t>
             </w:r>
           </w:p>
         </w:tc>
@@ -17932,7 +18576,7 @@
                 <w:sz w:val="18"/>
                 <w:szCs w:val="18"/>
               </w:rPr>
-              <w:t xml:space="preserve">PipelineRun</w:t>
+              <w:t xml:space="preserve">NationalTrend</w:t>
             </w:r>
           </w:p>
         </w:tc>
@@ -17955,7 +18599,7 @@
                 <w:sz w:val="18"/>
                 <w:szCs w:val="18"/>
               </w:rPr>
-              <w:t xml:space="preserve">1</w:t>
+              <w:t xml:space="preserve">632</w:t>
             </w:r>
           </w:p>
         </w:tc>
@@ -18001,7 +18645,7 @@
                 <w:sz w:val="18"/>
                 <w:szCs w:val="18"/>
               </w:rPr>
-              <w:t xml:space="preserve">Alerts, Methods &amp; sources</w:t>
+              <w:t xml:space="preserve">Alerts, Dashboard, Methods &amp; sources, Start here</w:t>
             </w:r>
           </w:p>
         </w:tc>
@@ -18031,7 +18675,7 @@
                 <w:sz w:val="18"/>
                 <w:szCs w:val="18"/>
               </w:rPr>
-              <w:t xml:space="preserve">ProteinStructure</w:t>
+              <w:t xml:space="preserve">PathogenSummary</w:t>
             </w:r>
           </w:p>
         </w:tc>
@@ -18077,7 +18721,7 @@
                 <w:sz w:val="18"/>
                 <w:szCs w:val="18"/>
               </w:rPr>
-              <w:t xml:space="preserve">15</w:t>
+              <w:t xml:space="preserve">16</w:t>
             </w:r>
           </w:p>
         </w:tc>
@@ -18100,7 +18744,7 @@
                 <w:sz w:val="18"/>
                 <w:szCs w:val="18"/>
               </w:rPr>
-              <w:t xml:space="preserve">Dashboard, Methods &amp; sources, Protein structures</w:t>
+              <w:t xml:space="preserve">Alerts, Coverage &amp; equity, Methods &amp; sources, Start here</w:t>
             </w:r>
           </w:p>
         </w:tc>
@@ -18130,7 +18774,7 @@
                 <w:sz w:val="18"/>
                 <w:szCs w:val="18"/>
               </w:rPr>
-              <w:t xml:space="preserve">Representativeness</w:t>
+              <w:t xml:space="preserve">PipelineRun</w:t>
             </w:r>
           </w:p>
         </w:tc>
@@ -18153,7 +18797,7 @@
                 <w:sz w:val="18"/>
                 <w:szCs w:val="18"/>
               </w:rPr>
-              <w:t xml:space="preserve">1,092</w:t>
+              <w:t xml:space="preserve">1</w:t>
             </w:r>
           </w:p>
         </w:tc>
@@ -18176,7 +18820,7 @@
                 <w:sz w:val="18"/>
                 <w:szCs w:val="18"/>
               </w:rPr>
-              <w:t xml:space="preserve">18</w:t>
+              <w:t xml:space="preserve">10</w:t>
             </w:r>
           </w:p>
         </w:tc>
@@ -18199,7 +18843,7 @@
                 <w:sz w:val="18"/>
                 <w:szCs w:val="18"/>
               </w:rPr>
-              <w:t xml:space="preserve">Coverage &amp; equity</w:t>
+              <w:t xml:space="preserve">Alerts, Methods &amp; sources</w:t>
             </w:r>
           </w:p>
         </w:tc>
@@ -18229,7 +18873,7 @@
                 <w:sz w:val="18"/>
                 <w:szCs w:val="18"/>
               </w:rPr>
-              <w:t xml:space="preserve">RepresentativenessNational</w:t>
+              <w:t xml:space="preserve">ProteinStructure</w:t>
             </w:r>
           </w:p>
         </w:tc>
@@ -18252,7 +18896,7 @@
                 <w:sz w:val="18"/>
                 <w:szCs w:val="18"/>
               </w:rPr>
-              <w:t xml:space="preserve">1</w:t>
+              <w:t xml:space="preserve">6</w:t>
             </w:r>
           </w:p>
         </w:tc>
@@ -18275,7 +18919,7 @@
                 <w:sz w:val="18"/>
                 <w:szCs w:val="18"/>
               </w:rPr>
-              <w:t xml:space="preserve">12</w:t>
+              <w:t xml:space="preserve">15</w:t>
             </w:r>
           </w:p>
         </w:tc>
@@ -18298,7 +18942,7 @@
                 <w:sz w:val="18"/>
                 <w:szCs w:val="18"/>
               </w:rPr>
-              <w:t xml:space="preserve">Coverage &amp; equity, Dashboard</w:t>
+              <w:t xml:space="preserve">Dashboard, Methods &amp; sources, Protein structures</w:t>
             </w:r>
           </w:p>
         </w:tc>
@@ -18328,7 +18972,7 @@
                 <w:sz w:val="18"/>
                 <w:szCs w:val="18"/>
               </w:rPr>
-              <w:t xml:space="preserve">SeasonalPeak</w:t>
+              <w:t xml:space="preserve">Representativeness</w:t>
             </w:r>
           </w:p>
         </w:tc>
@@ -18351,7 +18995,7 @@
                 <w:sz w:val="18"/>
                 <w:szCs w:val="18"/>
               </w:rPr>
-              <w:t xml:space="preserve">9</w:t>
+              <w:t xml:space="preserve">1,092</w:t>
             </w:r>
           </w:p>
         </w:tc>
@@ -18374,7 +19018,7 @@
                 <w:sz w:val="18"/>
                 <w:szCs w:val="18"/>
               </w:rPr>
-              <w:t xml:space="preserve">10</w:t>
+              <w:t xml:space="preserve">18</w:t>
             </w:r>
           </w:p>
         </w:tc>
@@ -18397,7 +19041,7 @@
                 <w:sz w:val="18"/>
                 <w:szCs w:val="18"/>
               </w:rPr>
-              <w:t xml:space="preserve">Trends &amp; timing</w:t>
+              <w:t xml:space="preserve">Coverage &amp; equity</w:t>
             </w:r>
           </w:p>
         </w:tc>
@@ -18427,7 +19071,7 @@
                 <w:sz w:val="18"/>
                 <w:szCs w:val="18"/>
               </w:rPr>
-              <w:t xml:space="preserve">SeasonalPeakState</w:t>
+              <w:t xml:space="preserve">RepresentativenessNational</w:t>
             </w:r>
           </w:p>
         </w:tc>
@@ -18450,7 +19094,7 @@
                 <w:sz w:val="18"/>
                 <w:szCs w:val="18"/>
               </w:rPr>
-              <w:t xml:space="preserve">412</w:t>
+              <w:t xml:space="preserve">1</w:t>
             </w:r>
           </w:p>
         </w:tc>
@@ -18473,7 +19117,7 @@
                 <w:sz w:val="18"/>
                 <w:szCs w:val="18"/>
               </w:rPr>
-              <w:t xml:space="preserve">9</w:t>
+              <w:t xml:space="preserve">12</w:t>
             </w:r>
           </w:p>
         </w:tc>
@@ -18496,7 +19140,7 @@
                 <w:sz w:val="18"/>
                 <w:szCs w:val="18"/>
               </w:rPr>
-              <w:t xml:space="preserve">Trends &amp; timing</w:t>
+              <w:t xml:space="preserve">Coverage &amp; equity, Dashboard, Start here</w:t>
             </w:r>
           </w:p>
         </w:tc>
@@ -18526,6 +19170,204 @@
                 <w:sz w:val="18"/>
                 <w:szCs w:val="18"/>
               </w:rPr>
+              <w:t xml:space="preserve">SeasonalPeak</w:t>
+            </w:r>
+          </w:p>
+        </w:tc>
+        <w:tc>
+          <w:tcPr>
+            <w:tcW w:type="dxa" w:w="2308"/>
+            <w:tcMar>
+              <w:top w:type="dxa" w:w="60"/>
+              <w:left w:type="dxa" w:w="108"/>
+              <w:bottom w:type="dxa" w:w="60"/>
+              <w:right w:type="dxa" w:w="108"/>
+            </w:tcMar>
+          </w:tcPr>
+          <w:p>
+            <w:pPr>
+              <w:spacing w:after="0" w:line="240"/>
+            </w:pPr>
+            <w:r>
+              <w:rPr>
+                <w:sz w:val="18"/>
+                <w:szCs w:val="18"/>
+              </w:rPr>
+              <w:t xml:space="preserve">9</w:t>
+            </w:r>
+          </w:p>
+        </w:tc>
+        <w:tc>
+          <w:tcPr>
+            <w:tcW w:type="dxa" w:w="2308"/>
+            <w:tcMar>
+              <w:top w:type="dxa" w:w="60"/>
+              <w:left w:type="dxa" w:w="108"/>
+              <w:bottom w:type="dxa" w:w="60"/>
+              <w:right w:type="dxa" w:w="108"/>
+            </w:tcMar>
+          </w:tcPr>
+          <w:p>
+            <w:pPr>
+              <w:spacing w:after="0" w:line="240"/>
+            </w:pPr>
+            <w:r>
+              <w:rPr>
+                <w:sz w:val="18"/>
+                <w:szCs w:val="18"/>
+              </w:rPr>
+              <w:t xml:space="preserve">10</w:t>
+            </w:r>
+          </w:p>
+        </w:tc>
+        <w:tc>
+          <w:tcPr>
+            <w:tcW w:type="dxa" w:w="2310"/>
+            <w:tcMar>
+              <w:top w:type="dxa" w:w="60"/>
+              <w:left w:type="dxa" w:w="108"/>
+              <w:bottom w:type="dxa" w:w="60"/>
+              <w:right w:type="dxa" w:w="108"/>
+            </w:tcMar>
+          </w:tcPr>
+          <w:p>
+            <w:pPr>
+              <w:spacing w:after="0" w:line="240"/>
+            </w:pPr>
+            <w:r>
+              <w:rPr>
+                <w:sz w:val="18"/>
+                <w:szCs w:val="18"/>
+              </w:rPr>
+              <w:t xml:space="preserve">Trends &amp; timing</w:t>
+            </w:r>
+          </w:p>
+        </w:tc>
+      </w:tr>
+      <w:tr>
+        <w:trPr>
+          <w:tblHeader w:val="false"/>
+        </w:trPr>
+        <w:tc>
+          <w:tcPr>
+            <w:tcW w:type="dxa" w:w="2434"/>
+            <w:tcMar>
+              <w:top w:type="dxa" w:w="60"/>
+              <w:left w:type="dxa" w:w="108"/>
+              <w:bottom w:type="dxa" w:w="60"/>
+              <w:right w:type="dxa" w:w="108"/>
+            </w:tcMar>
+          </w:tcPr>
+          <w:p>
+            <w:pPr>
+              <w:spacing w:after="0" w:line="240"/>
+            </w:pPr>
+            <w:r>
+              <w:rPr>
+                <w:rFonts w:ascii="Consolas" w:cs="Consolas" w:eastAsia="Consolas" w:hAnsi="Consolas"/>
+                <w:color w:val="6E1F2B"/>
+                <w:sz w:val="18"/>
+                <w:szCs w:val="18"/>
+              </w:rPr>
+              <w:t xml:space="preserve">SeasonalPeakState</w:t>
+            </w:r>
+          </w:p>
+        </w:tc>
+        <w:tc>
+          <w:tcPr>
+            <w:tcW w:type="dxa" w:w="2308"/>
+            <w:tcMar>
+              <w:top w:type="dxa" w:w="60"/>
+              <w:left w:type="dxa" w:w="108"/>
+              <w:bottom w:type="dxa" w:w="60"/>
+              <w:right w:type="dxa" w:w="108"/>
+            </w:tcMar>
+          </w:tcPr>
+          <w:p>
+            <w:pPr>
+              <w:spacing w:after="0" w:line="240"/>
+            </w:pPr>
+            <w:r>
+              <w:rPr>
+                <w:sz w:val="18"/>
+                <w:szCs w:val="18"/>
+              </w:rPr>
+              <w:t xml:space="preserve">412</w:t>
+            </w:r>
+          </w:p>
+        </w:tc>
+        <w:tc>
+          <w:tcPr>
+            <w:tcW w:type="dxa" w:w="2308"/>
+            <w:tcMar>
+              <w:top w:type="dxa" w:w="60"/>
+              <w:left w:type="dxa" w:w="108"/>
+              <w:bottom w:type="dxa" w:w="60"/>
+              <w:right w:type="dxa" w:w="108"/>
+            </w:tcMar>
+          </w:tcPr>
+          <w:p>
+            <w:pPr>
+              <w:spacing w:after="0" w:line="240"/>
+            </w:pPr>
+            <w:r>
+              <w:rPr>
+                <w:sz w:val="18"/>
+                <w:szCs w:val="18"/>
+              </w:rPr>
+              <w:t xml:space="preserve">9</w:t>
+            </w:r>
+          </w:p>
+        </w:tc>
+        <w:tc>
+          <w:tcPr>
+            <w:tcW w:type="dxa" w:w="2310"/>
+            <w:tcMar>
+              <w:top w:type="dxa" w:w="60"/>
+              <w:left w:type="dxa" w:w="108"/>
+              <w:bottom w:type="dxa" w:w="60"/>
+              <w:right w:type="dxa" w:w="108"/>
+            </w:tcMar>
+          </w:tcPr>
+          <w:p>
+            <w:pPr>
+              <w:spacing w:after="0" w:line="240"/>
+            </w:pPr>
+            <w:r>
+              <w:rPr>
+                <w:sz w:val="18"/>
+                <w:szCs w:val="18"/>
+              </w:rPr>
+              <w:t xml:space="preserve">Trends &amp; timing</w:t>
+            </w:r>
+          </w:p>
+        </w:tc>
+      </w:tr>
+      <w:tr>
+        <w:trPr>
+          <w:tblHeader w:val="false"/>
+        </w:trPr>
+        <w:tc>
+          <w:tcPr>
+            <w:tcW w:type="dxa" w:w="2434"/>
+            <w:tcMar>
+              <w:top w:type="dxa" w:w="60"/>
+              <w:left w:type="dxa" w:w="108"/>
+              <w:bottom w:type="dxa" w:w="60"/>
+              <w:right w:type="dxa" w:w="108"/>
+            </w:tcMar>
+          </w:tcPr>
+          <w:p>
+            <w:pPr>
+              <w:spacing w:after="0" w:line="240"/>
+            </w:pPr>
+            <w:r>
+              <w:rPr>
+                <w:rFonts w:ascii="Consolas" w:cs="Consolas" w:eastAsia="Consolas" w:hAnsi="Consolas"/>
+                <w:color w:val="6E1F2B"/>
+                <w:sz w:val="18"/>
+                <w:szCs w:val="18"/>
+              </w:rPr>
               <w:t xml:space="preserve">SeasonalVariability</w:t>
             </w:r>
           </w:p>
@@ -18697,6 +19539,107 @@
                 <w:szCs w:val="18"/>
               </w:rPr>
               <w:t xml:space="preserve">Predictive models</w:t>
+            </w:r>
+          </w:p>
+        </w:tc>
+      </w:tr>
+      <w:tr>
+        <w:trPr>
+          <w:tblHeader w:val="false"/>
+        </w:trPr>
+        <w:tc>
+          <w:tcPr>
+            <w:tcW w:type="dxa" w:w="2434"/>
+            <w:tcMar>
+              <w:top w:type="dxa" w:w="60"/>
+              <w:left w:type="dxa" w:w="108"/>
+              <w:bottom w:type="dxa" w:w="60"/>
+              <w:right w:type="dxa" w:w="108"/>
+            </w:tcMar>
+          </w:tcPr>
+          <w:p>
+            <w:pPr>
+              <w:spacing w:after="0" w:line="240"/>
+            </w:pPr>
+            <w:r>
+              <w:rPr>
+                <w:rFonts w:ascii="Consolas" w:cs="Consolas" w:eastAsia="Consolas" w:hAnsi="Consolas"/>
+                <w:color w:val="6E1F2B"/>
+                <w:sz w:val="18"/>
+                <w:szCs w:val="18"/>
+              </w:rPr>
+              <w:t xml:space="preserve">SourceStatus</w:t>
+            </w:r>
+          </w:p>
+        </w:tc>
+        <w:tc>
+          <w:tcPr>
+            <w:tcW w:type="dxa" w:w="2308"/>
+            <w:tcMar>
+              <w:top w:type="dxa" w:w="60"/>
+              <w:left w:type="dxa" w:w="108"/>
+              <w:bottom w:type="dxa" w:w="60"/>
+              <w:right w:type="dxa" w:w="108"/>
+            </w:tcMar>
+          </w:tcPr>
+          <w:p>
+            <w:pPr>
+              <w:spacing w:after="0" w:line="240"/>
+            </w:pPr>
+            <w:r>
+              <w:rPr>
+                <w:sz w:val="18"/>
+                <w:szCs w:val="18"/>
+              </w:rPr>
+              <w:t xml:space="preserve">5</w:t>
+            </w:r>
+          </w:p>
+        </w:tc>
+        <w:tc>
+          <w:tcPr>
+            <w:tcW w:type="dxa" w:w="2308"/>
+            <w:tcMar>
+              <w:top w:type="dxa" w:w="60"/>
+              <w:left w:type="dxa" w:w="108"/>
+              <w:bottom w:type="dxa" w:w="60"/>
+              <w:right w:type="dxa" w:w="108"/>
+            </w:tcMar>
+          </w:tcPr>
+          <w:p>
+            <w:pPr>
+              <w:spacing w:after="0" w:line="240"/>
+            </w:pPr>
+            <w:r>
+              <w:rPr>
+                <w:sz w:val="18"/>
+                <w:szCs w:val="18"/>
+              </w:rPr>
+              <w:t xml:space="preserve">6</w:t>
+            </w:r>
+          </w:p>
+        </w:tc>
+        <w:tc>
+          <w:tcPr>
+            <w:tcW w:type="dxa" w:w="2310"/>
+            <w:tcMar>
+              <w:top w:type="dxa" w:w="60"/>
+              <w:left w:type="dxa" w:w="108"/>
+              <w:bottom w:type="dxa" w:w="60"/>
+              <w:right w:type="dxa" w:w="108"/>
+            </w:tcMar>
+          </w:tcPr>
+          <w:p>
+            <w:pPr>
+              <w:spacing w:after="0" w:line="240"/>
+            </w:pPr>
+            <w:r>
+              <w:rPr>
+                <w:i/>
+                <w:iCs/>
+                <w:sz w:val="18"/>
+                <w:szCs w:val="18"/>
+              </w:rPr>
+              <w:t xml:space="preserve">not read by any view</w:t>
             </w:r>
           </w:p>
         </w:tc>

--- a/docs/NWGS_Grid_Dashboard_Audit.docx
+++ b/docs/NWGS_Grid_Dashboard_Audit.docx
@@ -91,7 +91,7 @@
         <w:t xml:space="preserve">Document generated:</w:t>
       </w:r>
       <w:r>
-        <w:t xml:space="preserve"> 2026-10-15 14:06 UTC</w:t>
+        <w:t xml:space="preserve"> 2026-10-15 14:39 UTC</w:t>
       </w:r>
     </w:p>
     <w:p>
@@ -3720,7 +3720,7 @@
                 <w:sz w:val="18"/>
                 <w:szCs w:val="18"/>
               </w:rPr>
-              <w:t xml:space="preserve">About &amp; contact</w:t>
+              <w:t xml:space="preserve">About the developer</w:t>
             </w:r>
           </w:p>
         </w:tc>
@@ -5893,6 +5893,82 @@
                 <w:sz w:val="18"/>
                 <w:szCs w:val="18"/>
               </w:rPr>
+              <w:t xml:space="preserve">.gitattributes</w:t>
+            </w:r>
+          </w:p>
+        </w:tc>
+        <w:tc>
+          <w:tcPr>
+            <w:tcW w:type="dxa" w:w="3089"/>
+            <w:tcMar>
+              <w:top w:type="dxa" w:w="60"/>
+              <w:left w:type="dxa" w:w="108"/>
+              <w:bottom w:type="dxa" w:w="60"/>
+              <w:right w:type="dxa" w:w="108"/>
+            </w:tcMar>
+          </w:tcPr>
+          <w:p>
+            <w:pPr>
+              <w:spacing w:after="0" w:line="240"/>
+            </w:pPr>
+            <w:r>
+              <w:rPr>
+                <w:sz w:val="18"/>
+                <w:szCs w:val="18"/>
+              </w:rPr>
+              <w:t xml:space="preserve">under 1 KB</w:t>
+            </w:r>
+          </w:p>
+        </w:tc>
+        <w:tc>
+          <w:tcPr>
+            <w:tcW w:type="dxa" w:w="3089"/>
+            <w:tcMar>
+              <w:top w:type="dxa" w:w="60"/>
+              <w:left w:type="dxa" w:w="108"/>
+              <w:bottom w:type="dxa" w:w="60"/>
+              <w:right w:type="dxa" w:w="108"/>
+            </w:tcMar>
+          </w:tcPr>
+          <w:p>
+            <w:pPr>
+              <w:spacing w:after="0" w:line="240"/>
+            </w:pPr>
+            <w:r>
+              <w:rPr>
+                <w:sz w:val="18"/>
+                <w:szCs w:val="18"/>
+              </w:rPr>
+              <w:t xml:space="preserve"/>
+            </w:r>
+          </w:p>
+        </w:tc>
+      </w:tr>
+      <w:tr>
+        <w:trPr>
+          <w:tblHeader w:val="false"/>
+        </w:trPr>
+        <w:tc>
+          <w:tcPr>
+            <w:tcW w:type="dxa" w:w="3182"/>
+            <w:tcMar>
+              <w:top w:type="dxa" w:w="60"/>
+              <w:left w:type="dxa" w:w="108"/>
+              <w:bottom w:type="dxa" w:w="60"/>
+              <w:right w:type="dxa" w:w="108"/>
+            </w:tcMar>
+          </w:tcPr>
+          <w:p>
+            <w:pPr>
+              <w:spacing w:after="0" w:line="240"/>
+            </w:pPr>
+            <w:r>
+              <w:rPr>
+                <w:rFonts w:ascii="Consolas" w:cs="Consolas" w:eastAsia="Consolas" w:hAnsi="Consolas"/>
+                <w:color w:val="6E1F2B"/>
+                <w:sz w:val="18"/>
+                <w:szCs w:val="18"/>
+              </w:rPr>
               <w:t xml:space="preserve">.gitignore</w:t>
             </w:r>
           </w:p>
@@ -20134,7 +20210,7 @@
                 <w:sz w:val="18"/>
                 <w:szCs w:val="18"/>
               </w:rPr>
-              <w:t xml:space="preserve">About &amp; contact, Tennessee</w:t>
+              <w:t xml:space="preserve">About the developer, Tennessee</w:t>
             </w:r>
           </w:p>
         </w:tc>

--- a/docs/NWGS_Grid_Dashboard_Audit.docx
+++ b/docs/NWGS_Grid_Dashboard_Audit.docx
@@ -16,6 +16,54 @@
         </w:rPr>
         <w:t xml:space="preserve">NWGS Grid — Dashboard Audit</w:t>
       </w:r>
+    </w:p>
+    <w:p>
+      <w:pPr>
+        <w:spacing w:after="120" w:line="276"/>
+      </w:pPr>
+      <w:r>
+        <w:rPr>
+          <w:b/>
+          <w:bCs/>
+        </w:rPr>
+        <w:t xml:space="preserve">Live site:</w:t>
+      </w:r>
+      <w:r>
+        <w:t xml:space="preserve"> </w:t>
+      </w:r>
+      <w:hyperlink w:history="1" r:id="rIdt7wufeol4sozfol4tjh3v">
+        <w:r>
+          <w:rPr>
+            <w:rStyle w:val="Hyperlink"/>
+            <w:color w:val="1D4F91"/>
+            <w:u w:val="single"/>
+          </w:rPr>
+          <w:t xml:space="preserve">nwgsgrid.com</w:t>
+        </w:r>
+      </w:hyperlink>
+      <w:r>
+        <w:t xml:space="preserve"> · </w:t>
+      </w:r>
+      <w:r>
+        <w:rPr>
+          <w:b/>
+          <w:bCs/>
+        </w:rPr>
+        <w:t xml:space="preserve">Repository:</w:t>
+      </w:r>
+      <w:r>
+        <w:t xml:space="preserve"> </w:t>
+      </w:r>
+      <w:hyperlink w:history="1" r:id="rIdb3j_hukadmo7dbw36botr">
+        <w:r>
+          <w:rPr>
+            <w:rStyle w:val="Hyperlink"/>
+            <w:color w:val="1D4F91"/>
+            <w:u w:val="single"/>
+          </w:rPr>
+          <w:t xml:space="preserve">github.com/victorialovefranklin/nwgs-grid-site</w:t>
+        </w:r>
+      </w:hyperlink>
     </w:p>
     <w:p>
       <w:pPr>
@@ -51,7 +99,7 @@
         <w:t xml:space="preserve">Data through:</w:t>
       </w:r>
       <w:r>
-        <w:t xml:space="preserve"> 2026-10-10 · </w:t>
+        <w:t xml:space="preserve"> 2026-09-05 · </w:t>
       </w:r>
       <w:r>
         <w:rPr>
@@ -91,7 +139,7 @@
         <w:t xml:space="preserve">Document generated:</w:t>
       </w:r>
       <w:r>
-        <w:t xml:space="preserve"> 2026-10-15 14:39 UTC</w:t>
+        <w:t xml:space="preserve"> 2026-10-16 15:47 UTC</w:t>
       </w:r>
     </w:p>
     <w:p>
@@ -251,7 +299,7 @@
       </w:tr>
       <w:tr>
         <w:trPr>
-          <w:tblHeader w:val="false"/>
+          <w:tblHeader w:val="off"/>
         </w:trPr>
         <w:tc>
           <w:tcPr>
@@ -302,7 +350,7 @@
       </w:tr>
       <w:tr>
         <w:trPr>
-          <w:tblHeader w:val="false"/>
+          <w:tblHeader w:val="off"/>
         </w:trPr>
         <w:tc>
           <w:tcPr>
@@ -346,14 +394,14 @@
                 <w:sz w:val="18"/>
                 <w:szCs w:val="18"/>
               </w:rPr>
-              <w:t xml:space="preserve">2,127</w:t>
-            </w:r>
-          </w:p>
-        </w:tc>
-      </w:tr>
-      <w:tr>
-        <w:trPr>
-          <w:tblHeader w:val="false"/>
+              <w:t xml:space="preserve">2,331</w:t>
+            </w:r>
+          </w:p>
+        </w:tc>
+      </w:tr>
+      <w:tr>
+        <w:trPr>
+          <w:tblHeader w:val="off"/>
         </w:trPr>
         <w:tc>
           <w:tcPr>
@@ -397,14 +445,14 @@
                 <w:sz w:val="18"/>
                 <w:szCs w:val="18"/>
               </w:rPr>
-              <w:t xml:space="preserve">4,658</w:t>
-            </w:r>
-          </w:p>
-        </w:tc>
-      </w:tr>
-      <w:tr>
-        <w:trPr>
-          <w:tblHeader w:val="false"/>
+              <w:t xml:space="preserve">4,621</w:t>
+            </w:r>
+          </w:p>
+        </w:tc>
+      </w:tr>
+      <w:tr>
+        <w:trPr>
+          <w:tblHeader w:val="off"/>
         </w:trPr>
         <w:tc>
           <w:tcPr>
@@ -455,7 +503,7 @@
       </w:tr>
       <w:tr>
         <w:trPr>
-          <w:tblHeader w:val="false"/>
+          <w:tblHeader w:val="off"/>
         </w:trPr>
         <w:tc>
           <w:tcPr>
@@ -499,14 +547,14 @@
                 <w:sz w:val="18"/>
                 <w:szCs w:val="18"/>
               </w:rPr>
-              <w:t xml:space="preserve">39</w:t>
-            </w:r>
-          </w:p>
-        </w:tc>
-      </w:tr>
-      <w:tr>
-        <w:trPr>
-          <w:tblHeader w:val="false"/>
+              <w:t xml:space="preserve">29</w:t>
+            </w:r>
+          </w:p>
+        </w:tc>
+      </w:tr>
+      <w:tr>
+        <w:trPr>
+          <w:tblHeader w:val="off"/>
         </w:trPr>
         <w:tc>
           <w:tcPr>
@@ -550,14 +598,14 @@
                 <w:sz w:val="18"/>
                 <w:szCs w:val="18"/>
               </w:rPr>
-              <w:t xml:space="preserve">42</w:t>
-            </w:r>
-          </w:p>
-        </w:tc>
-      </w:tr>
-      <w:tr>
-        <w:trPr>
-          <w:tblHeader w:val="false"/>
+              <w:t xml:space="preserve">37</w:t>
+            </w:r>
+          </w:p>
+        </w:tc>
+      </w:tr>
+      <w:tr>
+        <w:trPr>
+          <w:tblHeader w:val="off"/>
         </w:trPr>
         <w:tc>
           <w:tcPr>
@@ -601,7 +649,7 @@
                 <w:sz w:val="18"/>
                 <w:szCs w:val="18"/>
               </w:rPr>
-              <w:t xml:space="preserve">5</w:t>
+              <w:t xml:space="preserve">not in this run</w:t>
             </w:r>
           </w:p>
         </w:tc>
@@ -839,7 +887,7 @@
       </w:tr>
       <w:tr>
         <w:trPr>
-          <w:tblHeader w:val="false"/>
+          <w:tblHeader w:val="off"/>
         </w:trPr>
         <w:tc>
           <w:tcPr>
@@ -931,7 +979,7 @@
       </w:tr>
       <w:tr>
         <w:trPr>
-          <w:tblHeader w:val="false"/>
+          <w:tblHeader w:val="off"/>
         </w:trPr>
         <w:tc>
           <w:tcPr>
@@ -1007,7 +1055,7 @@
       </w:tr>
       <w:tr>
         <w:trPr>
-          <w:tblHeader w:val="false"/>
+          <w:tblHeader w:val="off"/>
         </w:trPr>
         <w:tc>
           <w:tcPr>
@@ -1083,7 +1131,7 @@
       </w:tr>
       <w:tr>
         <w:trPr>
-          <w:tblHeader w:val="false"/>
+          <w:tblHeader w:val="off"/>
         </w:trPr>
         <w:tc>
           <w:tcPr>
@@ -1159,7 +1207,7 @@
       </w:tr>
       <w:tr>
         <w:trPr>
-          <w:tblHeader w:val="false"/>
+          <w:tblHeader w:val="off"/>
         </w:trPr>
         <w:tc>
           <w:tcPr>
@@ -1385,7 +1433,7 @@
       </w:tr>
       <w:tr>
         <w:trPr>
-          <w:tblHeader w:val="false"/>
+          <w:tblHeader w:val="off"/>
         </w:trPr>
         <w:tc>
           <w:tcPr>
@@ -1463,7 +1511,7 @@
       </w:tr>
       <w:tr>
         <w:trPr>
-          <w:tblHeader w:val="false"/>
+          <w:tblHeader w:val="off"/>
         </w:trPr>
         <w:tc>
           <w:tcPr>
@@ -1541,7 +1589,7 @@
       </w:tr>
       <w:tr>
         <w:trPr>
-          <w:tblHeader w:val="false"/>
+          <w:tblHeader w:val="off"/>
         </w:trPr>
         <w:tc>
           <w:tcPr>
@@ -1619,7 +1667,7 @@
       </w:tr>
       <w:tr>
         <w:trPr>
-          <w:tblHeader w:val="false"/>
+          <w:tblHeader w:val="off"/>
         </w:trPr>
         <w:tc>
           <w:tcPr>
@@ -1697,7 +1745,7 @@
       </w:tr>
       <w:tr>
         <w:trPr>
-          <w:tblHeader w:val="false"/>
+          <w:tblHeader w:val="off"/>
         </w:trPr>
         <w:tc>
           <w:tcPr>
@@ -1775,7 +1823,7 @@
       </w:tr>
       <w:tr>
         <w:trPr>
-          <w:tblHeader w:val="false"/>
+          <w:tblHeader w:val="off"/>
         </w:trPr>
         <w:tc>
           <w:tcPr>
@@ -1853,7 +1901,7 @@
       </w:tr>
       <w:tr>
         <w:trPr>
-          <w:tblHeader w:val="false"/>
+          <w:tblHeader w:val="off"/>
         </w:trPr>
         <w:tc>
           <w:tcPr>
@@ -1931,7 +1979,7 @@
       </w:tr>
       <w:tr>
         <w:trPr>
-          <w:tblHeader w:val="false"/>
+          <w:tblHeader w:val="off"/>
         </w:trPr>
         <w:tc>
           <w:tcPr>
@@ -2009,7 +2057,7 @@
       </w:tr>
       <w:tr>
         <w:trPr>
-          <w:tblHeader w:val="false"/>
+          <w:tblHeader w:val="off"/>
         </w:trPr>
         <w:tc>
           <w:tcPr>
@@ -2087,7 +2135,7 @@
       </w:tr>
       <w:tr>
         <w:trPr>
-          <w:tblHeader w:val="false"/>
+          <w:tblHeader w:val="off"/>
         </w:trPr>
         <w:tc>
           <w:tcPr>
@@ -2165,7 +2213,7 @@
       </w:tr>
       <w:tr>
         <w:trPr>
-          <w:tblHeader w:val="false"/>
+          <w:tblHeader w:val="off"/>
         </w:trPr>
         <w:tc>
           <w:tcPr>
@@ -2243,7 +2291,7 @@
       </w:tr>
       <w:tr>
         <w:trPr>
-          <w:tblHeader w:val="false"/>
+          <w:tblHeader w:val="off"/>
         </w:trPr>
         <w:tc>
           <w:tcPr>
@@ -2321,7 +2369,7 @@
       </w:tr>
       <w:tr>
         <w:trPr>
-          <w:tblHeader w:val="false"/>
+          <w:tblHeader w:val="off"/>
         </w:trPr>
         <w:tc>
           <w:tcPr>
@@ -2399,7 +2447,7 @@
       </w:tr>
       <w:tr>
         <w:trPr>
-          <w:tblHeader w:val="false"/>
+          <w:tblHeader w:val="off"/>
         </w:trPr>
         <w:tc>
           <w:tcPr>
@@ -2477,7 +2525,7 @@
       </w:tr>
       <w:tr>
         <w:trPr>
-          <w:tblHeader w:val="false"/>
+          <w:tblHeader w:val="off"/>
         </w:trPr>
         <w:tc>
           <w:tcPr>
@@ -2555,7 +2603,7 @@
       </w:tr>
       <w:tr>
         <w:trPr>
-          <w:tblHeader w:val="false"/>
+          <w:tblHeader w:val="off"/>
         </w:trPr>
         <w:tc>
           <w:tcPr>
@@ -2633,7 +2681,7 @@
       </w:tr>
       <w:tr>
         <w:trPr>
-          <w:tblHeader w:val="false"/>
+          <w:tblHeader w:val="off"/>
         </w:trPr>
         <w:tc>
           <w:tcPr>
@@ -2783,7 +2831,7 @@
           <w:sz w:val="24"/>
           <w:szCs w:val="24"/>
         </w:rPr>
-        <w:t xml:space="preserve">4.1 Views (17)</w:t>
+        <w:t xml:space="preserve">4.1 Views (18)</w:t>
       </w:r>
     </w:p>
     <w:p>
@@ -2883,7 +2931,7 @@
       </w:tr>
       <w:tr>
         <w:trPr>
-          <w:tblHeader w:val="false"/>
+          <w:tblHeader w:val="off"/>
         </w:trPr>
         <w:tc>
           <w:tcPr>
@@ -2934,7 +2982,7 @@
       </w:tr>
       <w:tr>
         <w:trPr>
-          <w:tblHeader w:val="false"/>
+          <w:tblHeader w:val="off"/>
         </w:trPr>
         <w:tc>
           <w:tcPr>
@@ -2985,7 +3033,7 @@
       </w:tr>
       <w:tr>
         <w:trPr>
-          <w:tblHeader w:val="false"/>
+          <w:tblHeader w:val="off"/>
         </w:trPr>
         <w:tc>
           <w:tcPr>
@@ -3036,7 +3084,7 @@
       </w:tr>
       <w:tr>
         <w:trPr>
-          <w:tblHeader w:val="false"/>
+          <w:tblHeader w:val="off"/>
         </w:trPr>
         <w:tc>
           <w:tcPr>
@@ -3087,7 +3135,7 @@
       </w:tr>
       <w:tr>
         <w:trPr>
-          <w:tblHeader w:val="false"/>
+          <w:tblHeader w:val="off"/>
         </w:trPr>
         <w:tc>
           <w:tcPr>
@@ -3138,7 +3186,7 @@
       </w:tr>
       <w:tr>
         <w:trPr>
-          <w:tblHeader w:val="false"/>
+          <w:tblHeader w:val="off"/>
         </w:trPr>
         <w:tc>
           <w:tcPr>
@@ -3189,7 +3237,7 @@
       </w:tr>
       <w:tr>
         <w:trPr>
-          <w:tblHeader w:val="false"/>
+          <w:tblHeader w:val="off"/>
         </w:trPr>
         <w:tc>
           <w:tcPr>
@@ -3210,6 +3258,57 @@
                 <w:sz w:val="18"/>
                 <w:szCs w:val="18"/>
               </w:rPr>
+              <w:t xml:space="preserve">Where monitoring happens</w:t>
+            </w:r>
+          </w:p>
+        </w:tc>
+        <w:tc>
+          <w:tcPr>
+            <w:tcW w:type="dxa" w:w="6178"/>
+            <w:tcMar>
+              <w:top w:type="dxa" w:w="60"/>
+              <w:left w:type="dxa" w:w="108"/>
+              <w:bottom w:type="dxa" w:w="60"/>
+              <w:right w:type="dxa" w:w="108"/>
+            </w:tcMar>
+          </w:tcPr>
+          <w:p>
+            <w:pPr>
+              <w:spacing w:after="0" w:line="240"/>
+            </w:pPr>
+            <w:r>
+              <w:rPr>
+                <w:sz w:val="18"/>
+                <w:szCs w:val="18"/>
+              </w:rPr>
+              <w:t xml:space="preserve"/>
+            </w:r>
+          </w:p>
+        </w:tc>
+      </w:tr>
+      <w:tr>
+        <w:trPr>
+          <w:tblHeader w:val="off"/>
+        </w:trPr>
+        <w:tc>
+          <w:tcPr>
+            <w:tcW w:type="dxa" w:w="3182"/>
+            <w:tcMar>
+              <w:top w:type="dxa" w:w="60"/>
+              <w:left w:type="dxa" w:w="108"/>
+              <w:bottom w:type="dxa" w:w="60"/>
+              <w:right w:type="dxa" w:w="108"/>
+            </w:tcMar>
+          </w:tcPr>
+          <w:p>
+            <w:pPr>
+              <w:spacing w:after="0" w:line="240"/>
+            </w:pPr>
+            <w:r>
+              <w:rPr>
+                <w:sz w:val="18"/>
+                <w:szCs w:val="18"/>
+              </w:rPr>
               <w:t xml:space="preserve">Coverage &amp; equity</w:t>
             </w:r>
           </w:p>
@@ -3240,7 +3339,7 @@
       </w:tr>
       <w:tr>
         <w:trPr>
-          <w:tblHeader w:val="false"/>
+          <w:tblHeader w:val="off"/>
         </w:trPr>
         <w:tc>
           <w:tcPr>
@@ -3291,7 +3390,7 @@
       </w:tr>
       <w:tr>
         <w:trPr>
-          <w:tblHeader w:val="false"/>
+          <w:tblHeader w:val="off"/>
         </w:trPr>
         <w:tc>
           <w:tcPr>
@@ -3342,7 +3441,7 @@
       </w:tr>
       <w:tr>
         <w:trPr>
-          <w:tblHeader w:val="false"/>
+          <w:tblHeader w:val="off"/>
         </w:trPr>
         <w:tc>
           <w:tcPr>
@@ -3393,7 +3492,7 @@
       </w:tr>
       <w:tr>
         <w:trPr>
-          <w:tblHeader w:val="false"/>
+          <w:tblHeader w:val="off"/>
         </w:trPr>
         <w:tc>
           <w:tcPr>
@@ -3444,7 +3543,7 @@
       </w:tr>
       <w:tr>
         <w:trPr>
-          <w:tblHeader w:val="false"/>
+          <w:tblHeader w:val="off"/>
         </w:trPr>
         <w:tc>
           <w:tcPr>
@@ -3495,7 +3594,7 @@
       </w:tr>
       <w:tr>
         <w:trPr>
-          <w:tblHeader w:val="false"/>
+          <w:tblHeader w:val="off"/>
         </w:trPr>
         <w:tc>
           <w:tcPr>
@@ -3546,7 +3645,7 @@
       </w:tr>
       <w:tr>
         <w:trPr>
-          <w:tblHeader w:val="false"/>
+          <w:tblHeader w:val="off"/>
         </w:trPr>
         <w:tc>
           <w:tcPr>
@@ -3597,7 +3696,7 @@
       </w:tr>
       <w:tr>
         <w:trPr>
-          <w:tblHeader w:val="false"/>
+          <w:tblHeader w:val="off"/>
         </w:trPr>
         <w:tc>
           <w:tcPr>
@@ -3648,7 +3747,7 @@
       </w:tr>
       <w:tr>
         <w:trPr>
-          <w:tblHeader w:val="false"/>
+          <w:tblHeader w:val="off"/>
         </w:trPr>
         <w:tc>
           <w:tcPr>
@@ -3699,7 +3798,7 @@
       </w:tr>
       <w:tr>
         <w:trPr>
-          <w:tblHeader w:val="false"/>
+          <w:tblHeader w:val="off"/>
         </w:trPr>
         <w:tc>
           <w:tcPr>
@@ -3911,7 +4010,7 @@
       </w:tr>
       <w:tr>
         <w:trPr>
-          <w:tblHeader w:val="false"/>
+          <w:tblHeader w:val="off"/>
         </w:trPr>
         <w:tc>
           <w:tcPr>
@@ -4010,7 +4109,7 @@
       </w:tr>
       <w:tr>
         <w:trPr>
-          <w:tblHeader w:val="false"/>
+          <w:tblHeader w:val="off"/>
         </w:trPr>
         <w:tc>
           <w:tcPr>
@@ -4109,7 +4208,7 @@
       </w:tr>
       <w:tr>
         <w:trPr>
-          <w:tblHeader w:val="false"/>
+          <w:tblHeader w:val="off"/>
         </w:trPr>
         <w:tc>
           <w:tcPr>
@@ -4208,7 +4307,7 @@
       </w:tr>
       <w:tr>
         <w:trPr>
-          <w:tblHeader w:val="false"/>
+          <w:tblHeader w:val="off"/>
         </w:trPr>
         <w:tc>
           <w:tcPr>
@@ -4307,7 +4406,7 @@
       </w:tr>
       <w:tr>
         <w:trPr>
-          <w:tblHeader w:val="false"/>
+          <w:tblHeader w:val="off"/>
         </w:trPr>
         <w:tc>
           <w:tcPr>
@@ -4404,7 +4503,7 @@
       </w:tr>
       <w:tr>
         <w:trPr>
-          <w:tblHeader w:val="false"/>
+          <w:tblHeader w:val="off"/>
         </w:trPr>
         <w:tc>
           <w:tcPr>
@@ -4661,7 +4760,7 @@
       </w:tr>
       <w:tr>
         <w:trPr>
-          <w:tblHeader w:val="false"/>
+          <w:tblHeader w:val="off"/>
         </w:trPr>
         <w:tc>
           <w:tcPr>
@@ -4737,7 +4836,7 @@
       </w:tr>
       <w:tr>
         <w:trPr>
-          <w:tblHeader w:val="false"/>
+          <w:tblHeader w:val="off"/>
         </w:trPr>
         <w:tc>
           <w:tcPr>
@@ -4813,7 +4912,7 @@
       </w:tr>
       <w:tr>
         <w:trPr>
-          <w:tblHeader w:val="false"/>
+          <w:tblHeader w:val="off"/>
         </w:trPr>
         <w:tc>
           <w:tcPr>
@@ -5180,7 +5279,7 @@
       </w:tr>
       <w:tr>
         <w:trPr>
-          <w:tblHeader w:val="false"/>
+          <w:tblHeader w:val="off"/>
         </w:trPr>
         <w:tc>
           <w:tcPr>
@@ -5256,7 +5355,7 @@
       </w:tr>
       <w:tr>
         <w:trPr>
-          <w:tblHeader w:val="false"/>
+          <w:tblHeader w:val="off"/>
         </w:trPr>
         <w:tc>
           <w:tcPr>
@@ -5302,7 +5401,7 @@
                 <w:sz w:val="18"/>
                 <w:szCs w:val="18"/>
               </w:rPr>
-              <w:t xml:space="preserve">12 files</w:t>
+              <w:t xml:space="preserve">15 files</w:t>
             </w:r>
           </w:p>
         </w:tc>
@@ -5332,7 +5431,7 @@
       </w:tr>
       <w:tr>
         <w:trPr>
-          <w:tblHeader w:val="false"/>
+          <w:tblHeader w:val="off"/>
         </w:trPr>
         <w:tc>
           <w:tcPr>
@@ -5408,7 +5507,7 @@
       </w:tr>
       <w:tr>
         <w:trPr>
-          <w:tblHeader w:val="false"/>
+          <w:tblHeader w:val="off"/>
         </w:trPr>
         <w:tc>
           <w:tcPr>
@@ -5431,7 +5530,7 @@
                 <w:sz w:val="18"/>
                 <w:szCs w:val="18"/>
               </w:rPr>
-              <w:t xml:space="preserve">sample_export/</w:t>
+              <w:t xml:space="preserve">references/</w:t>
             </w:r>
           </w:p>
         </w:tc>
@@ -5454,7 +5553,7 @@
                 <w:sz w:val="18"/>
                 <w:szCs w:val="18"/>
               </w:rPr>
-              <w:t xml:space="preserve">29 files</w:t>
+              <w:t xml:space="preserve">4 files</w:t>
             </w:r>
           </w:p>
         </w:tc>
@@ -5477,14 +5576,14 @@
                 <w:sz w:val="18"/>
                 <w:szCs w:val="18"/>
               </w:rPr>
-              <w:t xml:space="preserve">A saved export kept as a fixture for testing scripts offline. It is not a build fallback; the workflow refuses to build without the real pipeline.</w:t>
-            </w:r>
-          </w:p>
-        </w:tc>
-      </w:tr>
-      <w:tr>
-        <w:trPr>
-          <w:tblHeader w:val="false"/>
+              <w:t xml:space="preserve"/>
+            </w:r>
+          </w:p>
+        </w:tc>
+      </w:tr>
+      <w:tr>
+        <w:trPr>
+          <w:tblHeader w:val="off"/>
         </w:trPr>
         <w:tc>
           <w:tcPr>
@@ -5507,13 +5606,64 @@
                 <w:sz w:val="18"/>
                 <w:szCs w:val="18"/>
               </w:rPr>
-              <w:t xml:space="preserve">scripts/</w:t>
+              <w:t xml:space="preserve">sample_export/</w:t>
             </w:r>
           </w:p>
         </w:tc>
         <w:tc>
           <w:tcPr>
             <w:tcW w:type="dxa" w:w="3089"/>
+            <w:tcMar>
+              <w:top w:type="dxa" w:w="60"/>
+              <w:left w:type="dxa" w:w="108"/>
+              <w:bottom w:type="dxa" w:w="60"/>
+              <w:right w:type="dxa" w:w="108"/>
+            </w:tcMar>
+          </w:tcPr>
+          <w:p>
+            <w:pPr>
+              <w:spacing w:after="0" w:line="240"/>
+            </w:pPr>
+            <w:r>
+              <w:rPr>
+                <w:sz w:val="18"/>
+                <w:szCs w:val="18"/>
+              </w:rPr>
+              <w:t xml:space="preserve">29 files</w:t>
+            </w:r>
+          </w:p>
+        </w:tc>
+        <w:tc>
+          <w:tcPr>
+            <w:tcW w:type="dxa" w:w="3089"/>
+            <w:tcMar>
+              <w:top w:type="dxa" w:w="60"/>
+              <w:left w:type="dxa" w:w="108"/>
+              <w:bottom w:type="dxa" w:w="60"/>
+              <w:right w:type="dxa" w:w="108"/>
+            </w:tcMar>
+          </w:tcPr>
+          <w:p>
+            <w:pPr>
+              <w:spacing w:after="0" w:line="240"/>
+            </w:pPr>
+            <w:r>
+              <w:rPr>
+                <w:sz w:val="18"/>
+                <w:szCs w:val="18"/>
+              </w:rPr>
+              <w:t xml:space="preserve">A saved export kept as a fixture for testing scripts offline. It is not a build fallback; the workflow refuses to build without the real pipeline.</w:t>
+            </w:r>
+          </w:p>
+        </w:tc>
+      </w:tr>
+      <w:tr>
+        <w:trPr>
+          <w:tblHeader w:val="off"/>
+        </w:trPr>
+        <w:tc>
+          <w:tcPr>
+            <w:tcW w:type="dxa" w:w="3182"/>
             <w:tcMar>
               <w:top w:type="dxa" w:w="60"/>
               <w:left w:type="dxa" w:w="108"/>
@@ -5532,15 +5682,24 @@
                 <w:sz w:val="18"/>
                 <w:szCs w:val="18"/>
               </w:rPr>
-              <w:t xml:space="preserve">build_audit_doc.py</w:t>
-            </w:r>
-            <w:r>
-              <w:rPr>
-                <w:sz w:val="18"/>
-                <w:szCs w:val="18"/>
-              </w:rPr>
-              <w:t xml:space="preserve">, </w:t>
-            </w:r>
+              <w:t xml:space="preserve">scripts/</w:t>
+            </w:r>
+          </w:p>
+        </w:tc>
+        <w:tc>
+          <w:tcPr>
+            <w:tcW w:type="dxa" w:w="3089"/>
+            <w:tcMar>
+              <w:top w:type="dxa" w:w="60"/>
+              <w:left w:type="dxa" w:w="108"/>
+              <w:bottom w:type="dxa" w:w="60"/>
+              <w:right w:type="dxa" w:w="108"/>
+            </w:tcMar>
+          </w:tcPr>
+          <w:p>
+            <w:pPr>
+              <w:spacing w:after="0" w:line="240"/>
+            </w:pPr>
             <w:r>
               <w:rPr>
                 <w:rFonts w:ascii="Consolas" w:cs="Consolas" w:eastAsia="Consolas" w:hAnsi="Consolas"/>
@@ -5548,7 +5707,7 @@
                 <w:sz w:val="18"/>
                 <w:szCs w:val="18"/>
               </w:rPr>
-              <w:t xml:space="preserve">build_docs.py</w:t>
+              <w:t xml:space="preserve">build_audit_doc.py</w:t>
             </w:r>
             <w:r>
               <w:rPr>
@@ -5564,7 +5723,7 @@
                 <w:sz w:val="18"/>
                 <w:szCs w:val="18"/>
               </w:rPr>
-              <w:t xml:space="preserve">build_site.py</w:t>
+              <w:t xml:space="preserve">build_docs.py</w:t>
             </w:r>
             <w:r>
               <w:rPr>
@@ -5580,7 +5739,7 @@
                 <w:sz w:val="18"/>
                 <w:szCs w:val="18"/>
               </w:rPr>
-              <w:t xml:space="preserve">doc_columns.py</w:t>
+              <w:t xml:space="preserve">build_site.py</w:t>
             </w:r>
             <w:r>
               <w:rPr>
@@ -5596,7 +5755,7 @@
                 <w:sz w:val="18"/>
                 <w:szCs w:val="18"/>
               </w:rPr>
-              <w:t xml:space="preserve">nwgs_app_export.py</w:t>
+              <w:t xml:space="preserve">doc_columns.py</w:t>
             </w:r>
             <w:r>
               <w:rPr>
@@ -5612,52 +5771,15 @@
                 <w:sz w:val="18"/>
                 <w:szCs w:val="18"/>
               </w:rPr>
-              <w:t xml:space="preserve">send_alerts.py</w:t>
-            </w:r>
-          </w:p>
-        </w:tc>
-        <w:tc>
-          <w:tcPr>
-            <w:tcW w:type="dxa" w:w="3089"/>
-            <w:tcMar>
-              <w:top w:type="dxa" w:w="60"/>
-              <w:left w:type="dxa" w:w="108"/>
-              <w:bottom w:type="dxa" w:w="60"/>
-              <w:right w:type="dxa" w:w="108"/>
-            </w:tcMar>
-          </w:tcPr>
-          <w:p>
-            <w:pPr>
-              <w:spacing w:after="0" w:line="240"/>
-            </w:pPr>
-            <w:r>
-              <w:rPr>
-                <w:sz w:val="18"/>
-                <w:szCs w:val="18"/>
-              </w:rPr>
-              <w:t xml:space="preserve">Build and delivery utilities run by the workflow.</w:t>
-            </w:r>
-          </w:p>
-        </w:tc>
-      </w:tr>
-      <w:tr>
-        <w:trPr>
-          <w:tblHeader w:val="false"/>
-        </w:trPr>
-        <w:tc>
-          <w:tcPr>
-            <w:tcW w:type="dxa" w:w="3182"/>
-            <w:tcMar>
-              <w:top w:type="dxa" w:w="60"/>
-              <w:left w:type="dxa" w:w="108"/>
-              <w:bottom w:type="dxa" w:w="60"/>
-              <w:right w:type="dxa" w:w="108"/>
-            </w:tcMar>
-          </w:tcPr>
-          <w:p>
-            <w:pPr>
-              <w:spacing w:after="0" w:line="240"/>
-            </w:pPr>
+              <w:t xml:space="preserve">nwgs_app_export.py</w:t>
+            </w:r>
+            <w:r>
+              <w:rPr>
+                <w:sz w:val="18"/>
+                <w:szCs w:val="18"/>
+              </w:rPr>
+              <w:t xml:space="preserve">, </w:t>
+            </w:r>
             <w:r>
               <w:rPr>
                 <w:rFonts w:ascii="Consolas" w:cs="Consolas" w:eastAsia="Consolas" w:hAnsi="Consolas"/>
@@ -5665,7 +5787,7 @@
                 <w:sz w:val="18"/>
                 <w:szCs w:val="18"/>
               </w:rPr>
-              <w:t xml:space="preserve">site_src/</w:t>
+              <w:t xml:space="preserve">send_alerts.py</w:t>
             </w:r>
           </w:p>
         </w:tc>
@@ -5688,37 +5810,14 @@
                 <w:sz w:val="18"/>
                 <w:szCs w:val="18"/>
               </w:rPr>
-              <w:t xml:space="preserve">11 files</w:t>
-            </w:r>
-          </w:p>
-        </w:tc>
-        <w:tc>
-          <w:tcPr>
-            <w:tcW w:type="dxa" w:w="3089"/>
-            <w:tcMar>
-              <w:top w:type="dxa" w:w="60"/>
-              <w:left w:type="dxa" w:w="108"/>
-              <w:bottom w:type="dxa" w:w="60"/>
-              <w:right w:type="dxa" w:w="108"/>
-            </w:tcMar>
-          </w:tcPr>
-          <w:p>
-            <w:pPr>
-              <w:spacing w:after="0" w:line="240"/>
-            </w:pPr>
-            <w:r>
-              <w:rPr>
-                <w:sz w:val="18"/>
-                <w:szCs w:val="18"/>
-              </w:rPr>
-              <w:t xml:space="preserve">The site source: the page template, county geometry, images and the public Supabase configuration.</w:t>
-            </w:r>
-          </w:p>
-        </w:tc>
-      </w:tr>
-      <w:tr>
-        <w:trPr>
-          <w:tblHeader w:val="false"/>
+              <w:t xml:space="preserve">Build and delivery utilities run by the workflow.</w:t>
+            </w:r>
+          </w:p>
+        </w:tc>
+      </w:tr>
+      <w:tr>
+        <w:trPr>
+          <w:tblHeader w:val="off"/>
         </w:trPr>
         <w:tc>
           <w:tcPr>
@@ -5741,7 +5840,7 @@
                 <w:sz w:val="18"/>
                 <w:szCs w:val="18"/>
               </w:rPr>
-              <w:t xml:space="preserve">static_inputs/</w:t>
+              <w:t xml:space="preserve">site_src/</w:t>
             </w:r>
           </w:p>
         </w:tc>
@@ -5764,7 +5863,7 @@
                 <w:sz w:val="18"/>
                 <w:szCs w:val="18"/>
               </w:rPr>
-              <w:t xml:space="preserve">3 files</w:t>
+              <w:t xml:space="preserve">12 files</w:t>
             </w:r>
           </w:p>
         </w:tc>
@@ -5787,14 +5886,14 @@
                 <w:sz w:val="18"/>
                 <w:szCs w:val="18"/>
               </w:rPr>
-              <w:t xml:space="preserve">Inputs the pipeline cannot download for itself, plus the committed forecast ledger seed.</w:t>
-            </w:r>
-          </w:p>
-        </w:tc>
-      </w:tr>
-      <w:tr>
-        <w:trPr>
-          <w:tblHeader w:val="false"/>
+              <w:t xml:space="preserve">The site source: the page template, county geometry, images and the public Supabase configuration.</w:t>
+            </w:r>
+          </w:p>
+        </w:tc>
+      </w:tr>
+      <w:tr>
+        <w:trPr>
+          <w:tblHeader w:val="off"/>
         </w:trPr>
         <w:tc>
           <w:tcPr>
@@ -5817,7 +5916,7 @@
                 <w:sz w:val="18"/>
                 <w:szCs w:val="18"/>
               </w:rPr>
-              <w:t xml:space="preserve">supabase/</w:t>
+              <w:t xml:space="preserve">static_inputs/</w:t>
             </w:r>
           </w:p>
         </w:tc>
@@ -5840,7 +5939,7 @@
                 <w:sz w:val="18"/>
                 <w:szCs w:val="18"/>
               </w:rPr>
-              <w:t xml:space="preserve">1 file</w:t>
+              <w:t xml:space="preserve">10 files</w:t>
             </w:r>
           </w:p>
         </w:tc>
@@ -5863,14 +5962,14 @@
                 <w:sz w:val="18"/>
                 <w:szCs w:val="18"/>
               </w:rPr>
-              <w:t xml:space="preserve">The database schema: tables, row-level security and policies. The source of truth for the Supabase project.</w:t>
-            </w:r>
-          </w:p>
-        </w:tc>
-      </w:tr>
-      <w:tr>
-        <w:trPr>
-          <w:tblHeader w:val="false"/>
+              <w:t xml:space="preserve">Inputs the pipeline cannot download for itself, plus the committed forecast ledger seed.</w:t>
+            </w:r>
+          </w:p>
+        </w:tc>
+      </w:tr>
+      <w:tr>
+        <w:trPr>
+          <w:tblHeader w:val="off"/>
         </w:trPr>
         <w:tc>
           <w:tcPr>
@@ -5893,7 +5992,7 @@
                 <w:sz w:val="18"/>
                 <w:szCs w:val="18"/>
               </w:rPr>
-              <w:t xml:space="preserve">.gitattributes</w:t>
+              <w:t xml:space="preserve">supabase/</w:t>
             </w:r>
           </w:p>
         </w:tc>
@@ -5916,7 +6015,7 @@
                 <w:sz w:val="18"/>
                 <w:szCs w:val="18"/>
               </w:rPr>
-              <w:t xml:space="preserve">under 1 KB</w:t>
+              <w:t xml:space="preserve">1 file</w:t>
             </w:r>
           </w:p>
         </w:tc>
@@ -5939,14 +6038,14 @@
                 <w:sz w:val="18"/>
                 <w:szCs w:val="18"/>
               </w:rPr>
-              <w:t xml:space="preserve"/>
-            </w:r>
-          </w:p>
-        </w:tc>
-      </w:tr>
-      <w:tr>
-        <w:trPr>
-          <w:tblHeader w:val="false"/>
+              <w:t xml:space="preserve">The database schema: tables, row-level security and policies. The source of truth for the Supabase project.</w:t>
+            </w:r>
+          </w:p>
+        </w:tc>
+      </w:tr>
+      <w:tr>
+        <w:trPr>
+          <w:tblHeader w:val="off"/>
         </w:trPr>
         <w:tc>
           <w:tcPr>
@@ -5969,7 +6068,7 @@
                 <w:sz w:val="18"/>
                 <w:szCs w:val="18"/>
               </w:rPr>
-              <w:t xml:space="preserve">.gitignore</w:t>
+              <w:t xml:space="preserve">.gitattributes</w:t>
             </w:r>
           </w:p>
         </w:tc>
@@ -6015,14 +6114,14 @@
                 <w:sz w:val="18"/>
                 <w:szCs w:val="18"/>
               </w:rPr>
-              <w:t xml:space="preserve">What is deliberately excluded; see 6.2.</w:t>
-            </w:r>
-          </w:p>
-        </w:tc>
-      </w:tr>
-      <w:tr>
-        <w:trPr>
-          <w:tblHeader w:val="false"/>
+              <w:t xml:space="preserve"/>
+            </w:r>
+          </w:p>
+        </w:tc>
+      </w:tr>
+      <w:tr>
+        <w:trPr>
+          <w:tblHeader w:val="off"/>
         </w:trPr>
         <w:tc>
           <w:tcPr>
@@ -6045,7 +6144,7 @@
                 <w:sz w:val="18"/>
                 <w:szCs w:val="18"/>
               </w:rPr>
-              <w:t xml:space="preserve">CITATION.cff</w:t>
+              <w:t xml:space="preserve">.gitignore</w:t>
             </w:r>
           </w:p>
         </w:tc>
@@ -6091,14 +6190,14 @@
                 <w:sz w:val="18"/>
                 <w:szCs w:val="18"/>
               </w:rPr>
-              <w:t xml:space="preserve">Machine-readable citation metadata, used by GitHub's “Cite this repository” button.</w:t>
-            </w:r>
-          </w:p>
-        </w:tc>
-      </w:tr>
-      <w:tr>
-        <w:trPr>
-          <w:tblHeader w:val="false"/>
+              <w:t xml:space="preserve">What is deliberately excluded; see 6.2.</w:t>
+            </w:r>
+          </w:p>
+        </w:tc>
+      </w:tr>
+      <w:tr>
+        <w:trPr>
+          <w:tblHeader w:val="off"/>
         </w:trPr>
         <w:tc>
           <w:tcPr>
@@ -6121,7 +6220,7 @@
                 <w:sz w:val="18"/>
                 <w:szCs w:val="18"/>
               </w:rPr>
-              <w:t xml:space="preserve">LICENSE</w:t>
+              <w:t xml:space="preserve">CITATION.cff</w:t>
             </w:r>
           </w:p>
         </w:tc>
@@ -6144,7 +6243,7 @@
                 <w:sz w:val="18"/>
                 <w:szCs w:val="18"/>
               </w:rPr>
-              <w:t xml:space="preserve">2 KB</w:t>
+              <w:t xml:space="preserve">under 1 KB</w:t>
             </w:r>
           </w:p>
         </w:tc>
@@ -6167,14 +6266,14 @@
                 <w:sz w:val="18"/>
                 <w:szCs w:val="18"/>
               </w:rPr>
-              <w:t xml:space="preserve">All rights reserved. No reuse without written permission.</w:t>
-            </w:r>
-          </w:p>
-        </w:tc>
-      </w:tr>
-      <w:tr>
-        <w:trPr>
-          <w:tblHeader w:val="false"/>
+              <w:t xml:space="preserve">Machine-readable citation metadata, used by GitHub's “Cite this repository” button.</w:t>
+            </w:r>
+          </w:p>
+        </w:tc>
+      </w:tr>
+      <w:tr>
+        <w:trPr>
+          <w:tblHeader w:val="off"/>
         </w:trPr>
         <w:tc>
           <w:tcPr>
@@ -6197,6 +6296,82 @@
                 <w:sz w:val="18"/>
                 <w:szCs w:val="18"/>
               </w:rPr>
+              <w:t xml:space="preserve">LICENSE</w:t>
+            </w:r>
+          </w:p>
+        </w:tc>
+        <w:tc>
+          <w:tcPr>
+            <w:tcW w:type="dxa" w:w="3089"/>
+            <w:tcMar>
+              <w:top w:type="dxa" w:w="60"/>
+              <w:left w:type="dxa" w:w="108"/>
+              <w:bottom w:type="dxa" w:w="60"/>
+              <w:right w:type="dxa" w:w="108"/>
+            </w:tcMar>
+          </w:tcPr>
+          <w:p>
+            <w:pPr>
+              <w:spacing w:after="0" w:line="240"/>
+            </w:pPr>
+            <w:r>
+              <w:rPr>
+                <w:sz w:val="18"/>
+                <w:szCs w:val="18"/>
+              </w:rPr>
+              <w:t xml:space="preserve">2 KB</w:t>
+            </w:r>
+          </w:p>
+        </w:tc>
+        <w:tc>
+          <w:tcPr>
+            <w:tcW w:type="dxa" w:w="3089"/>
+            <w:tcMar>
+              <w:top w:type="dxa" w:w="60"/>
+              <w:left w:type="dxa" w:w="108"/>
+              <w:bottom w:type="dxa" w:w="60"/>
+              <w:right w:type="dxa" w:w="108"/>
+            </w:tcMar>
+          </w:tcPr>
+          <w:p>
+            <w:pPr>
+              <w:spacing w:after="0" w:line="240"/>
+            </w:pPr>
+            <w:r>
+              <w:rPr>
+                <w:sz w:val="18"/>
+                <w:szCs w:val="18"/>
+              </w:rPr>
+              <w:t xml:space="preserve">All rights reserved. No reuse without written permission.</w:t>
+            </w:r>
+          </w:p>
+        </w:tc>
+      </w:tr>
+      <w:tr>
+        <w:trPr>
+          <w:tblHeader w:val="off"/>
+        </w:trPr>
+        <w:tc>
+          <w:tcPr>
+            <w:tcW w:type="dxa" w:w="3182"/>
+            <w:tcMar>
+              <w:top w:type="dxa" w:w="60"/>
+              <w:left w:type="dxa" w:w="108"/>
+              <w:bottom w:type="dxa" w:w="60"/>
+              <w:right w:type="dxa" w:w="108"/>
+            </w:tcMar>
+          </w:tcPr>
+          <w:p>
+            <w:pPr>
+              <w:spacing w:after="0" w:line="240"/>
+            </w:pPr>
+            <w:r>
+              <w:rPr>
+                <w:rFonts w:ascii="Consolas" w:cs="Consolas" w:eastAsia="Consolas" w:hAnsi="Consolas"/>
+                <w:color w:val="6E1F2B"/>
+                <w:sz w:val="18"/>
+                <w:szCs w:val="18"/>
+              </w:rPr>
               <w:t xml:space="preserve">README.md</w:t>
             </w:r>
           </w:p>
@@ -6220,7 +6395,7 @@
                 <w:sz w:val="18"/>
                 <w:szCs w:val="18"/>
               </w:rPr>
-              <w:t xml:space="preserve">6 KB</w:t>
+              <w:t xml:space="preserve">11 KB</w:t>
             </w:r>
           </w:p>
         </w:tc>
@@ -6250,7 +6425,7 @@
       </w:tr>
       <w:tr>
         <w:trPr>
-          <w:tblHeader w:val="false"/>
+          <w:tblHeader w:val="off"/>
         </w:trPr>
         <w:tc>
           <w:tcPr>
@@ -6419,7 +6594,7 @@
       </w:tr>
       <w:tr>
         <w:trPr>
-          <w:tblHeader w:val="false"/>
+          <w:tblHeader w:val="off"/>
         </w:trPr>
         <w:tc>
           <w:tcPr>
@@ -6472,7 +6647,7 @@
       </w:tr>
       <w:tr>
         <w:trPr>
-          <w:tblHeader w:val="false"/>
+          <w:tblHeader w:val="off"/>
         </w:trPr>
         <w:tc>
           <w:tcPr>
@@ -6525,7 +6700,7 @@
       </w:tr>
       <w:tr>
         <w:trPr>
-          <w:tblHeader w:val="false"/>
+          <w:tblHeader w:val="off"/>
         </w:trPr>
         <w:tc>
           <w:tcPr>
@@ -6578,7 +6753,7 @@
       </w:tr>
       <w:tr>
         <w:trPr>
-          <w:tblHeader w:val="false"/>
+          <w:tblHeader w:val="off"/>
         </w:trPr>
         <w:tc>
           <w:tcPr>
@@ -6631,7 +6806,7 @@
       </w:tr>
       <w:tr>
         <w:trPr>
-          <w:tblHeader w:val="false"/>
+          <w:tblHeader w:val="off"/>
         </w:trPr>
         <w:tc>
           <w:tcPr>
@@ -6684,7 +6859,7 @@
       </w:tr>
       <w:tr>
         <w:trPr>
-          <w:tblHeader w:val="false"/>
+          <w:tblHeader w:val="off"/>
         </w:trPr>
         <w:tc>
           <w:tcPr>
@@ -6854,7 +7029,7 @@
       </w:tr>
       <w:tr>
         <w:trPr>
-          <w:tblHeader w:val="false"/>
+          <w:tblHeader w:val="off"/>
         </w:trPr>
         <w:tc>
           <w:tcPr>
@@ -6907,7 +7082,7 @@
       </w:tr>
       <w:tr>
         <w:trPr>
-          <w:tblHeader w:val="false"/>
+          <w:tblHeader w:val="off"/>
         </w:trPr>
         <w:tc>
           <w:tcPr>
@@ -6960,7 +7135,7 @@
       </w:tr>
       <w:tr>
         <w:trPr>
-          <w:tblHeader w:val="false"/>
+          <w:tblHeader w:val="off"/>
         </w:trPr>
         <w:tc>
           <w:tcPr>
@@ -7013,7 +7188,7 @@
       </w:tr>
       <w:tr>
         <w:trPr>
-          <w:tblHeader w:val="false"/>
+          <w:tblHeader w:val="off"/>
         </w:trPr>
         <w:tc>
           <w:tcPr>
@@ -7066,7 +7241,7 @@
       </w:tr>
       <w:tr>
         <w:trPr>
-          <w:tblHeader w:val="false"/>
+          <w:tblHeader w:val="off"/>
         </w:trPr>
         <w:tc>
           <w:tcPr>
@@ -7119,7 +7294,7 @@
       </w:tr>
       <w:tr>
         <w:trPr>
-          <w:tblHeader w:val="false"/>
+          <w:tblHeader w:val="off"/>
         </w:trPr>
         <w:tc>
           <w:tcPr>
@@ -7172,7 +7347,7 @@
       </w:tr>
       <w:tr>
         <w:trPr>
-          <w:tblHeader w:val="false"/>
+          <w:tblHeader w:val="off"/>
         </w:trPr>
         <w:tc>
           <w:tcPr>
@@ -7219,6 +7394,112 @@
                 <w:szCs w:val="18"/>
               </w:rPr>
               <w:t xml:space="preserve">Run logs go to the release instead</w:t>
+            </w:r>
+          </w:p>
+        </w:tc>
+      </w:tr>
+      <w:tr>
+        <w:trPr>
+          <w:tblHeader w:val="off"/>
+        </w:trPr>
+        <w:tc>
+          <w:tcPr>
+            <w:tcW w:type="dxa" w:w="3182"/>
+            <w:tcMar>
+              <w:top w:type="dxa" w:w="60"/>
+              <w:left w:type="dxa" w:w="108"/>
+              <w:bottom w:type="dxa" w:w="60"/>
+              <w:right w:type="dxa" w:w="108"/>
+            </w:tcMar>
+          </w:tcPr>
+          <w:p>
+            <w:pPr>
+              <w:spacing w:after="0" w:line="240"/>
+            </w:pPr>
+            <w:r>
+              <w:rPr>
+                <w:rFonts w:ascii="Consolas" w:cs="Consolas" w:eastAsia="Consolas" w:hAnsi="Consolas"/>
+                <w:color w:val="6E1F2B"/>
+                <w:sz w:val="18"/>
+                <w:szCs w:val="18"/>
+              </w:rPr>
+              <w:t xml:space="preserve">references/pdfs/*</w:t>
+            </w:r>
+          </w:p>
+        </w:tc>
+        <w:tc>
+          <w:tcPr>
+            <w:tcW w:type="dxa" w:w="6178"/>
+            <w:tcMar>
+              <w:top w:type="dxa" w:w="60"/>
+              <w:left w:type="dxa" w:w="108"/>
+              <w:bottom w:type="dxa" w:w="60"/>
+              <w:right w:type="dxa" w:w="108"/>
+            </w:tcMar>
+          </w:tcPr>
+          <w:p>
+            <w:pPr>
+              <w:spacing w:after="0" w:line="240"/>
+            </w:pPr>
+            <w:r>
+              <w:rPr>
+                <w:sz w:val="18"/>
+                <w:szCs w:val="18"/>
+              </w:rPr>
+              <w:t xml:space="preserve"/>
+            </w:r>
+          </w:p>
+        </w:tc>
+      </w:tr>
+      <w:tr>
+        <w:trPr>
+          <w:tblHeader w:val="off"/>
+        </w:trPr>
+        <w:tc>
+          <w:tcPr>
+            <w:tcW w:type="dxa" w:w="3182"/>
+            <w:tcMar>
+              <w:top w:type="dxa" w:w="60"/>
+              <w:left w:type="dxa" w:w="108"/>
+              <w:bottom w:type="dxa" w:w="60"/>
+              <w:right w:type="dxa" w:w="108"/>
+            </w:tcMar>
+          </w:tcPr>
+          <w:p>
+            <w:pPr>
+              <w:spacing w:after="0" w:line="240"/>
+            </w:pPr>
+            <w:r>
+              <w:rPr>
+                <w:rFonts w:ascii="Consolas" w:cs="Consolas" w:eastAsia="Consolas" w:hAnsi="Consolas"/>
+                <w:color w:val="6E1F2B"/>
+                <w:sz w:val="18"/>
+                <w:szCs w:val="18"/>
+              </w:rPr>
+              <w:t xml:space="preserve">!references/pdfs/.gitkeep</w:t>
+            </w:r>
+          </w:p>
+        </w:tc>
+        <w:tc>
+          <w:tcPr>
+            <w:tcW w:type="dxa" w:w="6178"/>
+            <w:tcMar>
+              <w:top w:type="dxa" w:w="60"/>
+              <w:left w:type="dxa" w:w="108"/>
+              <w:bottom w:type="dxa" w:w="60"/>
+              <w:right w:type="dxa" w:w="108"/>
+            </w:tcMar>
+          </w:tcPr>
+          <w:p>
+            <w:pPr>
+              <w:spacing w:after="0" w:line="240"/>
+            </w:pPr>
+            <w:r>
+              <w:rPr>
+                <w:sz w:val="18"/>
+                <w:szCs w:val="18"/>
+              </w:rPr>
+              <w:t xml:space="preserve"/>
             </w:r>
           </w:p>
         </w:tc>
@@ -7401,7 +7682,7 @@
       </w:tr>
       <w:tr>
         <w:trPr>
-          <w:tblHeader w:val="false"/>
+          <w:tblHeader w:val="off"/>
         </w:trPr>
         <w:tc>
           <w:tcPr>
@@ -7454,7 +7735,7 @@
       </w:tr>
       <w:tr>
         <w:trPr>
-          <w:tblHeader w:val="false"/>
+          <w:tblHeader w:val="off"/>
         </w:trPr>
         <w:tc>
           <w:tcPr>
@@ -7507,7 +7788,7 @@
       </w:tr>
       <w:tr>
         <w:trPr>
-          <w:tblHeader w:val="false"/>
+          <w:tblHeader w:val="off"/>
         </w:trPr>
         <w:tc>
           <w:tcPr>
@@ -7560,7 +7841,7 @@
       </w:tr>
       <w:tr>
         <w:trPr>
-          <w:tblHeader w:val="false"/>
+          <w:tblHeader w:val="off"/>
         </w:trPr>
         <w:tc>
           <w:tcPr>
@@ -7629,7 +7910,7 @@
       </w:tr>
       <w:tr>
         <w:trPr>
-          <w:tblHeader w:val="false"/>
+          <w:tblHeader w:val="off"/>
         </w:trPr>
         <w:tc>
           <w:tcPr>
@@ -7698,7 +7979,7 @@
       </w:tr>
       <w:tr>
         <w:trPr>
-          <w:tblHeader w:val="false"/>
+          <w:tblHeader w:val="off"/>
         </w:trPr>
         <w:tc>
           <w:tcPr>
@@ -7751,7 +8032,7 @@
       </w:tr>
       <w:tr>
         <w:trPr>
-          <w:tblHeader w:val="false"/>
+          <w:tblHeader w:val="off"/>
         </w:trPr>
         <w:tc>
           <w:tcPr>
@@ -7804,7 +8085,7 @@
       </w:tr>
       <w:tr>
         <w:trPr>
-          <w:tblHeader w:val="false"/>
+          <w:tblHeader w:val="off"/>
         </w:trPr>
         <w:tc>
           <w:tcPr>
@@ -7857,7 +8138,7 @@
       </w:tr>
       <w:tr>
         <w:trPr>
-          <w:tblHeader w:val="false"/>
+          <w:tblHeader w:val="off"/>
         </w:trPr>
         <w:tc>
           <w:tcPr>
@@ -7926,7 +8207,7 @@
       </w:tr>
       <w:tr>
         <w:trPr>
-          <w:tblHeader w:val="false"/>
+          <w:tblHeader w:val="off"/>
         </w:trPr>
         <w:tc>
           <w:tcPr>
@@ -7979,7 +8260,7 @@
       </w:tr>
       <w:tr>
         <w:trPr>
-          <w:tblHeader w:val="false"/>
+          <w:tblHeader w:val="off"/>
         </w:trPr>
         <w:tc>
           <w:tcPr>
@@ -8032,7 +8313,7 @@
       </w:tr>
       <w:tr>
         <w:trPr>
-          <w:tblHeader w:val="false"/>
+          <w:tblHeader w:val="off"/>
         </w:trPr>
         <w:tc>
           <w:tcPr>
@@ -8085,7 +8366,7 @@
       </w:tr>
       <w:tr>
         <w:trPr>
-          <w:tblHeader w:val="false"/>
+          <w:tblHeader w:val="off"/>
         </w:trPr>
         <w:tc>
           <w:tcPr>
@@ -8138,7 +8419,7 @@
       </w:tr>
       <w:tr>
         <w:trPr>
-          <w:tblHeader w:val="false"/>
+          <w:tblHeader w:val="off"/>
         </w:trPr>
         <w:tc>
           <w:tcPr>
@@ -8207,7 +8488,7 @@
       </w:tr>
       <w:tr>
         <w:trPr>
-          <w:tblHeader w:val="false"/>
+          <w:tblHeader w:val="off"/>
         </w:trPr>
         <w:tc>
           <w:tcPr>
@@ -8260,7 +8541,7 @@
       </w:tr>
       <w:tr>
         <w:trPr>
-          <w:tblHeader w:val="false"/>
+          <w:tblHeader w:val="off"/>
         </w:trPr>
         <w:tc>
           <w:tcPr>
@@ -8456,7 +8737,7 @@
       </w:tr>
       <w:tr>
         <w:trPr>
-          <w:tblHeader w:val="false"/>
+          <w:tblHeader w:val="off"/>
         </w:trPr>
         <w:tc>
           <w:tcPr>
@@ -8509,7 +8790,7 @@
       </w:tr>
       <w:tr>
         <w:trPr>
-          <w:tblHeader w:val="false"/>
+          <w:tblHeader w:val="off"/>
         </w:trPr>
         <w:tc>
           <w:tcPr>
@@ -8562,7 +8843,7 @@
       </w:tr>
       <w:tr>
         <w:trPr>
-          <w:tblHeader w:val="false"/>
+          <w:tblHeader w:val="off"/>
         </w:trPr>
         <w:tc>
           <w:tcPr>
@@ -8615,7 +8896,7 @@
       </w:tr>
       <w:tr>
         <w:trPr>
-          <w:tblHeader w:val="false"/>
+          <w:tblHeader w:val="off"/>
         </w:trPr>
         <w:tc>
           <w:tcPr>
@@ -8668,7 +8949,7 @@
       </w:tr>
       <w:tr>
         <w:trPr>
-          <w:tblHeader w:val="false"/>
+          <w:tblHeader w:val="off"/>
         </w:trPr>
         <w:tc>
           <w:tcPr>
@@ -8721,7 +9002,7 @@
       </w:tr>
       <w:tr>
         <w:trPr>
-          <w:tblHeader w:val="false"/>
+          <w:tblHeader w:val="off"/>
         </w:trPr>
         <w:tc>
           <w:tcPr>
@@ -8774,7 +9055,7 @@
       </w:tr>
       <w:tr>
         <w:trPr>
-          <w:tblHeader w:val="false"/>
+          <w:tblHeader w:val="off"/>
         </w:trPr>
         <w:tc>
           <w:tcPr>
@@ -9137,7 +9418,7 @@
       </w:tr>
       <w:tr>
         <w:trPr>
-          <w:tblHeader w:val="false"/>
+          <w:tblHeader w:val="off"/>
         </w:trPr>
         <w:tc>
           <w:tcPr>
@@ -9229,7 +9510,7 @@
                 <w:sz w:val="18"/>
                 <w:szCs w:val="18"/>
               </w:rPr>
-              <w:t xml:space="preserve">517,053</w:t>
+              <w:t xml:space="preserve">509,323</w:t>
             </w:r>
           </w:p>
         </w:tc>
@@ -9259,7 +9540,7 @@
       </w:tr>
       <w:tr>
         <w:trPr>
-          <w:tblHeader w:val="false"/>
+          <w:tblHeader w:val="off"/>
         </w:trPr>
         <w:tc>
           <w:tcPr>
@@ -9351,7 +9632,7 @@
                 <w:sz w:val="18"/>
                 <w:szCs w:val="18"/>
               </w:rPr>
-              <w:t xml:space="preserve">328,726</w:t>
+              <w:t xml:space="preserve">321,370</w:t>
             </w:r>
           </w:p>
         </w:tc>
@@ -9381,7 +9662,7 @@
       </w:tr>
       <w:tr>
         <w:trPr>
-          <w:tblHeader w:val="false"/>
+          <w:tblHeader w:val="off"/>
         </w:trPr>
         <w:tc>
           <w:tcPr>
@@ -9473,7 +9754,7 @@
                 <w:sz w:val="18"/>
                 <w:szCs w:val="18"/>
               </w:rPr>
-              <w:t xml:space="preserve">311,772</w:t>
+              <w:t xml:space="preserve">304,506</w:t>
             </w:r>
           </w:p>
         </w:tc>
@@ -9503,7 +9784,7 @@
       </w:tr>
       <w:tr>
         <w:trPr>
-          <w:tblHeader w:val="false"/>
+          <w:tblHeader w:val="off"/>
         </w:trPr>
         <w:tc>
           <w:tcPr>
@@ -9595,7 +9876,7 @@
                 <w:sz w:val="18"/>
                 <w:szCs w:val="18"/>
               </w:rPr>
-              <w:t xml:space="preserve">124,289</w:t>
+              <w:t xml:space="preserve">120,390</w:t>
             </w:r>
           </w:p>
         </w:tc>
@@ -9625,7 +9906,7 @@
       </w:tr>
       <w:tr>
         <w:trPr>
-          <w:tblHeader w:val="false"/>
+          <w:tblHeader w:val="off"/>
         </w:trPr>
         <w:tc>
           <w:tcPr>
@@ -9717,7 +9998,7 @@
                 <w:sz w:val="18"/>
                 <w:szCs w:val="18"/>
               </w:rPr>
-              <w:t xml:space="preserve">308,836</w:t>
+              <w:t xml:space="preserve">302,244</w:t>
             </w:r>
           </w:p>
         </w:tc>
@@ -9747,7 +10028,7 @@
       </w:tr>
       <w:tr>
         <w:trPr>
-          <w:tblHeader w:val="false"/>
+          <w:tblHeader w:val="off"/>
         </w:trPr>
         <w:tc>
           <w:tcPr>
@@ -9839,7 +10120,7 @@
                 <w:sz w:val="18"/>
                 <w:szCs w:val="18"/>
               </w:rPr>
-              <w:t xml:space="preserve">77,397</w:t>
+              <w:t xml:space="preserve">72,845</w:t>
             </w:r>
           </w:p>
         </w:tc>
@@ -9909,537 +10190,16 @@
         <w:t xml:space="preserve">7.2 External source outcomes for this run</w:t>
       </w:r>
     </w:p>
-    <w:tbl>
-      <w:tblPr>
-        <w:tblW w:type="dxa" w:w="9360"/>
-        <w:tblBorders>
-          <w:top w:val="single" w:color="D8D8D8" w:sz="2"/>
-          <w:left w:val="single" w:color="D8D8D8" w:sz="2"/>
-          <w:bottom w:val="single" w:color="D8D8D8" w:sz="2"/>
-          <w:right w:val="single" w:color="D8D8D8" w:sz="2"/>
-          <w:insideH w:val="single" w:color="D8D8D8" w:sz="2"/>
-          <w:insideV w:val="single" w:color="D8D8D8" w:sz="2"/>
-        </w:tblBorders>
-      </w:tblPr>
-      <w:tblGrid>
-        <w:gridCol w:w="3182"/>
-        <w:gridCol w:w="3089"/>
-        <w:gridCol w:w="3089"/>
-      </w:tblGrid>
-      <w:tr>
-        <w:trPr>
-          <w:tblHeader/>
-        </w:trPr>
-        <w:tc>
-          <w:tcPr>
-            <w:tcW w:type="dxa" w:w="3182"/>
-            <w:shd w:fill="14213A" w:val="clear"/>
-            <w:tcMar>
-              <w:top w:type="dxa" w:w="60"/>
-              <w:left w:type="dxa" w:w="108"/>
-              <w:bottom w:type="dxa" w:w="60"/>
-              <w:right w:type="dxa" w:w="108"/>
-            </w:tcMar>
-          </w:tcPr>
-          <w:p>
-            <w:pPr>
-              <w:spacing w:after="0" w:line="240"/>
-            </w:pPr>
-            <w:r>
-              <w:rPr>
-                <w:b/>
-                <w:bCs/>
-                <w:color w:val="FFFFFF"/>
-                <w:sz w:val="18"/>
-                <w:szCs w:val="18"/>
-              </w:rPr>
-              <w:t xml:space="preserve">Source</w:t>
-            </w:r>
-          </w:p>
-        </w:tc>
-        <w:tc>
-          <w:tcPr>
-            <w:tcW w:type="dxa" w:w="3089"/>
-            <w:shd w:fill="14213A" w:val="clear"/>
-            <w:tcMar>
-              <w:top w:type="dxa" w:w="60"/>
-              <w:left w:type="dxa" w:w="108"/>
-              <w:bottom w:type="dxa" w:w="60"/>
-              <w:right w:type="dxa" w:w="108"/>
-            </w:tcMar>
-          </w:tcPr>
-          <w:p>
-            <w:pPr>
-              <w:spacing w:after="0" w:line="240"/>
-            </w:pPr>
-            <w:r>
-              <w:rPr>
-                <w:b/>
-                <w:bCs/>
-                <w:color w:val="FFFFFF"/>
-                <w:sz w:val="18"/>
-                <w:szCs w:val="18"/>
-              </w:rPr>
-              <w:t xml:space="preserve">Status</w:t>
-            </w:r>
-          </w:p>
-        </w:tc>
-        <w:tc>
-          <w:tcPr>
-            <w:tcW w:type="dxa" w:w="3089"/>
-            <w:shd w:fill="14213A" w:val="clear"/>
-            <w:tcMar>
-              <w:top w:type="dxa" w:w="60"/>
-              <w:left w:type="dxa" w:w="108"/>
-              <w:bottom w:type="dxa" w:w="60"/>
-              <w:right w:type="dxa" w:w="108"/>
-            </w:tcMar>
-          </w:tcPr>
-          <w:p>
-            <w:pPr>
-              <w:spacing w:after="0" w:line="240"/>
-            </w:pPr>
-            <w:r>
-              <w:rPr>
-                <w:b/>
-                <w:bCs/>
-                <w:color w:val="FFFFFF"/>
-                <w:sz w:val="18"/>
-                <w:szCs w:val="18"/>
-              </w:rPr>
-              <w:t xml:space="preserve">Detail</w:t>
-            </w:r>
-          </w:p>
-        </w:tc>
-      </w:tr>
-      <w:tr>
-        <w:trPr>
-          <w:tblHeader w:val="false"/>
-        </w:trPr>
-        <w:tc>
-          <w:tcPr>
-            <w:tcW w:type="dxa" w:w="3182"/>
-            <w:tcMar>
-              <w:top w:type="dxa" w:w="60"/>
-              <w:left w:type="dxa" w:w="108"/>
-              <w:bottom w:type="dxa" w:w="60"/>
-              <w:right w:type="dxa" w:w="108"/>
-            </w:tcMar>
-          </w:tcPr>
-          <w:p>
-            <w:pPr>
-              <w:spacing w:after="0" w:line="240"/>
-            </w:pPr>
-            <w:r>
-              <w:rPr>
-                <w:sz w:val="18"/>
-                <w:szCs w:val="18"/>
-              </w:rPr>
-              <w:t xml:space="preserve">Assay-target panel (curated input)</w:t>
-            </w:r>
-          </w:p>
-        </w:tc>
-        <w:tc>
-          <w:tcPr>
-            <w:tcW w:type="dxa" w:w="3089"/>
-            <w:tcMar>
-              <w:top w:type="dxa" w:w="60"/>
-              <w:left w:type="dxa" w:w="108"/>
-              <w:bottom w:type="dxa" w:w="60"/>
-              <w:right w:type="dxa" w:w="108"/>
-            </w:tcMar>
-          </w:tcPr>
-          <w:p>
-            <w:pPr>
-              <w:spacing w:after="0" w:line="240"/>
-            </w:pPr>
-            <w:r>
-              <w:rPr>
-                <w:b/>
-                <w:bCs/>
-                <w:sz w:val="18"/>
-                <w:szCs w:val="18"/>
-              </w:rPr>
-              <w:t xml:space="preserve">EMPTY</w:t>
-            </w:r>
-          </w:p>
-        </w:tc>
-        <w:tc>
-          <w:tcPr>
-            <w:tcW w:type="dxa" w:w="3089"/>
-            <w:tcMar>
-              <w:top w:type="dxa" w:w="60"/>
-              <w:left w:type="dxa" w:w="108"/>
-              <w:bottom w:type="dxa" w:w="60"/>
-              <w:right w:type="dxa" w:w="108"/>
-            </w:tcMar>
-          </w:tcPr>
-          <w:p>
-            <w:pPr>
-              <w:spacing w:after="0" w:line="240"/>
-            </w:pPr>
-            <w:r>
-              <w:rPr>
-                <w:sz w:val="18"/>
-                <w:szCs w:val="18"/>
-              </w:rPr>
-              <w:t xml:space="preserve">no curated file at /content/NWGS_GRID/data/NWGS_ASSAY_TARGETS.csv; the view reports this r</w:t>
-            </w:r>
-          </w:p>
-        </w:tc>
-      </w:tr>
-      <w:tr>
-        <w:trPr>
-          <w:tblHeader w:val="false"/>
-        </w:trPr>
-        <w:tc>
-          <w:tcPr>
-            <w:tcW w:type="dxa" w:w="3182"/>
-            <w:tcMar>
-              <w:top w:type="dxa" w:w="60"/>
-              <w:left w:type="dxa" w:w="108"/>
-              <w:bottom w:type="dxa" w:w="60"/>
-              <w:right w:type="dxa" w:w="108"/>
-            </w:tcMar>
-          </w:tcPr>
-          <w:p>
-            <w:pPr>
-              <w:spacing w:after="0" w:line="240"/>
-            </w:pPr>
-            <w:r>
-              <w:rPr>
-                <w:sz w:val="18"/>
-                <w:szCs w:val="18"/>
-              </w:rPr>
-              <w:t xml:space="preserve">RKI AMELAG (Germany)</w:t>
-            </w:r>
-          </w:p>
-        </w:tc>
-        <w:tc>
-          <w:tcPr>
-            <w:tcW w:type="dxa" w:w="3089"/>
-            <w:tcMar>
-              <w:top w:type="dxa" w:w="60"/>
-              <w:left w:type="dxa" w:w="108"/>
-              <w:bottom w:type="dxa" w:w="60"/>
-              <w:right w:type="dxa" w:w="108"/>
-            </w:tcMar>
-          </w:tcPr>
-          <w:p>
-            <w:pPr>
-              <w:spacing w:after="0" w:line="240"/>
-            </w:pPr>
-            <w:r>
-              <w:rPr>
-                <w:b/>
-                <w:bCs/>
-                <w:sz w:val="18"/>
-                <w:szCs w:val="18"/>
-              </w:rPr>
-              <w:t xml:space="preserve">OK</w:t>
-            </w:r>
-          </w:p>
-        </w:tc>
-        <w:tc>
-          <w:tcPr>
-            <w:tcW w:type="dxa" w:w="3089"/>
-            <w:tcMar>
-              <w:top w:type="dxa" w:w="60"/>
-              <w:left w:type="dxa" w:w="108"/>
-              <w:bottom w:type="dxa" w:w="60"/>
-              <w:right w:type="dxa" w:w="108"/>
-            </w:tcMar>
-          </w:tcPr>
-          <w:p>
-            <w:pPr>
-              <w:spacing w:after="0" w:line="240"/>
-            </w:pPr>
-            <w:r>
-              <w:rPr>
-                <w:sz w:val="18"/>
-                <w:szCs w:val="18"/>
-              </w:rPr>
-              <w:t xml:space="preserve">487,089 rows</w:t>
-            </w:r>
-          </w:p>
-        </w:tc>
-      </w:tr>
-      <w:tr>
-        <w:trPr>
-          <w:tblHeader w:val="false"/>
-        </w:trPr>
-        <w:tc>
-          <w:tcPr>
-            <w:tcW w:type="dxa" w:w="3182"/>
-            <w:tcMar>
-              <w:top w:type="dxa" w:w="60"/>
-              <w:left w:type="dxa" w:w="108"/>
-              <w:bottom w:type="dxa" w:w="60"/>
-              <w:right w:type="dxa" w:w="108"/>
-            </w:tcMar>
-          </w:tcPr>
-          <w:p>
-            <w:pPr>
-              <w:spacing w:after="0" w:line="240"/>
-            </w:pPr>
-            <w:r>
-              <w:rPr>
-                <w:sz w:val="18"/>
-                <w:szCs w:val="18"/>
-              </w:rPr>
-              <w:t xml:space="preserve">WHO/UNICEF JMP</w:t>
-            </w:r>
-          </w:p>
-        </w:tc>
-        <w:tc>
-          <w:tcPr>
-            <w:tcW w:type="dxa" w:w="3089"/>
-            <w:tcMar>
-              <w:top w:type="dxa" w:w="60"/>
-              <w:left w:type="dxa" w:w="108"/>
-              <w:bottom w:type="dxa" w:w="60"/>
-              <w:right w:type="dxa" w:w="108"/>
-            </w:tcMar>
-          </w:tcPr>
-          <w:p>
-            <w:pPr>
-              <w:spacing w:after="0" w:line="240"/>
-            </w:pPr>
-            <w:r>
-              <w:rPr>
-                <w:b/>
-                <w:bCs/>
-                <w:sz w:val="18"/>
-                <w:szCs w:val="18"/>
-              </w:rPr>
-              <w:t xml:space="preserve">OK</w:t>
-            </w:r>
-          </w:p>
-        </w:tc>
-        <w:tc>
-          <w:tcPr>
-            <w:tcW w:type="dxa" w:w="3089"/>
-            <w:tcMar>
-              <w:top w:type="dxa" w:w="60"/>
-              <w:left w:type="dxa" w:w="108"/>
-              <w:bottom w:type="dxa" w:w="60"/>
-              <w:right w:type="dxa" w:w="108"/>
-            </w:tcMar>
-          </w:tcPr>
-          <w:p>
-            <w:pPr>
-              <w:spacing w:after="0" w:line="240"/>
-            </w:pPr>
-            <w:r>
-              <w:rPr>
-                <w:sz w:val="18"/>
-                <w:szCs w:val="18"/>
-              </w:rPr>
-              <w:t xml:space="preserve">223 countries from sheet 'Sanitation', sewer column 'sewer connections [2]' (anchor check</w:t>
-            </w:r>
-          </w:p>
-        </w:tc>
-      </w:tr>
-      <w:tr>
-        <w:trPr>
-          <w:tblHeader w:val="false"/>
-        </w:trPr>
-        <w:tc>
-          <w:tcPr>
-            <w:tcW w:type="dxa" w:w="3182"/>
-            <w:tcMar>
-              <w:top w:type="dxa" w:w="60"/>
-              <w:left w:type="dxa" w:w="108"/>
-              <w:bottom w:type="dxa" w:w="60"/>
-              <w:right w:type="dxa" w:w="108"/>
-            </w:tcMar>
-          </w:tcPr>
-          <w:p>
-            <w:pPr>
-              <w:spacing w:after="0" w:line="240"/>
-            </w:pPr>
-            <w:r>
-              <w:rPr>
-                <w:sz w:val="18"/>
-                <w:szCs w:val="18"/>
-              </w:rPr>
-              <w:t xml:space="preserve">World Bank income groups</w:t>
-            </w:r>
-          </w:p>
-        </w:tc>
-        <w:tc>
-          <w:tcPr>
-            <w:tcW w:type="dxa" w:w="3089"/>
-            <w:tcMar>
-              <w:top w:type="dxa" w:w="60"/>
-              <w:left w:type="dxa" w:w="108"/>
-              <w:bottom w:type="dxa" w:w="60"/>
-              <w:right w:type="dxa" w:w="108"/>
-            </w:tcMar>
-          </w:tcPr>
-          <w:p>
-            <w:pPr>
-              <w:spacing w:after="0" w:line="240"/>
-            </w:pPr>
-            <w:r>
-              <w:rPr>
-                <w:b/>
-                <w:bCs/>
-                <w:sz w:val="18"/>
-                <w:szCs w:val="18"/>
-              </w:rPr>
-              <w:t xml:space="preserve">OK</w:t>
-            </w:r>
-          </w:p>
-        </w:tc>
-        <w:tc>
-          <w:tcPr>
-            <w:tcW w:type="dxa" w:w="3089"/>
-            <w:tcMar>
-              <w:top w:type="dxa" w:w="60"/>
-              <w:left w:type="dxa" w:w="108"/>
-              <w:bottom w:type="dxa" w:w="60"/>
-              <w:right w:type="dxa" w:w="108"/>
-            </w:tcMar>
-          </w:tcPr>
-          <w:p>
-            <w:pPr>
-              <w:spacing w:after="0" w:line="240"/>
-            </w:pPr>
-            <w:r>
-              <w:rPr>
-                <w:sz w:val="18"/>
-                <w:szCs w:val="18"/>
-              </w:rPr>
-              <w:t xml:space="preserve">217 countries</w:t>
-            </w:r>
-          </w:p>
-        </w:tc>
-      </w:tr>
-      <w:tr>
-        <w:trPr>
-          <w:tblHeader w:val="false"/>
-        </w:trPr>
-        <w:tc>
-          <w:tcPr>
-            <w:tcW w:type="dxa" w:w="3182"/>
-            <w:tcMar>
-              <w:top w:type="dxa" w:w="60"/>
-              <w:left w:type="dxa" w:w="108"/>
-              <w:bottom w:type="dxa" w:w="60"/>
-              <w:right w:type="dxa" w:w="108"/>
-            </w:tcMar>
-          </w:tcPr>
-          <w:p>
-            <w:pPr>
-              <w:spacing w:after="0" w:line="240"/>
-            </w:pPr>
-            <w:r>
-              <w:rPr>
-                <w:sz w:val="18"/>
-                <w:szCs w:val="18"/>
-              </w:rPr>
-              <w:t xml:space="preserve">World Bank WDI SH.STA.SMSS.ZS</w:t>
-            </w:r>
-          </w:p>
-        </w:tc>
-        <w:tc>
-          <w:tcPr>
-            <w:tcW w:type="dxa" w:w="3089"/>
-            <w:tcMar>
-              <w:top w:type="dxa" w:w="60"/>
-              <w:left w:type="dxa" w:w="108"/>
-              <w:bottom w:type="dxa" w:w="60"/>
-              <w:right w:type="dxa" w:w="108"/>
-            </w:tcMar>
-          </w:tcPr>
-          <w:p>
-            <w:pPr>
-              <w:spacing w:after="0" w:line="240"/>
-            </w:pPr>
-            <w:r>
-              <w:rPr>
-                <w:b/>
-                <w:bCs/>
-                <w:sz w:val="18"/>
-                <w:szCs w:val="18"/>
-              </w:rPr>
-              <w:t xml:space="preserve">OK</w:t>
-            </w:r>
-          </w:p>
-        </w:tc>
-        <w:tc>
-          <w:tcPr>
-            <w:tcW w:type="dxa" w:w="3089"/>
-            <w:tcMar>
-              <w:top w:type="dxa" w:w="60"/>
-              <w:left w:type="dxa" w:w="108"/>
-              <w:bottom w:type="dxa" w:w="60"/>
-              <w:right w:type="dxa" w:w="108"/>
-            </w:tcMar>
-          </w:tcPr>
-          <w:p>
-            <w:pPr>
-              <w:spacing w:after="0" w:line="240"/>
-            </w:pPr>
-            <w:r>
-              <w:rPr>
-                <w:sz w:val="18"/>
-                <w:szCs w:val="18"/>
-              </w:rPr>
-              <w:t xml:space="preserve">172 countries</w:t>
-            </w:r>
-          </w:p>
-        </w:tc>
-      </w:tr>
-    </w:tbl>
-    <w:p>
-      <w:pPr>
-        <w:spacing w:after="160"/>
-      </w:pPr>
-    </w:p>
     <w:p>
       <w:pPr>
         <w:spacing w:after="120" w:line="276"/>
       </w:pPr>
       <w:r>
-        <w:t xml:space="preserve">_</w:t>
-      </w:r>
-      <w:r>
         <w:rPr>
-          <w:rFonts w:ascii="Consolas" w:cs="Consolas" w:eastAsia="Consolas" w:hAnsi="Consolas"/>
-          <w:color w:val="6E1F2B"/>
-          <w:sz w:val="18"/>
-          <w:szCs w:val="18"/>
+          <w:i/>
+          <w:iCs/>
         </w:rPr>
-        <w:t xml:space="preserve">OK</w:t>
-      </w:r>
-      <w:r>
-        <w:t xml:space="preserve"> loaded, </w:t>
-      </w:r>
-      <w:r>
-        <w:rPr>
-          <w:rFonts w:ascii="Consolas" w:cs="Consolas" w:eastAsia="Consolas" w:hAnsi="Consolas"/>
-          <w:color w:val="6E1F2B"/>
-          <w:sz w:val="18"/>
-          <w:szCs w:val="18"/>
-        </w:rPr>
-        <w:t xml:space="preserve">EMPTY</w:t>
-      </w:r>
-      <w:r>
-        <w:t xml:space="preserve"> reachable but nothing usable, </w:t>
-      </w:r>
-      <w:r>
-        <w:rPr>
-          <w:rFonts w:ascii="Consolas" w:cs="Consolas" w:eastAsia="Consolas" w:hAnsi="Consolas"/>
-          <w:color w:val="6E1F2B"/>
-          <w:sz w:val="18"/>
-          <w:szCs w:val="18"/>
-        </w:rPr>
-        <w:t xml:space="preserve">FAILED</w:t>
-      </w:r>
-      <w:r>
-        <w:t xml:space="preserve"> did not load. A layer that is empty on the site can be explained from this table._</w:t>
+        <w:t xml:space="preserve">Source outcomes are recorded from the v5.22 pipeline onward; this run predates it or recorded none.</w:t>
       </w:r>
     </w:p>
     <w:p>
@@ -10483,7 +10243,7 @@
         <w:t xml:space="preserve">pipeline/nwgs_pipeline.py</w:t>
       </w:r>
       <w:r>
-        <w:t xml:space="preserve"> is a single module of about 8,280 lines, organized into numbered sections:</w:t>
+        <w:t xml:space="preserve"> is a single module of about 8,773 lines, organized into numbered sections:</w:t>
       </w:r>
     </w:p>
     <w:tbl>
@@ -10563,7 +10323,7 @@
       </w:tr>
       <w:tr>
         <w:trPr>
-          <w:tblHeader w:val="false"/>
+          <w:tblHeader w:val="off"/>
         </w:trPr>
         <w:tc>
           <w:tcPr>
@@ -10616,7 +10376,7 @@
       </w:tr>
       <w:tr>
         <w:trPr>
-          <w:tblHeader w:val="false"/>
+          <w:tblHeader w:val="off"/>
         </w:trPr>
         <w:tc>
           <w:tcPr>
@@ -10669,7 +10429,7 @@
       </w:tr>
       <w:tr>
         <w:trPr>
-          <w:tblHeader w:val="false"/>
+          <w:tblHeader w:val="off"/>
         </w:trPr>
         <w:tc>
           <w:tcPr>
@@ -10722,7 +10482,7 @@
       </w:tr>
       <w:tr>
         <w:trPr>
-          <w:tblHeader w:val="false"/>
+          <w:tblHeader w:val="off"/>
         </w:trPr>
         <w:tc>
           <w:tcPr>
@@ -10775,7 +10535,7 @@
       </w:tr>
       <w:tr>
         <w:trPr>
-          <w:tblHeader w:val="false"/>
+          <w:tblHeader w:val="off"/>
         </w:trPr>
         <w:tc>
           <w:tcPr>
@@ -10828,7 +10588,7 @@
       </w:tr>
       <w:tr>
         <w:trPr>
-          <w:tblHeader w:val="false"/>
+          <w:tblHeader w:val="off"/>
         </w:trPr>
         <w:tc>
           <w:tcPr>
@@ -10881,7 +10641,7 @@
       </w:tr>
       <w:tr>
         <w:trPr>
-          <w:tblHeader w:val="false"/>
+          <w:tblHeader w:val="off"/>
         </w:trPr>
         <w:tc>
           <w:tcPr>
@@ -10934,7 +10694,7 @@
       </w:tr>
       <w:tr>
         <w:trPr>
-          <w:tblHeader w:val="false"/>
+          <w:tblHeader w:val="off"/>
         </w:trPr>
         <w:tc>
           <w:tcPr>
@@ -10987,7 +10747,7 @@
       </w:tr>
       <w:tr>
         <w:trPr>
-          <w:tblHeader w:val="false"/>
+          <w:tblHeader w:val="off"/>
         </w:trPr>
         <w:tc>
           <w:tcPr>
@@ -11040,7 +10800,7 @@
       </w:tr>
       <w:tr>
         <w:trPr>
-          <w:tblHeader w:val="false"/>
+          <w:tblHeader w:val="off"/>
         </w:trPr>
         <w:tc>
           <w:tcPr>
@@ -11093,7 +10853,7 @@
       </w:tr>
       <w:tr>
         <w:trPr>
-          <w:tblHeader w:val="false"/>
+          <w:tblHeader w:val="off"/>
         </w:trPr>
         <w:tc>
           <w:tcPr>
@@ -11146,7 +10906,7 @@
       </w:tr>
       <w:tr>
         <w:trPr>
-          <w:tblHeader w:val="false"/>
+          <w:tblHeader w:val="off"/>
         </w:trPr>
         <w:tc>
           <w:tcPr>
@@ -11199,7 +10959,7 @@
       </w:tr>
       <w:tr>
         <w:trPr>
-          <w:tblHeader w:val="false"/>
+          <w:tblHeader w:val="off"/>
         </w:trPr>
         <w:tc>
           <w:tcPr>
@@ -11252,7 +11012,7 @@
       </w:tr>
       <w:tr>
         <w:trPr>
-          <w:tblHeader w:val="false"/>
+          <w:tblHeader w:val="off"/>
         </w:trPr>
         <w:tc>
           <w:tcPr>
@@ -11305,7 +11065,7 @@
       </w:tr>
       <w:tr>
         <w:trPr>
-          <w:tblHeader w:val="false"/>
+          <w:tblHeader w:val="off"/>
         </w:trPr>
         <w:tc>
           <w:tcPr>
@@ -11358,7 +11118,7 @@
       </w:tr>
       <w:tr>
         <w:trPr>
-          <w:tblHeader w:val="false"/>
+          <w:tblHeader w:val="off"/>
         </w:trPr>
         <w:tc>
           <w:tcPr>
@@ -11411,7 +11171,7 @@
       </w:tr>
       <w:tr>
         <w:trPr>
-          <w:tblHeader w:val="false"/>
+          <w:tblHeader w:val="off"/>
         </w:trPr>
         <w:tc>
           <w:tcPr>
@@ -11464,7 +11224,7 @@
       </w:tr>
       <w:tr>
         <w:trPr>
-          <w:tblHeader w:val="false"/>
+          <w:tblHeader w:val="off"/>
         </w:trPr>
         <w:tc>
           <w:tcPr>
@@ -11517,7 +11277,7 @@
       </w:tr>
       <w:tr>
         <w:trPr>
-          <w:tblHeader w:val="false"/>
+          <w:tblHeader w:val="off"/>
         </w:trPr>
         <w:tc>
           <w:tcPr>
@@ -11570,7 +11330,7 @@
       </w:tr>
       <w:tr>
         <w:trPr>
-          <w:tblHeader w:val="false"/>
+          <w:tblHeader w:val="off"/>
         </w:trPr>
         <w:tc>
           <w:tcPr>
@@ -11623,7 +11383,7 @@
       </w:tr>
       <w:tr>
         <w:trPr>
-          <w:tblHeader w:val="false"/>
+          <w:tblHeader w:val="off"/>
         </w:trPr>
         <w:tc>
           <w:tcPr>
@@ -11676,7 +11436,7 @@
       </w:tr>
       <w:tr>
         <w:trPr>
-          <w:tblHeader w:val="false"/>
+          <w:tblHeader w:val="off"/>
         </w:trPr>
         <w:tc>
           <w:tcPr>
@@ -11729,7 +11489,7 @@
       </w:tr>
       <w:tr>
         <w:trPr>
-          <w:tblHeader w:val="false"/>
+          <w:tblHeader w:val="off"/>
         </w:trPr>
         <w:tc>
           <w:tcPr>
@@ -11782,7 +11542,7 @@
       </w:tr>
       <w:tr>
         <w:trPr>
-          <w:tblHeader w:val="false"/>
+          <w:tblHeader w:val="off"/>
         </w:trPr>
         <w:tc>
           <w:tcPr>
@@ -11835,7 +11595,7 @@
       </w:tr>
       <w:tr>
         <w:trPr>
-          <w:tblHeader w:val="false"/>
+          <w:tblHeader w:val="off"/>
         </w:trPr>
         <w:tc>
           <w:tcPr>
@@ -11888,7 +11648,7 @@
       </w:tr>
       <w:tr>
         <w:trPr>
-          <w:tblHeader w:val="false"/>
+          <w:tblHeader w:val="off"/>
         </w:trPr>
         <w:tc>
           <w:tcPr>
@@ -11941,7 +11701,7 @@
       </w:tr>
       <w:tr>
         <w:trPr>
-          <w:tblHeader w:val="false"/>
+          <w:tblHeader w:val="off"/>
         </w:trPr>
         <w:tc>
           <w:tcPr>
@@ -11994,7 +11754,7 @@
       </w:tr>
       <w:tr>
         <w:trPr>
-          <w:tblHeader w:val="false"/>
+          <w:tblHeader w:val="off"/>
         </w:trPr>
         <w:tc>
           <w:tcPr>
@@ -12047,7 +11807,7 @@
       </w:tr>
       <w:tr>
         <w:trPr>
-          <w:tblHeader w:val="false"/>
+          <w:tblHeader w:val="off"/>
         </w:trPr>
         <w:tc>
           <w:tcPr>
@@ -12100,7 +11860,7 @@
       </w:tr>
       <w:tr>
         <w:trPr>
-          <w:tblHeader w:val="false"/>
+          <w:tblHeader w:val="off"/>
         </w:trPr>
         <w:tc>
           <w:tcPr>
@@ -12153,7 +11913,7 @@
       </w:tr>
       <w:tr>
         <w:trPr>
-          <w:tblHeader w:val="false"/>
+          <w:tblHeader w:val="off"/>
         </w:trPr>
         <w:tc>
           <w:tcPr>
@@ -12206,7 +11966,7 @@
       </w:tr>
       <w:tr>
         <w:trPr>
-          <w:tblHeader w:val="false"/>
+          <w:tblHeader w:val="off"/>
         </w:trPr>
         <w:tc>
           <w:tcPr>
@@ -12848,7 +12608,7 @@
       </w:tr>
       <w:tr>
         <w:trPr>
-          <w:tblHeader w:val="false"/>
+          <w:tblHeader w:val="off"/>
         </w:trPr>
         <w:tc>
           <w:tcPr>
@@ -12899,7 +12659,7 @@
       </w:tr>
       <w:tr>
         <w:trPr>
-          <w:tblHeader w:val="false"/>
+          <w:tblHeader w:val="off"/>
         </w:trPr>
         <w:tc>
           <w:tcPr>
@@ -12950,7 +12710,7 @@
       </w:tr>
       <w:tr>
         <w:trPr>
-          <w:tblHeader w:val="false"/>
+          <w:tblHeader w:val="off"/>
         </w:trPr>
         <w:tc>
           <w:tcPr>
@@ -13001,7 +12761,7 @@
       </w:tr>
       <w:tr>
         <w:trPr>
-          <w:tblHeader w:val="false"/>
+          <w:tblHeader w:val="off"/>
         </w:trPr>
         <w:tc>
           <w:tcPr>
@@ -13052,7 +12812,7 @@
       </w:tr>
       <w:tr>
         <w:trPr>
-          <w:tblHeader w:val="false"/>
+          <w:tblHeader w:val="off"/>
         </w:trPr>
         <w:tc>
           <w:tcPr>
@@ -13170,7 +12930,7 @@
         <w:t xml:space="preserve">PASS_WITH_WARNINGS</w:t>
       </w:r>
       <w:r>
-        <w:t xml:space="preserve"> — 7 cross-table checks, 7 passed, 0 discrepant.</w:t>
+        <w:t xml:space="preserve"> — 7 cross-table checks, 4 passed, 3 discrepant.</w:t>
       </w:r>
     </w:p>
     <w:tbl>
@@ -13306,7 +13066,7 @@
       </w:tr>
       <w:tr>
         <w:trPr>
-          <w:tblHeader w:val="false"/>
+          <w:tblHeader w:val="off"/>
         </w:trPr>
         <w:tc>
           <w:tcPr>
@@ -13350,7 +13110,7 @@
                 <w:sz w:val="18"/>
                 <w:szCs w:val="18"/>
               </w:rPr>
-              <w:t xml:space="preserve">738</w:t>
+              <w:t xml:space="preserve">813</w:t>
             </w:r>
           </w:p>
         </w:tc>
@@ -13373,7 +13133,7 @@
                 <w:sz w:val="18"/>
                 <w:szCs w:val="18"/>
               </w:rPr>
-              <w:t xml:space="preserve">738</w:t>
+              <w:t xml:space="preserve">814</w:t>
             </w:r>
           </w:p>
         </w:tc>
@@ -13393,6 +13153,303 @@
             </w:pPr>
             <w:r>
               <w:rPr>
+                <w:b/>
+                <w:bCs/>
+                <w:sz w:val="18"/>
+                <w:szCs w:val="18"/>
+              </w:rPr>
+              <w:t xml:space="preserve">discrepant</w:t>
+            </w:r>
+          </w:p>
+        </w:tc>
+      </w:tr>
+      <w:tr>
+        <w:trPr>
+          <w:tblHeader w:val="off"/>
+        </w:trPr>
+        <w:tc>
+          <w:tcPr>
+            <w:tcW w:type="dxa" w:w="2434"/>
+            <w:tcMar>
+              <w:top w:type="dxa" w:w="60"/>
+              <w:left w:type="dxa" w:w="108"/>
+              <w:bottom w:type="dxa" w:w="60"/>
+              <w:right w:type="dxa" w:w="108"/>
+            </w:tcMar>
+          </w:tcPr>
+          <w:p>
+            <w:pPr>
+              <w:spacing w:after="0" w:line="240"/>
+            </w:pPr>
+            <w:r>
+              <w:rPr>
+                <w:sz w:val="18"/>
+                <w:szCs w:val="18"/>
+              </w:rPr>
+              <w:t xml:space="preserve">Table07 vs Table13 recent counties (RSV)</w:t>
+            </w:r>
+          </w:p>
+        </w:tc>
+        <w:tc>
+          <w:tcPr>
+            <w:tcW w:type="dxa" w:w="2308"/>
+            <w:tcMar>
+              <w:top w:type="dxa" w:w="60"/>
+              <w:left w:type="dxa" w:w="108"/>
+              <w:bottom w:type="dxa" w:w="60"/>
+              <w:right w:type="dxa" w:w="108"/>
+            </w:tcMar>
+          </w:tcPr>
+          <w:p>
+            <w:pPr>
+              <w:spacing w:after="0" w:line="240"/>
+            </w:pPr>
+            <w:r>
+              <w:rPr>
+                <w:sz w:val="18"/>
+                <w:szCs w:val="18"/>
+              </w:rPr>
+              <w:t xml:space="preserve">748</w:t>
+            </w:r>
+          </w:p>
+        </w:tc>
+        <w:tc>
+          <w:tcPr>
+            <w:tcW w:type="dxa" w:w="2308"/>
+            <w:tcMar>
+              <w:top w:type="dxa" w:w="60"/>
+              <w:left w:type="dxa" w:w="108"/>
+              <w:bottom w:type="dxa" w:w="60"/>
+              <w:right w:type="dxa" w:w="108"/>
+            </w:tcMar>
+          </w:tcPr>
+          <w:p>
+            <w:pPr>
+              <w:spacing w:after="0" w:line="240"/>
+            </w:pPr>
+            <w:r>
+              <w:rPr>
+                <w:sz w:val="18"/>
+                <w:szCs w:val="18"/>
+              </w:rPr>
+              <w:t xml:space="preserve">749</w:t>
+            </w:r>
+          </w:p>
+        </w:tc>
+        <w:tc>
+          <w:tcPr>
+            <w:tcW w:type="dxa" w:w="2310"/>
+            <w:tcMar>
+              <w:top w:type="dxa" w:w="60"/>
+              <w:left w:type="dxa" w:w="108"/>
+              <w:bottom w:type="dxa" w:w="60"/>
+              <w:right w:type="dxa" w:w="108"/>
+            </w:tcMar>
+          </w:tcPr>
+          <w:p>
+            <w:pPr>
+              <w:spacing w:after="0" w:line="240"/>
+            </w:pPr>
+            <w:r>
+              <w:rPr>
+                <w:b/>
+                <w:bCs/>
+                <w:sz w:val="18"/>
+                <w:szCs w:val="18"/>
+              </w:rPr>
+              <w:t xml:space="preserve">discrepant</w:t>
+            </w:r>
+          </w:p>
+        </w:tc>
+      </w:tr>
+      <w:tr>
+        <w:trPr>
+          <w:tblHeader w:val="off"/>
+        </w:trPr>
+        <w:tc>
+          <w:tcPr>
+            <w:tcW w:type="dxa" w:w="2434"/>
+            <w:tcMar>
+              <w:top w:type="dxa" w:w="60"/>
+              <w:left w:type="dxa" w:w="108"/>
+              <w:bottom w:type="dxa" w:w="60"/>
+              <w:right w:type="dxa" w:w="108"/>
+            </w:tcMar>
+          </w:tcPr>
+          <w:p>
+            <w:pPr>
+              <w:spacing w:after="0" w:line="240"/>
+            </w:pPr>
+            <w:r>
+              <w:rPr>
+                <w:sz w:val="18"/>
+                <w:szCs w:val="18"/>
+              </w:rPr>
+              <w:t xml:space="preserve">Table07 vs Table13 recent counties (Influenza A)</w:t>
+            </w:r>
+          </w:p>
+        </w:tc>
+        <w:tc>
+          <w:tcPr>
+            <w:tcW w:type="dxa" w:w="2308"/>
+            <w:tcMar>
+              <w:top w:type="dxa" w:w="60"/>
+              <w:left w:type="dxa" w:w="108"/>
+              <w:bottom w:type="dxa" w:w="60"/>
+              <w:right w:type="dxa" w:w="108"/>
+            </w:tcMar>
+          </w:tcPr>
+          <w:p>
+            <w:pPr>
+              <w:spacing w:after="0" w:line="240"/>
+            </w:pPr>
+            <w:r>
+              <w:rPr>
+                <w:sz w:val="18"/>
+                <w:szCs w:val="18"/>
+              </w:rPr>
+              <w:t xml:space="preserve">766</w:t>
+            </w:r>
+          </w:p>
+        </w:tc>
+        <w:tc>
+          <w:tcPr>
+            <w:tcW w:type="dxa" w:w="2308"/>
+            <w:tcMar>
+              <w:top w:type="dxa" w:w="60"/>
+              <w:left w:type="dxa" w:w="108"/>
+              <w:bottom w:type="dxa" w:w="60"/>
+              <w:right w:type="dxa" w:w="108"/>
+            </w:tcMar>
+          </w:tcPr>
+          <w:p>
+            <w:pPr>
+              <w:spacing w:after="0" w:line="240"/>
+            </w:pPr>
+            <w:r>
+              <w:rPr>
+                <w:sz w:val="18"/>
+                <w:szCs w:val="18"/>
+              </w:rPr>
+              <w:t xml:space="preserve">768</w:t>
+            </w:r>
+          </w:p>
+        </w:tc>
+        <w:tc>
+          <w:tcPr>
+            <w:tcW w:type="dxa" w:w="2310"/>
+            <w:tcMar>
+              <w:top w:type="dxa" w:w="60"/>
+              <w:left w:type="dxa" w:w="108"/>
+              <w:bottom w:type="dxa" w:w="60"/>
+              <w:right w:type="dxa" w:w="108"/>
+            </w:tcMar>
+          </w:tcPr>
+          <w:p>
+            <w:pPr>
+              <w:spacing w:after="0" w:line="240"/>
+            </w:pPr>
+            <w:r>
+              <w:rPr>
+                <w:b/>
+                <w:bCs/>
+                <w:sz w:val="18"/>
+                <w:szCs w:val="18"/>
+              </w:rPr>
+              <w:t xml:space="preserve">discrepant</w:t>
+            </w:r>
+          </w:p>
+        </w:tc>
+      </w:tr>
+      <w:tr>
+        <w:trPr>
+          <w:tblHeader w:val="off"/>
+        </w:trPr>
+        <w:tc>
+          <w:tcPr>
+            <w:tcW w:type="dxa" w:w="2434"/>
+            <w:tcMar>
+              <w:top w:type="dxa" w:w="60"/>
+              <w:left w:type="dxa" w:w="108"/>
+              <w:bottom w:type="dxa" w:w="60"/>
+              <w:right w:type="dxa" w:w="108"/>
+            </w:tcMar>
+          </w:tcPr>
+          <w:p>
+            <w:pPr>
+              <w:spacing w:after="0" w:line="240"/>
+            </w:pPr>
+            <w:r>
+              <w:rPr>
+                <w:sz w:val="18"/>
+                <w:szCs w:val="18"/>
+              </w:rPr>
+              <w:t xml:space="preserve">Table08 LISA rows vs Table13</w:t>
+            </w:r>
+          </w:p>
+        </w:tc>
+        <w:tc>
+          <w:tcPr>
+            <w:tcW w:type="dxa" w:w="2308"/>
+            <w:tcMar>
+              <w:top w:type="dxa" w:w="60"/>
+              <w:left w:type="dxa" w:w="108"/>
+              <w:bottom w:type="dxa" w:w="60"/>
+              <w:right w:type="dxa" w:w="108"/>
+            </w:tcMar>
+          </w:tcPr>
+          <w:p>
+            <w:pPr>
+              <w:spacing w:after="0" w:line="240"/>
+            </w:pPr>
+            <w:r>
+              <w:rPr>
+                <w:sz w:val="18"/>
+                <w:szCs w:val="18"/>
+              </w:rPr>
+              <w:t xml:space="preserve">2270</w:t>
+            </w:r>
+          </w:p>
+        </w:tc>
+        <w:tc>
+          <w:tcPr>
+            <w:tcW w:type="dxa" w:w="2308"/>
+            <w:tcMar>
+              <w:top w:type="dxa" w:w="60"/>
+              <w:left w:type="dxa" w:w="108"/>
+              <w:bottom w:type="dxa" w:w="60"/>
+              <w:right w:type="dxa" w:w="108"/>
+            </w:tcMar>
+          </w:tcPr>
+          <w:p>
+            <w:pPr>
+              <w:spacing w:after="0" w:line="240"/>
+            </w:pPr>
+            <w:r>
+              <w:rPr>
+                <w:sz w:val="18"/>
+                <w:szCs w:val="18"/>
+              </w:rPr>
+              <w:t xml:space="preserve">2270</w:t>
+            </w:r>
+          </w:p>
+        </w:tc>
+        <w:tc>
+          <w:tcPr>
+            <w:tcW w:type="dxa" w:w="2310"/>
+            <w:tcMar>
+              <w:top w:type="dxa" w:w="60"/>
+              <w:left w:type="dxa" w:w="108"/>
+              <w:bottom w:type="dxa" w:w="60"/>
+              <w:right w:type="dxa" w:w="108"/>
+            </w:tcMar>
+          </w:tcPr>
+          <w:p>
+            <w:pPr>
+              <w:spacing w:after="0" w:line="240"/>
+            </w:pPr>
+            <w:r>
+              <w:rPr>
                 <w:sz w:val="18"/>
                 <w:szCs w:val="18"/>
               </w:rPr>
@@ -13403,7 +13460,7 @@
       </w:tr>
       <w:tr>
         <w:trPr>
-          <w:tblHeader w:val="false"/>
+          <w:tblHeader w:val="off"/>
         </w:trPr>
         <w:tc>
           <w:tcPr>
@@ -13424,7 +13481,7 @@
                 <w:sz w:val="18"/>
                 <w:szCs w:val="18"/>
               </w:rPr>
-              <w:t xml:space="preserve">Table07 vs Table13 recent counties (RSV)</w:t>
+              <w:t xml:space="preserve">Table04 best-lag rows vs Table13</w:t>
             </w:r>
           </w:p>
         </w:tc>
@@ -13447,7 +13504,7 @@
                 <w:sz w:val="18"/>
                 <w:szCs w:val="18"/>
               </w:rPr>
-              <w:t xml:space="preserve">682</w:t>
+              <w:t xml:space="preserve">151</w:t>
             </w:r>
           </w:p>
         </w:tc>
@@ -13470,7 +13527,7 @@
                 <w:sz w:val="18"/>
                 <w:szCs w:val="18"/>
               </w:rPr>
-              <w:t xml:space="preserve">682</w:t>
+              <w:t xml:space="preserve">151</w:t>
             </w:r>
           </w:p>
         </w:tc>
@@ -13500,7 +13557,7 @@
       </w:tr>
       <w:tr>
         <w:trPr>
-          <w:tblHeader w:val="false"/>
+          <w:tblHeader w:val="off"/>
         </w:trPr>
         <w:tc>
           <w:tcPr>
@@ -13521,7 +13578,7 @@
                 <w:sz w:val="18"/>
                 <w:szCs w:val="18"/>
               </w:rPr>
-              <w:t xml:space="preserve">Table07 vs Table13 recent counties (Influenza A)</w:t>
+              <w:t xml:space="preserve">Table12f outlier rows vs Table13</w:t>
             </w:r>
           </w:p>
         </w:tc>
@@ -13544,7 +13601,7 @@
                 <w:sz w:val="18"/>
                 <w:szCs w:val="18"/>
               </w:rPr>
-              <w:t xml:space="preserve">707</w:t>
+              <w:t xml:space="preserve">59</w:t>
             </w:r>
           </w:p>
         </w:tc>
@@ -13567,7 +13624,7 @@
                 <w:sz w:val="18"/>
                 <w:szCs w:val="18"/>
               </w:rPr>
-              <w:t xml:space="preserve">707</w:t>
+              <w:t xml:space="preserve">59</w:t>
             </w:r>
           </w:p>
         </w:tc>
@@ -13597,7 +13654,7 @@
       </w:tr>
       <w:tr>
         <w:trPr>
-          <w:tblHeader w:val="false"/>
+          <w:tblHeader w:val="off"/>
         </w:trPr>
         <w:tc>
           <w:tcPr>
@@ -13618,7 +13675,7 @@
                 <w:sz w:val="18"/>
                 <w:szCs w:val="18"/>
               </w:rPr>
-              <w:t xml:space="preserve">Table08 LISA rows vs Table13</w:t>
+              <w:t xml:space="preserve">Table06b OR vs Table13</w:t>
             </w:r>
           </w:p>
         </w:tc>
@@ -13641,7 +13698,7 @@
                 <w:sz w:val="18"/>
                 <w:szCs w:val="18"/>
               </w:rPr>
-              <w:t xml:space="preserve">2079</w:t>
+              <w:t xml:space="preserve">0.893</w:t>
             </w:r>
           </w:p>
         </w:tc>
@@ -13664,298 +13721,7 @@
                 <w:sz w:val="18"/>
                 <w:szCs w:val="18"/>
               </w:rPr>
-              <w:t xml:space="preserve">2079</w:t>
-            </w:r>
-          </w:p>
-        </w:tc>
-        <w:tc>
-          <w:tcPr>
-            <w:tcW w:type="dxa" w:w="2310"/>
-            <w:tcMar>
-              <w:top w:type="dxa" w:w="60"/>
-              <w:left w:type="dxa" w:w="108"/>
-              <w:bottom w:type="dxa" w:w="60"/>
-              <w:right w:type="dxa" w:w="108"/>
-            </w:tcMar>
-          </w:tcPr>
-          <w:p>
-            <w:pPr>
-              <w:spacing w:after="0" w:line="240"/>
-            </w:pPr>
-            <w:r>
-              <w:rPr>
-                <w:sz w:val="18"/>
-                <w:szCs w:val="18"/>
-              </w:rPr>
-              <w:t xml:space="preserve">pass</w:t>
-            </w:r>
-          </w:p>
-        </w:tc>
-      </w:tr>
-      <w:tr>
-        <w:trPr>
-          <w:tblHeader w:val="false"/>
-        </w:trPr>
-        <w:tc>
-          <w:tcPr>
-            <w:tcW w:type="dxa" w:w="2434"/>
-            <w:tcMar>
-              <w:top w:type="dxa" w:w="60"/>
-              <w:left w:type="dxa" w:w="108"/>
-              <w:bottom w:type="dxa" w:w="60"/>
-              <w:right w:type="dxa" w:w="108"/>
-            </w:tcMar>
-          </w:tcPr>
-          <w:p>
-            <w:pPr>
-              <w:spacing w:after="0" w:line="240"/>
-            </w:pPr>
-            <w:r>
-              <w:rPr>
-                <w:sz w:val="18"/>
-                <w:szCs w:val="18"/>
-              </w:rPr>
-              <w:t xml:space="preserve">Table04 best-lag rows vs Table13</w:t>
-            </w:r>
-          </w:p>
-        </w:tc>
-        <w:tc>
-          <w:tcPr>
-            <w:tcW w:type="dxa" w:w="2308"/>
-            <w:tcMar>
-              <w:top w:type="dxa" w:w="60"/>
-              <w:left w:type="dxa" w:w="108"/>
-              <w:bottom w:type="dxa" w:w="60"/>
-              <w:right w:type="dxa" w:w="108"/>
-            </w:tcMar>
-          </w:tcPr>
-          <w:p>
-            <w:pPr>
-              <w:spacing w:after="0" w:line="240"/>
-            </w:pPr>
-            <w:r>
-              <w:rPr>
-                <w:sz w:val="18"/>
-                <w:szCs w:val="18"/>
-              </w:rPr>
-              <w:t xml:space="preserve">151</w:t>
-            </w:r>
-          </w:p>
-        </w:tc>
-        <w:tc>
-          <w:tcPr>
-            <w:tcW w:type="dxa" w:w="2308"/>
-            <w:tcMar>
-              <w:top w:type="dxa" w:w="60"/>
-              <w:left w:type="dxa" w:w="108"/>
-              <w:bottom w:type="dxa" w:w="60"/>
-              <w:right w:type="dxa" w:w="108"/>
-            </w:tcMar>
-          </w:tcPr>
-          <w:p>
-            <w:pPr>
-              <w:spacing w:after="0" w:line="240"/>
-            </w:pPr>
-            <w:r>
-              <w:rPr>
-                <w:sz w:val="18"/>
-                <w:szCs w:val="18"/>
-              </w:rPr>
-              <w:t xml:space="preserve">151</w:t>
-            </w:r>
-          </w:p>
-        </w:tc>
-        <w:tc>
-          <w:tcPr>
-            <w:tcW w:type="dxa" w:w="2310"/>
-            <w:tcMar>
-              <w:top w:type="dxa" w:w="60"/>
-              <w:left w:type="dxa" w:w="108"/>
-              <w:bottom w:type="dxa" w:w="60"/>
-              <w:right w:type="dxa" w:w="108"/>
-            </w:tcMar>
-          </w:tcPr>
-          <w:p>
-            <w:pPr>
-              <w:spacing w:after="0" w:line="240"/>
-            </w:pPr>
-            <w:r>
-              <w:rPr>
-                <w:sz w:val="18"/>
-                <w:szCs w:val="18"/>
-              </w:rPr>
-              <w:t xml:space="preserve">pass</w:t>
-            </w:r>
-          </w:p>
-        </w:tc>
-      </w:tr>
-      <w:tr>
-        <w:trPr>
-          <w:tblHeader w:val="false"/>
-        </w:trPr>
-        <w:tc>
-          <w:tcPr>
-            <w:tcW w:type="dxa" w:w="2434"/>
-            <w:tcMar>
-              <w:top w:type="dxa" w:w="60"/>
-              <w:left w:type="dxa" w:w="108"/>
-              <w:bottom w:type="dxa" w:w="60"/>
-              <w:right w:type="dxa" w:w="108"/>
-            </w:tcMar>
-          </w:tcPr>
-          <w:p>
-            <w:pPr>
-              <w:spacing w:after="0" w:line="240"/>
-            </w:pPr>
-            <w:r>
-              <w:rPr>
-                <w:sz w:val="18"/>
-                <w:szCs w:val="18"/>
-              </w:rPr>
-              <w:t xml:space="preserve">Table12f outlier rows vs Table13</w:t>
-            </w:r>
-          </w:p>
-        </w:tc>
-        <w:tc>
-          <w:tcPr>
-            <w:tcW w:type="dxa" w:w="2308"/>
-            <w:tcMar>
-              <w:top w:type="dxa" w:w="60"/>
-              <w:left w:type="dxa" w:w="108"/>
-              <w:bottom w:type="dxa" w:w="60"/>
-              <w:right w:type="dxa" w:w="108"/>
-            </w:tcMar>
-          </w:tcPr>
-          <w:p>
-            <w:pPr>
-              <w:spacing w:after="0" w:line="240"/>
-            </w:pPr>
-            <w:r>
-              <w:rPr>
-                <w:sz w:val="18"/>
-                <w:szCs w:val="18"/>
-              </w:rPr>
-              <w:t xml:space="preserve">60</w:t>
-            </w:r>
-          </w:p>
-        </w:tc>
-        <w:tc>
-          <w:tcPr>
-            <w:tcW w:type="dxa" w:w="2308"/>
-            <w:tcMar>
-              <w:top w:type="dxa" w:w="60"/>
-              <w:left w:type="dxa" w:w="108"/>
-              <w:bottom w:type="dxa" w:w="60"/>
-              <w:right w:type="dxa" w:w="108"/>
-            </w:tcMar>
-          </w:tcPr>
-          <w:p>
-            <w:pPr>
-              <w:spacing w:after="0" w:line="240"/>
-            </w:pPr>
-            <w:r>
-              <w:rPr>
-                <w:sz w:val="18"/>
-                <w:szCs w:val="18"/>
-              </w:rPr>
-              <w:t xml:space="preserve">60</w:t>
-            </w:r>
-          </w:p>
-        </w:tc>
-        <w:tc>
-          <w:tcPr>
-            <w:tcW w:type="dxa" w:w="2310"/>
-            <w:tcMar>
-              <w:top w:type="dxa" w:w="60"/>
-              <w:left w:type="dxa" w:w="108"/>
-              <w:bottom w:type="dxa" w:w="60"/>
-              <w:right w:type="dxa" w:w="108"/>
-            </w:tcMar>
-          </w:tcPr>
-          <w:p>
-            <w:pPr>
-              <w:spacing w:after="0" w:line="240"/>
-            </w:pPr>
-            <w:r>
-              <w:rPr>
-                <w:sz w:val="18"/>
-                <w:szCs w:val="18"/>
-              </w:rPr>
-              <w:t xml:space="preserve">pass</w:t>
-            </w:r>
-          </w:p>
-        </w:tc>
-      </w:tr>
-      <w:tr>
-        <w:trPr>
-          <w:tblHeader w:val="false"/>
-        </w:trPr>
-        <w:tc>
-          <w:tcPr>
-            <w:tcW w:type="dxa" w:w="2434"/>
-            <w:tcMar>
-              <w:top w:type="dxa" w:w="60"/>
-              <w:left w:type="dxa" w:w="108"/>
-              <w:bottom w:type="dxa" w:w="60"/>
-              <w:right w:type="dxa" w:w="108"/>
-            </w:tcMar>
-          </w:tcPr>
-          <w:p>
-            <w:pPr>
-              <w:spacing w:after="0" w:line="240"/>
-            </w:pPr>
-            <w:r>
-              <w:rPr>
-                <w:sz w:val="18"/>
-                <w:szCs w:val="18"/>
-              </w:rPr>
-              <w:t xml:space="preserve">Table06b OR vs Table13</w:t>
-            </w:r>
-          </w:p>
-        </w:tc>
-        <w:tc>
-          <w:tcPr>
-            <w:tcW w:type="dxa" w:w="2308"/>
-            <w:tcMar>
-              <w:top w:type="dxa" w:w="60"/>
-              <w:left w:type="dxa" w:w="108"/>
-              <w:bottom w:type="dxa" w:w="60"/>
-              <w:right w:type="dxa" w:w="108"/>
-            </w:tcMar>
-          </w:tcPr>
-          <w:p>
-            <w:pPr>
-              <w:spacing w:after="0" w:line="240"/>
-            </w:pPr>
-            <w:r>
-              <w:rPr>
-                <w:sz w:val="18"/>
-                <w:szCs w:val="18"/>
-              </w:rPr>
-              <w:t xml:space="preserve">0.894</w:t>
-            </w:r>
-          </w:p>
-        </w:tc>
-        <w:tc>
-          <w:tcPr>
-            <w:tcW w:type="dxa" w:w="2308"/>
-            <w:tcMar>
-              <w:top w:type="dxa" w:w="60"/>
-              <w:left w:type="dxa" w:w="108"/>
-              <w:bottom w:type="dxa" w:w="60"/>
-              <w:right w:type="dxa" w:w="108"/>
-            </w:tcMar>
-          </w:tcPr>
-          <w:p>
-            <w:pPr>
-              <w:spacing w:after="0" w:line="240"/>
-            </w:pPr>
-            <w:r>
-              <w:rPr>
-                <w:sz w:val="18"/>
-                <w:szCs w:val="18"/>
-              </w:rPr>
-              <w:t xml:space="preserve">0.894</w:t>
+              <w:t xml:space="preserve">0.893</w:t>
             </w:r>
           </w:p>
         </w:tc>
@@ -13988,6 +13754,14 @@
       <w:pPr>
         <w:spacing w:after="160"/>
       </w:pPr>
+    </w:p>
+    <w:p>
+      <w:pPr>
+        <w:spacing w:after="120" w:line="276"/>
+      </w:pPr>
+      <w:r>
+        <w:t xml:space="preserve">Discrepant rows are published because the difference is a count of counties between two tables built at different aggregation steps, not a change to any published value. They appear in the site's Audit log for the same run.</w:t>
+      </w:r>
     </w:p>
     <w:p>
       <w:pPr>
@@ -14010,7 +13784,7 @@
           <w:sz w:val="18"/>
           <w:szCs w:val="18"/>
         </w:rPr>
-        <w:t xml:space="preserve">39b5df4f823f13d941370c3a5b15d963256c29b66d7ff34c490133e093b8f02e</w:t>
+        <w:t xml:space="preserve">4f6557d0a88919c581d626f97dfbceb762ad9f10a515300ccafdb54e8f09ac9b</w:t>
       </w:r>
     </w:p>
     <w:p>
@@ -14173,7 +13947,7 @@
       </w:tr>
       <w:tr>
         <w:trPr>
-          <w:tblHeader w:val="false"/>
+          <w:tblHeader w:val="off"/>
         </w:trPr>
         <w:tc>
           <w:tcPr>
@@ -14217,7 +13991,7 @@
                 <w:sz w:val="18"/>
                 <w:szCs w:val="18"/>
               </w:rPr>
-              <w:t xml:space="preserve">151</w:t>
+              <w:t xml:space="preserve">not in this run</w:t>
             </w:r>
           </w:p>
         </w:tc>
@@ -14263,14 +14037,14 @@
                 <w:sz w:val="18"/>
                 <w:szCs w:val="18"/>
               </w:rPr>
-              <w:t xml:space="preserve"/>
-            </w:r>
-          </w:p>
-        </w:tc>
-      </w:tr>
-      <w:tr>
-        <w:trPr>
-          <w:tblHeader w:val="false"/>
+              <w:t xml:space="preserve">Pipeline section 21c; absent before v5.22</w:t>
+            </w:r>
+          </w:p>
+        </w:tc>
+      </w:tr>
+      <w:tr>
+        <w:trPr>
+          <w:tblHeader w:val="off"/>
         </w:trPr>
         <w:tc>
           <w:tcPr>
@@ -14314,7 +14088,7 @@
                 <w:sz w:val="18"/>
                 <w:szCs w:val="18"/>
               </w:rPr>
-              <w:t xml:space="preserve">1,898</w:t>
+              <w:t xml:space="preserve">not in this run</w:t>
             </w:r>
           </w:p>
         </w:tc>
@@ -14360,14 +14134,14 @@
                 <w:sz w:val="18"/>
                 <w:szCs w:val="18"/>
               </w:rPr>
-              <w:t xml:space="preserve"/>
-            </w:r>
-          </w:p>
-        </w:tc>
-      </w:tr>
-      <w:tr>
-        <w:trPr>
-          <w:tblHeader w:val="false"/>
+              <w:t xml:space="preserve">Pipeline section 21c; absent before v5.22</w:t>
+            </w:r>
+          </w:p>
+        </w:tc>
+      </w:tr>
+      <w:tr>
+        <w:trPr>
+          <w:tblHeader w:val="off"/>
         </w:trPr>
         <w:tc>
           <w:tcPr>
@@ -14411,7 +14185,7 @@
                 <w:sz w:val="18"/>
                 <w:szCs w:val="18"/>
               </w:rPr>
-              <w:t xml:space="preserve">1,092</w:t>
+              <w:t xml:space="preserve">not in this run</w:t>
             </w:r>
           </w:p>
         </w:tc>
@@ -14457,14 +14231,14 @@
                 <w:sz w:val="18"/>
                 <w:szCs w:val="18"/>
               </w:rPr>
-              <w:t xml:space="preserve"/>
-            </w:r>
-          </w:p>
-        </w:tc>
-      </w:tr>
-      <w:tr>
-        <w:trPr>
-          <w:tblHeader w:val="false"/>
+              <w:t xml:space="preserve">Pipeline section 21c; absent before v5.22</w:t>
+            </w:r>
+          </w:p>
+        </w:tc>
+      </w:tr>
+      <w:tr>
+        <w:trPr>
+          <w:tblHeader w:val="off"/>
         </w:trPr>
         <w:tc>
           <w:tcPr>
@@ -14561,7 +14335,7 @@
       </w:tr>
       <w:tr>
         <w:trPr>
-          <w:tblHeader w:val="false"/>
+          <w:tblHeader w:val="off"/>
         </w:trPr>
         <w:tc>
           <w:tcPr>
@@ -14605,7 +14379,7 @@
                 <w:sz w:val="18"/>
                 <w:szCs w:val="18"/>
               </w:rPr>
-              <w:t xml:space="preserve">223</w:t>
+              <w:t xml:space="preserve">not in this run</w:t>
             </w:r>
           </w:p>
         </w:tc>
@@ -14651,14 +14425,14 @@
                 <w:sz w:val="18"/>
                 <w:szCs w:val="18"/>
               </w:rPr>
-              <w:t xml:space="preserve"/>
-            </w:r>
-          </w:p>
-        </w:tc>
-      </w:tr>
-      <w:tr>
-        <w:trPr>
-          <w:tblHeader w:val="false"/>
+              <w:t xml:space="preserve">Requires the World Bank Indicators fetch; not present in this run</w:t>
+            </w:r>
+          </w:p>
+        </w:tc>
+      </w:tr>
+      <w:tr>
+        <w:trPr>
+          <w:tblHeader w:val="off"/>
         </w:trPr>
         <w:tc>
           <w:tcPr>
@@ -14749,303 +14523,6 @@
                 <w:szCs w:val="18"/>
               </w:rPr>
               <w:t xml:space="preserve">Empty by design until a curated, citation-bearing target file is supplied; the pipeline refuses to invent coordinates</w:t>
-            </w:r>
-          </w:p>
-        </w:tc>
-      </w:tr>
-    </w:tbl>
-    <w:p>
-      <w:pPr>
-        <w:spacing w:after="160"/>
-      </w:pPr>
-    </w:p>
-    <w:p>
-      <w:pPr>
-        <w:spacing w:after="120" w:line="276"/>
-      </w:pPr>
-      <w:r>
-        <w:rPr>
-          <w:b/>
-          <w:bCs/>
-        </w:rPr>
-        <w:t xml:space="preserve">Representativeness summary for this run</w:t>
-      </w:r>
-    </w:p>
-    <w:tbl>
-      <w:tblPr>
-        <w:tblW w:type="dxa" w:w="9360"/>
-        <w:tblBorders>
-          <w:top w:val="single" w:color="D8D8D8" w:sz="2"/>
-          <w:left w:val="single" w:color="D8D8D8" w:sz="2"/>
-          <w:bottom w:val="single" w:color="D8D8D8" w:sz="2"/>
-          <w:right w:val="single" w:color="D8D8D8" w:sz="2"/>
-          <w:insideH w:val="single" w:color="D8D8D8" w:sz="2"/>
-          <w:insideV w:val="single" w:color="D8D8D8" w:sz="2"/>
-        </w:tblBorders>
-      </w:tblPr>
-      <w:tblGrid>
-        <w:gridCol w:w="3182"/>
-        <w:gridCol w:w="6178"/>
-      </w:tblGrid>
-      <w:tr>
-        <w:trPr>
-          <w:tblHeader/>
-        </w:trPr>
-        <w:tc>
-          <w:tcPr>
-            <w:tcW w:type="dxa" w:w="3182"/>
-            <w:shd w:fill="14213A" w:val="clear"/>
-            <w:tcMar>
-              <w:top w:type="dxa" w:w="60"/>
-              <w:left w:type="dxa" w:w="108"/>
-              <w:bottom w:type="dxa" w:w="60"/>
-              <w:right w:type="dxa" w:w="108"/>
-            </w:tcMar>
-          </w:tcPr>
-          <w:p>
-            <w:pPr>
-              <w:spacing w:after="0" w:line="240"/>
-            </w:pPr>
-            <w:r>
-              <w:rPr>
-                <w:b/>
-                <w:bCs/>
-                <w:color w:val="FFFFFF"/>
-                <w:sz w:val="18"/>
-                <w:szCs w:val="18"/>
-              </w:rPr>
-              <w:t xml:space="preserve">Measure</w:t>
-            </w:r>
-          </w:p>
-        </w:tc>
-        <w:tc>
-          <w:tcPr>
-            <w:tcW w:type="dxa" w:w="6178"/>
-            <w:shd w:fill="14213A" w:val="clear"/>
-            <w:tcMar>
-              <w:top w:type="dxa" w:w="60"/>
-              <w:left w:type="dxa" w:w="108"/>
-              <w:bottom w:type="dxa" w:w="60"/>
-              <w:right w:type="dxa" w:w="108"/>
-            </w:tcMar>
-          </w:tcPr>
-          <w:p>
-            <w:pPr>
-              <w:spacing w:after="0" w:line="240"/>
-            </w:pPr>
-            <w:r>
-              <w:rPr>
-                <w:b/>
-                <w:bCs/>
-                <w:color w:val="FFFFFF"/>
-                <w:sz w:val="18"/>
-                <w:szCs w:val="18"/>
-              </w:rPr>
-              <w:t xml:space="preserve">Value</w:t>
-            </w:r>
-          </w:p>
-        </w:tc>
-      </w:tr>
-      <w:tr>
-        <w:trPr>
-          <w:tblHeader w:val="false"/>
-        </w:trPr>
-        <w:tc>
-          <w:tcPr>
-            <w:tcW w:type="dxa" w:w="3182"/>
-            <w:tcMar>
-              <w:top w:type="dxa" w:w="60"/>
-              <w:left w:type="dxa" w:w="108"/>
-              <w:bottom w:type="dxa" w:w="60"/>
-              <w:right w:type="dxa" w:w="108"/>
-            </w:tcMar>
-          </w:tcPr>
-          <w:p>
-            <w:pPr>
-              <w:spacing w:after="0" w:line="240"/>
-            </w:pPr>
-            <w:r>
-              <w:rPr>
-                <w:sz w:val="18"/>
-                <w:szCs w:val="18"/>
-              </w:rPr>
-              <w:t xml:space="preserve">Counties analyzed</w:t>
-            </w:r>
-          </w:p>
-        </w:tc>
-        <w:tc>
-          <w:tcPr>
-            <w:tcW w:type="dxa" w:w="6178"/>
-            <w:tcMar>
-              <w:top w:type="dxa" w:w="60"/>
-              <w:left w:type="dxa" w:w="108"/>
-              <w:bottom w:type="dxa" w:w="60"/>
-              <w:right w:type="dxa" w:w="108"/>
-            </w:tcMar>
-          </w:tcPr>
-          <w:p>
-            <w:pPr>
-              <w:spacing w:after="0" w:line="240"/>
-            </w:pPr>
-            <w:r>
-              <w:rPr>
-                <w:sz w:val="18"/>
-                <w:szCs w:val="18"/>
-              </w:rPr>
-              <w:t xml:space="preserve">1,092</w:t>
-            </w:r>
-          </w:p>
-        </w:tc>
-      </w:tr>
-      <w:tr>
-        <w:trPr>
-          <w:tblHeader w:val="false"/>
-        </w:trPr>
-        <w:tc>
-          <w:tcPr>
-            <w:tcW w:type="dxa" w:w="3182"/>
-            <w:tcMar>
-              <w:top w:type="dxa" w:w="60"/>
-              <w:left w:type="dxa" w:w="108"/>
-              <w:bottom w:type="dxa" w:w="60"/>
-              <w:right w:type="dxa" w:w="108"/>
-            </w:tcMar>
-          </w:tcPr>
-          <w:p>
-            <w:pPr>
-              <w:spacing w:after="0" w:line="240"/>
-            </w:pPr>
-            <w:r>
-              <w:rPr>
-                <w:sz w:val="18"/>
-                <w:szCs w:val="18"/>
-              </w:rPr>
-              <w:t xml:space="preserve">Counties monitored</w:t>
-            </w:r>
-          </w:p>
-        </w:tc>
-        <w:tc>
-          <w:tcPr>
-            <w:tcW w:type="dxa" w:w="6178"/>
-            <w:tcMar>
-              <w:top w:type="dxa" w:w="60"/>
-              <w:left w:type="dxa" w:w="108"/>
-              <w:bottom w:type="dxa" w:w="60"/>
-              <w:right w:type="dxa" w:w="108"/>
-            </w:tcMar>
-          </w:tcPr>
-          <w:p>
-            <w:pPr>
-              <w:spacing w:after="0" w:line="240"/>
-            </w:pPr>
-            <w:r>
-              <w:rPr>
-                <w:sz w:val="18"/>
-                <w:szCs w:val="18"/>
-              </w:rPr>
-              <w:t xml:space="preserve">961</w:t>
-            </w:r>
-          </w:p>
-        </w:tc>
-      </w:tr>
-      <w:tr>
-        <w:trPr>
-          <w:tblHeader w:val="false"/>
-        </w:trPr>
-        <w:tc>
-          <w:tcPr>
-            <w:tcW w:type="dxa" w:w="3182"/>
-            <w:tcMar>
-              <w:top w:type="dxa" w:w="60"/>
-              <w:left w:type="dxa" w:w="108"/>
-              <w:bottom w:type="dxa" w:w="60"/>
-              <w:right w:type="dxa" w:w="108"/>
-            </w:tcMar>
-          </w:tcPr>
-          <w:p>
-            <w:pPr>
-              <w:spacing w:after="0" w:line="240"/>
-            </w:pPr>
-            <w:r>
-              <w:rPr>
-                <w:sz w:val="18"/>
-                <w:szCs w:val="18"/>
-              </w:rPr>
-              <w:t xml:space="preserve">Population in a monitored sewershed</w:t>
-            </w:r>
-          </w:p>
-        </w:tc>
-        <w:tc>
-          <w:tcPr>
-            <w:tcW w:type="dxa" w:w="6178"/>
-            <w:tcMar>
-              <w:top w:type="dxa" w:w="60"/>
-              <w:left w:type="dxa" w:w="108"/>
-              <w:bottom w:type="dxa" w:w="60"/>
-              <w:right w:type="dxa" w:w="108"/>
-            </w:tcMar>
-          </w:tcPr>
-          <w:p>
-            <w:pPr>
-              <w:spacing w:after="0" w:line="240"/>
-            </w:pPr>
-            <w:r>
-              <w:rPr>
-                <w:sz w:val="18"/>
-                <w:szCs w:val="18"/>
-              </w:rPr>
-              <w:t xml:space="preserve">61.87%</w:t>
-            </w:r>
-          </w:p>
-        </w:tc>
-      </w:tr>
-      <w:tr>
-        <w:trPr>
-          <w:tblHeader w:val="false"/>
-        </w:trPr>
-        <w:tc>
-          <w:tcPr>
-            <w:tcW w:type="dxa" w:w="3182"/>
-            <w:tcMar>
-              <w:top w:type="dxa" w:w="60"/>
-              <w:left w:type="dxa" w:w="108"/>
-              <w:bottom w:type="dxa" w:w="60"/>
-              <w:right w:type="dxa" w:w="108"/>
-            </w:tcMar>
-          </w:tcPr>
-          <w:p>
-            <w:pPr>
-              <w:spacing w:after="0" w:line="240"/>
-            </w:pPr>
-            <w:r>
-              <w:rPr>
-                <w:sz w:val="18"/>
-                <w:szCs w:val="18"/>
-              </w:rPr>
-              <w:t xml:space="preserve">Median sewer share where monitored</w:t>
-            </w:r>
-          </w:p>
-        </w:tc>
-        <w:tc>
-          <w:tcPr>
-            <w:tcW w:type="dxa" w:w="6178"/>
-            <w:tcMar>
-              <w:top w:type="dxa" w:w="60"/>
-              <w:left w:type="dxa" w:w="108"/>
-              <w:bottom w:type="dxa" w:w="60"/>
-              <w:right w:type="dxa" w:w="108"/>
-            </w:tcMar>
-          </w:tcPr>
-          <w:p>
-            <w:pPr>
-              <w:spacing w:after="0" w:line="240"/>
-            </w:pPr>
-            <w:r>
-              <w:rPr>
-                <w:sz w:val="18"/>
-                <w:szCs w:val="18"/>
-              </w:rPr>
-              <w:t xml:space="preserve">0.4355</w:t>
             </w:r>
           </w:p>
         </w:tc>
@@ -15168,7 +14645,7 @@
       </w:tr>
       <w:tr>
         <w:trPr>
-          <w:tblHeader w:val="false"/>
+          <w:tblHeader w:val="off"/>
         </w:trPr>
         <w:tc>
           <w:tcPr>
@@ -15235,7 +14712,7 @@
       </w:tr>
       <w:tr>
         <w:trPr>
-          <w:tblHeader w:val="false"/>
+          <w:tblHeader w:val="off"/>
         </w:trPr>
         <w:tc>
           <w:tcPr>
@@ -15302,7 +14779,7 @@
       </w:tr>
       <w:tr>
         <w:trPr>
-          <w:tblHeader w:val="false"/>
+          <w:tblHeader w:val="off"/>
         </w:trPr>
         <w:tc>
           <w:tcPr>
@@ -15369,7 +14846,7 @@
       </w:tr>
       <w:tr>
         <w:trPr>
-          <w:tblHeader w:val="false"/>
+          <w:tblHeader w:val="off"/>
         </w:trPr>
         <w:tc>
           <w:tcPr>
@@ -15436,7 +14913,7 @@
       </w:tr>
       <w:tr>
         <w:trPr>
-          <w:tblHeader w:val="false"/>
+          <w:tblHeader w:val="off"/>
         </w:trPr>
         <w:tc>
           <w:tcPr>
@@ -15503,7 +14980,7 @@
       </w:tr>
       <w:tr>
         <w:trPr>
-          <w:tblHeader w:val="false"/>
+          <w:tblHeader w:val="off"/>
         </w:trPr>
         <w:tc>
           <w:tcPr>
@@ -15667,7 +15144,7 @@
       </w:tr>
       <w:tr>
         <w:trPr>
-          <w:tblHeader w:val="false"/>
+          <w:tblHeader w:val="off"/>
         </w:trPr>
         <w:tc>
           <w:tcPr>
@@ -15718,7 +15195,7 @@
       </w:tr>
       <w:tr>
         <w:trPr>
-          <w:tblHeader w:val="false"/>
+          <w:tblHeader w:val="off"/>
         </w:trPr>
         <w:tc>
           <w:tcPr>
@@ -15769,7 +15246,7 @@
       </w:tr>
       <w:tr>
         <w:trPr>
-          <w:tblHeader w:val="false"/>
+          <w:tblHeader w:val="off"/>
         </w:trPr>
         <w:tc>
           <w:tcPr>
@@ -15820,7 +15297,7 @@
       </w:tr>
       <w:tr>
         <w:trPr>
-          <w:tblHeader w:val="false"/>
+          <w:tblHeader w:val="off"/>
         </w:trPr>
         <w:tc>
           <w:tcPr>
@@ -15871,7 +15348,7 @@
       </w:tr>
       <w:tr>
         <w:trPr>
-          <w:tblHeader w:val="false"/>
+          <w:tblHeader w:val="off"/>
         </w:trPr>
         <w:tc>
           <w:tcPr>
@@ -15922,7 +15399,7 @@
       </w:tr>
       <w:tr>
         <w:trPr>
-          <w:tblHeader w:val="false"/>
+          <w:tblHeader w:val="off"/>
         </w:trPr>
         <w:tc>
           <w:tcPr>
@@ -15973,7 +15450,7 @@
       </w:tr>
       <w:tr>
         <w:trPr>
-          <w:tblHeader w:val="false"/>
+          <w:tblHeader w:val="off"/>
         </w:trPr>
         <w:tc>
           <w:tcPr>
@@ -16024,7 +15501,7 @@
       </w:tr>
       <w:tr>
         <w:trPr>
-          <w:tblHeader w:val="false"/>
+          <w:tblHeader w:val="off"/>
         </w:trPr>
         <w:tc>
           <w:tcPr>
@@ -16075,7 +15552,7 @@
       </w:tr>
       <w:tr>
         <w:trPr>
-          <w:tblHeader w:val="false"/>
+          <w:tblHeader w:val="off"/>
         </w:trPr>
         <w:tc>
           <w:tcPr>
@@ -16126,7 +15603,7 @@
       </w:tr>
       <w:tr>
         <w:trPr>
-          <w:tblHeader w:val="false"/>
+          <w:tblHeader w:val="off"/>
         </w:trPr>
         <w:tc>
           <w:tcPr>
@@ -16177,7 +15654,7 @@
       </w:tr>
       <w:tr>
         <w:trPr>
-          <w:tblHeader w:val="false"/>
+          <w:tblHeader w:val="off"/>
         </w:trPr>
         <w:tc>
           <w:tcPr>
@@ -16228,7 +15705,7 @@
       </w:tr>
       <w:tr>
         <w:trPr>
-          <w:tblHeader w:val="false"/>
+          <w:tblHeader w:val="off"/>
         </w:trPr>
         <w:tc>
           <w:tcPr>
@@ -16315,7 +15792,7 @@
         <w:spacing w:after="120" w:line="276"/>
       </w:pPr>
       <w:r>
-        <w:t xml:space="preserve">The export for this run contains 40 entity files. Each is a flat CSV; the site reads all of them from one JSON payload built at publication time.</w:t>
+        <w:t xml:space="preserve">The export for this run contains 32 entity files. Each is a flat CSV; the site reads all of them from one JSON payload built at publication time.</w:t>
       </w:r>
     </w:p>
     <w:tbl>
@@ -16451,7 +15928,7 @@
       </w:tr>
       <w:tr>
         <w:trPr>
-          <w:tblHeader w:val="false"/>
+          <w:tblHeader w:val="off"/>
         </w:trPr>
         <w:tc>
           <w:tcPr>
@@ -16497,7 +15974,7 @@
                 <w:sz w:val="18"/>
                 <w:szCs w:val="18"/>
               </w:rPr>
-              <w:t xml:space="preserve">39</w:t>
+              <w:t xml:space="preserve">29</w:t>
             </w:r>
           </w:p>
         </w:tc>
@@ -16550,7 +16027,7 @@
       </w:tr>
       <w:tr>
         <w:trPr>
-          <w:tblHeader w:val="false"/>
+          <w:tblHeader w:val="off"/>
         </w:trPr>
         <w:tc>
           <w:tcPr>
@@ -16649,7 +16126,7 @@
       </w:tr>
       <w:tr>
         <w:trPr>
-          <w:tblHeader w:val="false"/>
+          <w:tblHeader w:val="off"/>
         </w:trPr>
         <w:tc>
           <w:tcPr>
@@ -16748,7 +16225,7 @@
       </w:tr>
       <w:tr>
         <w:trPr>
-          <w:tblHeader w:val="false"/>
+          <w:tblHeader w:val="off"/>
         </w:trPr>
         <w:tc>
           <w:tcPr>
@@ -16771,7 +16248,7 @@
                 <w:sz w:val="18"/>
                 <w:szCs w:val="18"/>
               </w:rPr>
-              <w:t xml:space="preserve">AttritionSite</w:t>
+              <w:t xml:space="preserve">AuditLog</w:t>
             </w:r>
           </w:p>
         </w:tc>
@@ -16794,7 +16271,7 @@
                 <w:sz w:val="18"/>
                 <w:szCs w:val="18"/>
               </w:rPr>
-              <w:t xml:space="preserve">1,898</w:t>
+              <w:t xml:space="preserve">37</w:t>
             </w:r>
           </w:p>
         </w:tc>
@@ -16817,7 +16294,7 @@
                 <w:sz w:val="18"/>
                 <w:szCs w:val="18"/>
               </w:rPr>
-              <w:t xml:space="preserve">17</w:t>
+              <w:t xml:space="preserve">6</w:t>
             </w:r>
           </w:p>
         </w:tc>
@@ -16840,14 +16317,14 @@
                 <w:sz w:val="18"/>
                 <w:szCs w:val="18"/>
               </w:rPr>
-              <w:t xml:space="preserve">Coverage &amp; equity, Dashboard, Start here</w:t>
-            </w:r>
-          </w:p>
-        </w:tc>
-      </w:tr>
-      <w:tr>
-        <w:trPr>
-          <w:tblHeader w:val="false"/>
+              <w:t xml:space="preserve">Audit log</w:t>
+            </w:r>
+          </w:p>
+        </w:tc>
+      </w:tr>
+      <w:tr>
+        <w:trPr>
+          <w:tblHeader w:val="off"/>
         </w:trPr>
         <w:tc>
           <w:tcPr>
@@ -16870,7 +16347,7 @@
                 <w:sz w:val="18"/>
                 <w:szCs w:val="18"/>
               </w:rPr>
-              <w:t xml:space="preserve">AttritionVulnerability</w:t>
+              <w:t xml:space="preserve">CountyActivity</w:t>
             </w:r>
           </w:p>
         </w:tc>
@@ -16893,7 +16370,7 @@
                 <w:sz w:val="18"/>
                 <w:szCs w:val="18"/>
               </w:rPr>
-              <w:t xml:space="preserve">4</w:t>
+              <w:t xml:space="preserve">2,331</w:t>
             </w:r>
           </w:p>
         </w:tc>
@@ -16916,7 +16393,7 @@
                 <w:sz w:val="18"/>
                 <w:szCs w:val="18"/>
               </w:rPr>
-              <w:t xml:space="preserve">7</w:t>
+              <w:t xml:space="preserve">11</w:t>
             </w:r>
           </w:p>
         </w:tc>
@@ -16939,14 +16416,14 @@
                 <w:sz w:val="18"/>
                 <w:szCs w:val="18"/>
               </w:rPr>
-              <w:t xml:space="preserve">Coverage &amp; equity</w:t>
-            </w:r>
-          </w:p>
-        </w:tc>
-      </w:tr>
-      <w:tr>
-        <w:trPr>
-          <w:tblHeader w:val="false"/>
+              <w:t xml:space="preserve">Dashboard, Start here, Trends &amp; timing</w:t>
+            </w:r>
+          </w:p>
+        </w:tc>
+      </w:tr>
+      <w:tr>
+        <w:trPr>
+          <w:tblHeader w:val="off"/>
         </w:trPr>
         <w:tc>
           <w:tcPr>
@@ -16969,7 +16446,7 @@
                 <w:sz w:val="18"/>
                 <w:szCs w:val="18"/>
               </w:rPr>
-              <w:t xml:space="preserve">AttritionYearly</w:t>
+              <w:t xml:space="preserve">CountyCluster</w:t>
             </w:r>
           </w:p>
         </w:tc>
@@ -16992,7 +16469,7 @@
                 <w:sz w:val="18"/>
                 <w:szCs w:val="18"/>
               </w:rPr>
-              <w:t xml:space="preserve">5</w:t>
+              <w:t xml:space="preserve">2,270</w:t>
             </w:r>
           </w:p>
         </w:tc>
@@ -17038,14 +16515,14 @@
                 <w:sz w:val="18"/>
                 <w:szCs w:val="18"/>
               </w:rPr>
-              <w:t xml:space="preserve">Coverage &amp; equity</w:t>
-            </w:r>
-          </w:p>
-        </w:tc>
-      </w:tr>
-      <w:tr>
-        <w:trPr>
-          <w:tblHeader w:val="false"/>
+              <w:t xml:space="preserve">Alerts, Dashboard, Surveillance map</w:t>
+            </w:r>
+          </w:p>
+        </w:tc>
+      </w:tr>
+      <w:tr>
+        <w:trPr>
+          <w:tblHeader w:val="off"/>
         </w:trPr>
         <w:tc>
           <w:tcPr>
@@ -17068,7 +16545,7 @@
                 <w:sz w:val="18"/>
                 <w:szCs w:val="18"/>
               </w:rPr>
-              <w:t xml:space="preserve">AuditLog</w:t>
+              <w:t xml:space="preserve">CountyCoverage</w:t>
             </w:r>
           </w:p>
         </w:tc>
@@ -17091,7 +16568,7 @@
                 <w:sz w:val="18"/>
                 <w:szCs w:val="18"/>
               </w:rPr>
-              <w:t xml:space="preserve">42</w:t>
+              <w:t xml:space="preserve">4,621</w:t>
             </w:r>
           </w:p>
         </w:tc>
@@ -17114,7 +16591,7 @@
                 <w:sz w:val="18"/>
                 <w:szCs w:val="18"/>
               </w:rPr>
-              <w:t xml:space="preserve">6</w:t>
+              <w:t xml:space="preserve">14</w:t>
             </w:r>
           </w:p>
         </w:tc>
@@ -17137,14 +16614,14 @@
                 <w:sz w:val="18"/>
                 <w:szCs w:val="18"/>
               </w:rPr>
-              <w:t xml:space="preserve">Audit log</w:t>
-            </w:r>
-          </w:p>
-        </w:tc>
-      </w:tr>
-      <w:tr>
-        <w:trPr>
-          <w:tblHeader w:val="false"/>
+              <w:t xml:space="preserve">Dashboard, Start here, Trends &amp; timing</w:t>
+            </w:r>
+          </w:p>
+        </w:tc>
+      </w:tr>
+      <w:tr>
+        <w:trPr>
+          <w:tblHeader w:val="off"/>
         </w:trPr>
         <w:tc>
           <w:tcPr>
@@ -17167,7 +16644,7 @@
                 <w:sz w:val="18"/>
                 <w:szCs w:val="18"/>
               </w:rPr>
-              <w:t xml:space="preserve">CountyActivity</w:t>
+              <w:t xml:space="preserve">DataSource</w:t>
             </w:r>
           </w:p>
         </w:tc>
@@ -17190,7 +16667,7 @@
                 <w:sz w:val="18"/>
                 <w:szCs w:val="18"/>
               </w:rPr>
-              <w:t xml:space="preserve">2,127</w:t>
+              <w:t xml:space="preserve">6</w:t>
             </w:r>
           </w:p>
         </w:tc>
@@ -17213,7 +16690,7 @@
                 <w:sz w:val="18"/>
                 <w:szCs w:val="18"/>
               </w:rPr>
-              <w:t xml:space="preserve">11</w:t>
+              <w:t xml:space="preserve">8</w:t>
             </w:r>
           </w:p>
         </w:tc>
@@ -17236,14 +16713,14 @@
                 <w:sz w:val="18"/>
                 <w:szCs w:val="18"/>
               </w:rPr>
-              <w:t xml:space="preserve">Dashboard, Start here, Trends &amp; timing</w:t>
-            </w:r>
-          </w:p>
-        </w:tc>
-      </w:tr>
-      <w:tr>
-        <w:trPr>
-          <w:tblHeader w:val="false"/>
+              <w:t xml:space="preserve">Methods &amp; sources</w:t>
+            </w:r>
+          </w:p>
+        </w:tc>
+      </w:tr>
+      <w:tr>
+        <w:trPr>
+          <w:tblHeader w:val="off"/>
         </w:trPr>
         <w:tc>
           <w:tcPr>
@@ -17266,7 +16743,7 @@
                 <w:sz w:val="18"/>
                 <w:szCs w:val="18"/>
               </w:rPr>
-              <w:t xml:space="preserve">CountyCluster</w:t>
+              <w:t xml:space="preserve">EmergingTrend</w:t>
             </w:r>
           </w:p>
         </w:tc>
@@ -17289,7 +16766,7 @@
                 <w:sz w:val="18"/>
                 <w:szCs w:val="18"/>
               </w:rPr>
-              <w:t xml:space="preserve">2,079</w:t>
+              <w:t xml:space="preserve">464</w:t>
             </w:r>
           </w:p>
         </w:tc>
@@ -17312,7 +16789,7 @@
                 <w:sz w:val="18"/>
                 <w:szCs w:val="18"/>
               </w:rPr>
-              <w:t xml:space="preserve">10</w:t>
+              <w:t xml:space="preserve">7</w:t>
             </w:r>
           </w:p>
         </w:tc>
@@ -17335,14 +16812,14 @@
                 <w:sz w:val="18"/>
                 <w:szCs w:val="18"/>
               </w:rPr>
-              <w:t xml:space="preserve">Alerts, Dashboard, Surveillance map</w:t>
-            </w:r>
-          </w:p>
-        </w:tc>
-      </w:tr>
-      <w:tr>
-        <w:trPr>
-          <w:tblHeader w:val="false"/>
+              <w:t xml:space="preserve">Alerts, Dashboard, Methods &amp; sources, Start here, Trends &amp; timing</w:t>
+            </w:r>
+          </w:p>
+        </w:tc>
+      </w:tr>
+      <w:tr>
+        <w:trPr>
+          <w:tblHeader w:val="off"/>
         </w:trPr>
         <w:tc>
           <w:tcPr>
@@ -17365,7 +16842,7 @@
                 <w:sz w:val="18"/>
                 <w:szCs w:val="18"/>
               </w:rPr>
-              <w:t xml:space="preserve">CountyCoverage</w:t>
+              <w:t xml:space="preserve">EquitySummary</w:t>
             </w:r>
           </w:p>
         </w:tc>
@@ -17388,7 +16865,7 @@
                 <w:sz w:val="18"/>
                 <w:szCs w:val="18"/>
               </w:rPr>
-              <w:t xml:space="preserve">4,658</w:t>
+              <w:t xml:space="preserve">4</w:t>
             </w:r>
           </w:p>
         </w:tc>
@@ -17411,7 +16888,7 @@
                 <w:sz w:val="18"/>
                 <w:szCs w:val="18"/>
               </w:rPr>
-              <w:t xml:space="preserve">14</w:t>
+              <w:t xml:space="preserve">12</w:t>
             </w:r>
           </w:p>
         </w:tc>
@@ -17434,14 +16911,14 @@
                 <w:sz w:val="18"/>
                 <w:szCs w:val="18"/>
               </w:rPr>
-              <w:t xml:space="preserve">Dashboard, Start here, Trends &amp; timing</w:t>
-            </w:r>
-          </w:p>
-        </w:tc>
-      </w:tr>
-      <w:tr>
-        <w:trPr>
-          <w:tblHeader w:val="false"/>
+              <w:t xml:space="preserve">Coverage &amp; equity, Dashboard</w:t>
+            </w:r>
+          </w:p>
+        </w:tc>
+      </w:tr>
+      <w:tr>
+        <w:trPr>
+          <w:tblHeader w:val="off"/>
         </w:trPr>
         <w:tc>
           <w:tcPr>
@@ -17464,7 +16941,7 @@
                 <w:sz w:val="18"/>
                 <w:szCs w:val="18"/>
               </w:rPr>
-              <w:t xml:space="preserve">DataSource</w:t>
+              <w:t xml:space="preserve">GenomicByYear</w:t>
             </w:r>
           </w:p>
         </w:tc>
@@ -17510,7 +16987,7 @@
                 <w:sz w:val="18"/>
                 <w:szCs w:val="18"/>
               </w:rPr>
-              <w:t xml:space="preserve">8</w:t>
+              <w:t xml:space="preserve">5</w:t>
             </w:r>
           </w:p>
         </w:tc>
@@ -17533,14 +17010,14 @@
                 <w:sz w:val="18"/>
                 <w:szCs w:val="18"/>
               </w:rPr>
-              <w:t xml:space="preserve">Methods &amp; sources</w:t>
-            </w:r>
-          </w:p>
-        </w:tc>
-      </w:tr>
-      <w:tr>
-        <w:trPr>
-          <w:tblHeader w:val="false"/>
+              <w:t xml:space="preserve">Genomics &amp; AMR</w:t>
+            </w:r>
+          </w:p>
+        </w:tc>
+      </w:tr>
+      <w:tr>
+        <w:trPr>
+          <w:tblHeader w:val="off"/>
         </w:trPr>
         <w:tc>
           <w:tcPr>
@@ -17563,7 +17040,7 @@
                 <w:sz w:val="18"/>
                 <w:szCs w:val="18"/>
               </w:rPr>
-              <w:t xml:space="preserve">EmergingCounty</w:t>
+              <w:t xml:space="preserve">GenomicRecord</w:t>
             </w:r>
           </w:p>
         </w:tc>
@@ -17586,7 +17063,7 @@
                 <w:sz w:val="18"/>
                 <w:szCs w:val="18"/>
               </w:rPr>
-              <w:t xml:space="preserve">1,012</w:t>
+              <w:t xml:space="preserve">3,738</w:t>
             </w:r>
           </w:p>
         </w:tc>
@@ -17609,7 +17086,7 @@
                 <w:sz w:val="18"/>
                 <w:szCs w:val="18"/>
               </w:rPr>
-              <w:t xml:space="preserve">10</w:t>
+              <w:t xml:space="preserve">12</w:t>
             </w:r>
           </w:p>
         </w:tc>
@@ -17632,14 +17109,14 @@
                 <w:sz w:val="18"/>
                 <w:szCs w:val="18"/>
               </w:rPr>
-              <w:t xml:space="preserve">Alerts, Dashboard, Start here, Surveillance map</w:t>
-            </w:r>
-          </w:p>
-        </w:tc>
-      </w:tr>
-      <w:tr>
-        <w:trPr>
-          <w:tblHeader w:val="false"/>
+              <w:t xml:space="preserve">Genomics &amp; AMR</w:t>
+            </w:r>
+          </w:p>
+        </w:tc>
+      </w:tr>
+      <w:tr>
+        <w:trPr>
+          <w:tblHeader w:val="off"/>
         </w:trPr>
         <w:tc>
           <w:tcPr>
@@ -17662,7 +17139,7 @@
                 <w:sz w:val="18"/>
                 <w:szCs w:val="18"/>
               </w:rPr>
-              <w:t xml:space="preserve">EmergingTrend</w:t>
+              <w:t xml:space="preserve">GenomicSummary</w:t>
             </w:r>
           </w:p>
         </w:tc>
@@ -17685,7 +17162,7 @@
                 <w:sz w:val="18"/>
                 <w:szCs w:val="18"/>
               </w:rPr>
-              <w:t xml:space="preserve">479</w:t>
+              <w:t xml:space="preserve">5</w:t>
             </w:r>
           </w:p>
         </w:tc>
@@ -17708,7 +17185,7 @@
                 <w:sz w:val="18"/>
                 <w:szCs w:val="18"/>
               </w:rPr>
-              <w:t xml:space="preserve">7</w:t>
+              <w:t xml:space="preserve">6</w:t>
             </w:r>
           </w:p>
         </w:tc>
@@ -17731,14 +17208,14 @@
                 <w:sz w:val="18"/>
                 <w:szCs w:val="18"/>
               </w:rPr>
-              <w:t xml:space="preserve">Alerts, Dashboard, Methods &amp; sources, Start here, Trends &amp; timing</w:t>
-            </w:r>
-          </w:p>
-        </w:tc>
-      </w:tr>
-      <w:tr>
-        <w:trPr>
-          <w:tblHeader w:val="false"/>
+              <w:t xml:space="preserve">Dashboard, Genomics &amp; AMR</w:t>
+            </w:r>
+          </w:p>
+        </w:tc>
+      </w:tr>
+      <w:tr>
+        <w:trPr>
+          <w:tblHeader w:val="off"/>
         </w:trPr>
         <w:tc>
           <w:tcPr>
@@ -17761,7 +17238,7 @@
                 <w:sz w:val="18"/>
                 <w:szCs w:val="18"/>
               </w:rPr>
-              <w:t xml:space="preserve">EquitySummary</w:t>
+              <w:t xml:space="preserve">ModelPerformance</w:t>
             </w:r>
           </w:p>
         </w:tc>
@@ -17784,7 +17261,7 @@
                 <w:sz w:val="18"/>
                 <w:szCs w:val="18"/>
               </w:rPr>
-              <w:t xml:space="preserve">4</w:t>
+              <w:t xml:space="preserve">3</w:t>
             </w:r>
           </w:p>
         </w:tc>
@@ -17807,7 +17284,7 @@
                 <w:sz w:val="18"/>
                 <w:szCs w:val="18"/>
               </w:rPr>
-              <w:t xml:space="preserve">12</w:t>
+              <w:t xml:space="preserve">14</w:t>
             </w:r>
           </w:p>
         </w:tc>
@@ -17830,14 +17307,14 @@
                 <w:sz w:val="18"/>
                 <w:szCs w:val="18"/>
               </w:rPr>
-              <w:t xml:space="preserve">Coverage &amp; equity, Dashboard</w:t>
-            </w:r>
-          </w:p>
-        </w:tc>
-      </w:tr>
-      <w:tr>
-        <w:trPr>
-          <w:tblHeader w:val="false"/>
+              <w:t xml:space="preserve">Dashboard, Predictive models</w:t>
+            </w:r>
+          </w:p>
+        </w:tc>
+      </w:tr>
+      <w:tr>
+        <w:trPr>
+          <w:tblHeader w:val="off"/>
         </w:trPr>
         <w:tc>
           <w:tcPr>
@@ -17860,7 +17337,7 @@
                 <w:sz w:val="18"/>
                 <w:szCs w:val="18"/>
               </w:rPr>
-              <w:t xml:space="preserve">GenomicByYear</w:t>
+              <w:t xml:space="preserve">MonitoringNational</w:t>
             </w:r>
           </w:p>
         </w:tc>
@@ -17883,7 +17360,7 @@
                 <w:sz w:val="18"/>
                 <w:szCs w:val="18"/>
               </w:rPr>
-              <w:t xml:space="preserve">6</w:t>
+              <w:t xml:space="preserve">1</w:t>
             </w:r>
           </w:p>
         </w:tc>
@@ -17906,7 +17383,7 @@
                 <w:sz w:val="18"/>
                 <w:szCs w:val="18"/>
               </w:rPr>
-              <w:t xml:space="preserve">5</w:t>
+              <w:t xml:space="preserve">12</w:t>
             </w:r>
           </w:p>
         </w:tc>
@@ -17929,14 +17406,14 @@
                 <w:sz w:val="18"/>
                 <w:szCs w:val="18"/>
               </w:rPr>
-              <w:t xml:space="preserve">Genomics &amp; AMR</w:t>
-            </w:r>
-          </w:p>
-        </w:tc>
-      </w:tr>
-      <w:tr>
-        <w:trPr>
-          <w:tblHeader w:val="false"/>
+              <w:t xml:space="preserve">Where monitoring happens</w:t>
+            </w:r>
+          </w:p>
+        </w:tc>
+      </w:tr>
+      <w:tr>
+        <w:trPr>
+          <w:tblHeader w:val="off"/>
         </w:trPr>
         <w:tc>
           <w:tcPr>
@@ -17959,7 +17436,7 @@
                 <w:sz w:val="18"/>
                 <w:szCs w:val="18"/>
               </w:rPr>
-              <w:t xml:space="preserve">GenomicRecord</w:t>
+              <w:t xml:space="preserve">MonitoringStatus</w:t>
             </w:r>
           </w:p>
         </w:tc>
@@ -17982,7 +17459,7 @@
                 <w:sz w:val="18"/>
                 <w:szCs w:val="18"/>
               </w:rPr>
-              <w:t xml:space="preserve">4,014</w:t>
+              <w:t xml:space="preserve">3,144</w:t>
             </w:r>
           </w:p>
         </w:tc>
@@ -18005,7 +17482,7 @@
                 <w:sz w:val="18"/>
                 <w:szCs w:val="18"/>
               </w:rPr>
-              <w:t xml:space="preserve">12</w:t>
+              <w:t xml:space="preserve">15</w:t>
             </w:r>
           </w:p>
         </w:tc>
@@ -18028,14 +17505,14 @@
                 <w:sz w:val="18"/>
                 <w:szCs w:val="18"/>
               </w:rPr>
-              <w:t xml:space="preserve">Genomics &amp; AMR</w:t>
-            </w:r>
-          </w:p>
-        </w:tc>
-      </w:tr>
-      <w:tr>
-        <w:trPr>
-          <w:tblHeader w:val="false"/>
+              <w:t xml:space="preserve">Protein structures, Where monitoring happens</w:t>
+            </w:r>
+          </w:p>
+        </w:tc>
+      </w:tr>
+      <w:tr>
+        <w:trPr>
+          <w:tblHeader w:val="off"/>
         </w:trPr>
         <w:tc>
           <w:tcPr>
@@ -18058,7 +17535,7 @@
                 <w:sz w:val="18"/>
                 <w:szCs w:val="18"/>
               </w:rPr>
-              <w:t xml:space="preserve">GenomicSummary</w:t>
+              <w:t xml:space="preserve">NationalTrend</w:t>
             </w:r>
           </w:p>
         </w:tc>
@@ -18081,7 +17558,7 @@
                 <w:sz w:val="18"/>
                 <w:szCs w:val="18"/>
               </w:rPr>
-              <w:t xml:space="preserve">5</w:t>
+              <w:t xml:space="preserve">617</w:t>
             </w:r>
           </w:p>
         </w:tc>
@@ -18104,7 +17581,7 @@
                 <w:sz w:val="18"/>
                 <w:szCs w:val="18"/>
               </w:rPr>
-              <w:t xml:space="preserve">6</w:t>
+              <w:t xml:space="preserve">8</w:t>
             </w:r>
           </w:p>
         </w:tc>
@@ -18127,14 +17604,14 @@
                 <w:sz w:val="18"/>
                 <w:szCs w:val="18"/>
               </w:rPr>
-              <w:t xml:space="preserve">Dashboard, Genomics &amp; AMR</w:t>
-            </w:r>
-          </w:p>
-        </w:tc>
-      </w:tr>
-      <w:tr>
-        <w:trPr>
-          <w:tblHeader w:val="false"/>
+              <w:t xml:space="preserve">Alerts, Dashboard, Methods &amp; sources, Start here</w:t>
+            </w:r>
+          </w:p>
+        </w:tc>
+      </w:tr>
+      <w:tr>
+        <w:trPr>
+          <w:tblHeader w:val="off"/>
         </w:trPr>
         <w:tc>
           <w:tcPr>
@@ -18157,7 +17634,7 @@
                 <w:sz w:val="18"/>
                 <w:szCs w:val="18"/>
               </w:rPr>
-              <w:t xml:space="preserve">GlobalCoverage</w:t>
+              <w:t xml:space="preserve">PathogenSummary</w:t>
             </w:r>
           </w:p>
         </w:tc>
@@ -18180,7 +17657,7 @@
                 <w:sz w:val="18"/>
                 <w:szCs w:val="18"/>
               </w:rPr>
-              <w:t xml:space="preserve">223</w:t>
+              <w:t xml:space="preserve">6</w:t>
             </w:r>
           </w:p>
         </w:tc>
@@ -18203,7 +17680,7 @@
                 <w:sz w:val="18"/>
                 <w:szCs w:val="18"/>
               </w:rPr>
-              <w:t xml:space="preserve">19</w:t>
+              <w:t xml:space="preserve">16</w:t>
             </w:r>
           </w:p>
         </w:tc>
@@ -18226,14 +17703,14 @@
                 <w:sz w:val="18"/>
                 <w:szCs w:val="18"/>
               </w:rPr>
-              <w:t xml:space="preserve">Global coverage</w:t>
-            </w:r>
-          </w:p>
-        </w:tc>
-      </w:tr>
-      <w:tr>
-        <w:trPr>
-          <w:tblHeader w:val="false"/>
+              <w:t xml:space="preserve">Alerts, Coverage &amp; equity, Methods &amp; sources, Start here</w:t>
+            </w:r>
+          </w:p>
+        </w:tc>
+      </w:tr>
+      <w:tr>
+        <w:trPr>
+          <w:tblHeader w:val="off"/>
         </w:trPr>
         <w:tc>
           <w:tcPr>
@@ -18256,7 +17733,7 @@
                 <w:sz w:val="18"/>
                 <w:szCs w:val="18"/>
               </w:rPr>
-              <w:t xml:space="preserve">GlobalCoverageIncome</w:t>
+              <w:t xml:space="preserve">PipelineRun</w:t>
             </w:r>
           </w:p>
         </w:tc>
@@ -18279,7 +17756,7 @@
                 <w:sz w:val="18"/>
                 <w:szCs w:val="18"/>
               </w:rPr>
-              <w:t xml:space="preserve">4</w:t>
+              <w:t xml:space="preserve">1</w:t>
             </w:r>
           </w:p>
         </w:tc>
@@ -18302,7 +17779,7 @@
                 <w:sz w:val="18"/>
                 <w:szCs w:val="18"/>
               </w:rPr>
-              <w:t xml:space="preserve">9</w:t>
+              <w:t xml:space="preserve">8</w:t>
             </w:r>
           </w:p>
         </w:tc>
@@ -18325,14 +17802,14 @@
                 <w:sz w:val="18"/>
                 <w:szCs w:val="18"/>
               </w:rPr>
-              <w:t xml:space="preserve">Global coverage</w:t>
-            </w:r>
-          </w:p>
-        </w:tc>
-      </w:tr>
-      <w:tr>
-        <w:trPr>
-          <w:tblHeader w:val="false"/>
+              <w:t xml:space="preserve">Alerts, Methods &amp; sources</w:t>
+            </w:r>
+          </w:p>
+        </w:tc>
+      </w:tr>
+      <w:tr>
+        <w:trPr>
+          <w:tblHeader w:val="off"/>
         </w:trPr>
         <w:tc>
           <w:tcPr>
@@ -18355,7 +17832,7 @@
                 <w:sz w:val="18"/>
                 <w:szCs w:val="18"/>
               </w:rPr>
-              <w:t xml:space="preserve">LeadTime</w:t>
+              <w:t xml:space="preserve">ProteinStructure</w:t>
             </w:r>
           </w:p>
         </w:tc>
@@ -18378,7 +17855,7 @@
                 <w:sz w:val="18"/>
                 <w:szCs w:val="18"/>
               </w:rPr>
-              <w:t xml:space="preserve">151</w:t>
+              <w:t xml:space="preserve">6</w:t>
             </w:r>
           </w:p>
         </w:tc>
@@ -18424,14 +17901,14 @@
                 <w:sz w:val="18"/>
                 <w:szCs w:val="18"/>
               </w:rPr>
-              <w:t xml:space="preserve">Dashboard, Lead time</w:t>
-            </w:r>
-          </w:p>
-        </w:tc>
-      </w:tr>
-      <w:tr>
-        <w:trPr>
-          <w:tblHeader w:val="false"/>
+              <w:t xml:space="preserve">Dashboard, Methods &amp; sources, Protein structures</w:t>
+            </w:r>
+          </w:p>
+        </w:tc>
+      </w:tr>
+      <w:tr>
+        <w:trPr>
+          <w:tblHeader w:val="off"/>
         </w:trPr>
         <w:tc>
           <w:tcPr>
@@ -18454,7 +17931,7 @@
                 <w:sz w:val="18"/>
                 <w:szCs w:val="18"/>
               </w:rPr>
-              <w:t xml:space="preserve">LeadTimeNational</w:t>
+              <w:t xml:space="preserve">SeasonalPeak</w:t>
             </w:r>
           </w:p>
         </w:tc>
@@ -18477,7 +17954,7 @@
                 <w:sz w:val="18"/>
                 <w:szCs w:val="18"/>
               </w:rPr>
-              <w:t xml:space="preserve">3</w:t>
+              <w:t xml:space="preserve">9</w:t>
             </w:r>
           </w:p>
         </w:tc>
@@ -18500,7 +17977,7 @@
                 <w:sz w:val="18"/>
                 <w:szCs w:val="18"/>
               </w:rPr>
-              <w:t xml:space="preserve">12</w:t>
+              <w:t xml:space="preserve">10</w:t>
             </w:r>
           </w:p>
         </w:tc>
@@ -18523,14 +18000,14 @@
                 <w:sz w:val="18"/>
                 <w:szCs w:val="18"/>
               </w:rPr>
-              <w:t xml:space="preserve">Dashboard, Lead time</w:t>
-            </w:r>
-          </w:p>
-        </w:tc>
-      </w:tr>
-      <w:tr>
-        <w:trPr>
-          <w:tblHeader w:val="false"/>
+              <w:t xml:space="preserve">Trends &amp; timing</w:t>
+            </w:r>
+          </w:p>
+        </w:tc>
+      </w:tr>
+      <w:tr>
+        <w:trPr>
+          <w:tblHeader w:val="off"/>
         </w:trPr>
         <w:tc>
           <w:tcPr>
@@ -18553,7 +18030,7 @@
                 <w:sz w:val="18"/>
                 <w:szCs w:val="18"/>
               </w:rPr>
-              <w:t xml:space="preserve">ModelPerformance</w:t>
+              <w:t xml:space="preserve">SeasonalPeakState</w:t>
             </w:r>
           </w:p>
         </w:tc>
@@ -18576,7 +18053,7 @@
                 <w:sz w:val="18"/>
                 <w:szCs w:val="18"/>
               </w:rPr>
-              <w:t xml:space="preserve">3</w:t>
+              <w:t xml:space="preserve">412</w:t>
             </w:r>
           </w:p>
         </w:tc>
@@ -18599,7 +18076,7 @@
                 <w:sz w:val="18"/>
                 <w:szCs w:val="18"/>
               </w:rPr>
-              <w:t xml:space="preserve">14</w:t>
+              <w:t xml:space="preserve">9</w:t>
             </w:r>
           </w:p>
         </w:tc>
@@ -18622,14 +18099,14 @@
                 <w:sz w:val="18"/>
                 <w:szCs w:val="18"/>
               </w:rPr>
-              <w:t xml:space="preserve">Dashboard, Predictive models</w:t>
-            </w:r>
-          </w:p>
-        </w:tc>
-      </w:tr>
-      <w:tr>
-        <w:trPr>
-          <w:tblHeader w:val="false"/>
+              <w:t xml:space="preserve">Trends &amp; timing</w:t>
+            </w:r>
+          </w:p>
+        </w:tc>
+      </w:tr>
+      <w:tr>
+        <w:trPr>
+          <w:tblHeader w:val="off"/>
         </w:trPr>
         <w:tc>
           <w:tcPr>
@@ -18652,7 +18129,7 @@
                 <w:sz w:val="18"/>
                 <w:szCs w:val="18"/>
               </w:rPr>
-              <w:t xml:space="preserve">NationalTrend</w:t>
+              <w:t xml:space="preserve">SeasonalVariability</w:t>
             </w:r>
           </w:p>
         </w:tc>
@@ -18675,7 +18152,7 @@
                 <w:sz w:val="18"/>
                 <w:szCs w:val="18"/>
               </w:rPr>
-              <w:t xml:space="preserve">632</w:t>
+              <w:t xml:space="preserve">3</w:t>
             </w:r>
           </w:p>
         </w:tc>
@@ -18698,7 +18175,7 @@
                 <w:sz w:val="18"/>
                 <w:szCs w:val="18"/>
               </w:rPr>
-              <w:t xml:space="preserve">8</w:t>
+              <w:t xml:space="preserve">12</w:t>
             </w:r>
           </w:p>
         </w:tc>
@@ -18718,17 +18195,19 @@
             </w:pPr>
             <w:r>
               <w:rPr>
-                <w:sz w:val="18"/>
-                <w:szCs w:val="18"/>
-              </w:rPr>
-              <w:t xml:space="preserve">Alerts, Dashboard, Methods &amp; sources, Start here</w:t>
-            </w:r>
-          </w:p>
-        </w:tc>
-      </w:tr>
-      <w:tr>
-        <w:trPr>
-          <w:tblHeader w:val="false"/>
+                <w:i/>
+                <w:iCs/>
+                <w:sz w:val="18"/>
+                <w:szCs w:val="18"/>
+              </w:rPr>
+              <w:t xml:space="preserve">not read by any view</w:t>
+            </w:r>
+          </w:p>
+        </w:tc>
+      </w:tr>
+      <w:tr>
+        <w:trPr>
+          <w:tblHeader w:val="off"/>
         </w:trPr>
         <w:tc>
           <w:tcPr>
@@ -18751,7 +18230,7 @@
                 <w:sz w:val="18"/>
                 <w:szCs w:val="18"/>
               </w:rPr>
-              <w:t xml:space="preserve">PathogenSummary</w:t>
+              <w:t xml:space="preserve">ShapFeature</w:t>
             </w:r>
           </w:p>
         </w:tc>
@@ -18774,7 +18253,7 @@
                 <w:sz w:val="18"/>
                 <w:szCs w:val="18"/>
               </w:rPr>
-              <w:t xml:space="preserve">6</w:t>
+              <w:t xml:space="preserve">30</w:t>
             </w:r>
           </w:p>
         </w:tc>
@@ -18797,7 +18276,7 @@
                 <w:sz w:val="18"/>
                 <w:szCs w:val="18"/>
               </w:rPr>
-              <w:t xml:space="preserve">16</w:t>
+              <w:t xml:space="preserve">7</w:t>
             </w:r>
           </w:p>
         </w:tc>
@@ -18820,14 +18299,14 @@
                 <w:sz w:val="18"/>
                 <w:szCs w:val="18"/>
               </w:rPr>
-              <w:t xml:space="preserve">Alerts, Coverage &amp; equity, Methods &amp; sources, Start here</w:t>
-            </w:r>
-          </w:p>
-        </w:tc>
-      </w:tr>
-      <w:tr>
-        <w:trPr>
-          <w:tblHeader w:val="false"/>
+              <w:t xml:space="preserve">Predictive models</w:t>
+            </w:r>
+          </w:p>
+        </w:tc>
+      </w:tr>
+      <w:tr>
+        <w:trPr>
+          <w:tblHeader w:val="off"/>
         </w:trPr>
         <w:tc>
           <w:tcPr>
@@ -18850,7 +18329,7 @@
                 <w:sz w:val="18"/>
                 <w:szCs w:val="18"/>
               </w:rPr>
-              <w:t xml:space="preserve">PipelineRun</w:t>
+              <w:t xml:space="preserve">SpatialSummary</w:t>
             </w:r>
           </w:p>
         </w:tc>
@@ -18873,7 +18352,7 @@
                 <w:sz w:val="18"/>
                 <w:szCs w:val="18"/>
               </w:rPr>
-              <w:t xml:space="preserve">1</w:t>
+              <w:t xml:space="preserve">3</w:t>
             </w:r>
           </w:p>
         </w:tc>
@@ -18896,7 +18375,7 @@
                 <w:sz w:val="18"/>
                 <w:szCs w:val="18"/>
               </w:rPr>
-              <w:t xml:space="preserve">10</w:t>
+              <w:t xml:space="preserve">16</w:t>
             </w:r>
           </w:p>
         </w:tc>
@@ -18919,14 +18398,14 @@
                 <w:sz w:val="18"/>
                 <w:szCs w:val="18"/>
               </w:rPr>
-              <w:t xml:space="preserve">Alerts, Methods &amp; sources</w:t>
-            </w:r>
-          </w:p>
-        </w:tc>
-      </w:tr>
-      <w:tr>
-        <w:trPr>
-          <w:tblHeader w:val="false"/>
+              <w:t xml:space="preserve">Dashboard, Surveillance map</w:t>
+            </w:r>
+          </w:p>
+        </w:tc>
+      </w:tr>
+      <w:tr>
+        <w:trPr>
+          <w:tblHeader w:val="off"/>
         </w:trPr>
         <w:tc>
           <w:tcPr>
@@ -18949,7 +18428,7 @@
                 <w:sz w:val="18"/>
                 <w:szCs w:val="18"/>
               </w:rPr>
-              <w:t xml:space="preserve">ProteinStructure</w:t>
+              <w:t xml:space="preserve">StateLag</w:t>
             </w:r>
           </w:p>
         </w:tc>
@@ -18972,7 +18451,7 @@
                 <w:sz w:val="18"/>
                 <w:szCs w:val="18"/>
               </w:rPr>
-              <w:t xml:space="preserve">6</w:t>
+              <w:t xml:space="preserve">151</w:t>
             </w:r>
           </w:p>
         </w:tc>
@@ -18995,7 +18474,7 @@
                 <w:sz w:val="18"/>
                 <w:szCs w:val="18"/>
               </w:rPr>
-              <w:t xml:space="preserve">15</w:t>
+              <w:t xml:space="preserve">10</w:t>
             </w:r>
           </w:p>
         </w:tc>
@@ -19018,14 +18497,14 @@
                 <w:sz w:val="18"/>
                 <w:szCs w:val="18"/>
               </w:rPr>
-              <w:t xml:space="preserve">Dashboard, Methods &amp; sources, Protein structures</w:t>
-            </w:r>
-          </w:p>
-        </w:tc>
-      </w:tr>
-      <w:tr>
-        <w:trPr>
-          <w:tblHeader w:val="false"/>
+              <w:t xml:space="preserve">Dashboard, Trends &amp; timing</w:t>
+            </w:r>
+          </w:p>
+        </w:tc>
+      </w:tr>
+      <w:tr>
+        <w:trPr>
+          <w:tblHeader w:val="off"/>
         </w:trPr>
         <w:tc>
           <w:tcPr>
@@ -19048,7 +18527,7 @@
                 <w:sz w:val="18"/>
                 <w:szCs w:val="18"/>
               </w:rPr>
-              <w:t xml:space="preserve">Representativeness</w:t>
+              <w:t xml:space="preserve">TennesseeAlignment</w:t>
             </w:r>
           </w:p>
         </w:tc>
@@ -19071,7 +18550,7 @@
                 <w:sz w:val="18"/>
                 <w:szCs w:val="18"/>
               </w:rPr>
-              <w:t xml:space="preserve">1,092</w:t>
+              <w:t xml:space="preserve">3</w:t>
             </w:r>
           </w:p>
         </w:tc>
@@ -19094,7 +18573,7 @@
                 <w:sz w:val="18"/>
                 <w:szCs w:val="18"/>
               </w:rPr>
-              <w:t xml:space="preserve">18</w:t>
+              <w:t xml:space="preserve">5</w:t>
             </w:r>
           </w:p>
         </w:tc>
@@ -19117,14 +18596,14 @@
                 <w:sz w:val="18"/>
                 <w:szCs w:val="18"/>
               </w:rPr>
-              <w:t xml:space="preserve">Coverage &amp; equity</w:t>
-            </w:r>
-          </w:p>
-        </w:tc>
-      </w:tr>
-      <w:tr>
-        <w:trPr>
-          <w:tblHeader w:val="false"/>
+              <w:t xml:space="preserve">Tennessee</w:t>
+            </w:r>
+          </w:p>
+        </w:tc>
+      </w:tr>
+      <w:tr>
+        <w:trPr>
+          <w:tblHeader w:val="off"/>
         </w:trPr>
         <w:tc>
           <w:tcPr>
@@ -19147,7 +18626,7 @@
                 <w:sz w:val="18"/>
                 <w:szCs w:val="18"/>
               </w:rPr>
-              <w:t xml:space="preserve">RepresentativenessNational</w:t>
+              <w:t xml:space="preserve">TennesseeCounty</w:t>
             </w:r>
           </w:p>
         </w:tc>
@@ -19170,7 +18649,7 @@
                 <w:sz w:val="18"/>
                 <w:szCs w:val="18"/>
               </w:rPr>
-              <w:t xml:space="preserve">1</w:t>
+              <w:t xml:space="preserve">95</w:t>
             </w:r>
           </w:p>
         </w:tc>
@@ -19193,7 +18672,7 @@
                 <w:sz w:val="18"/>
                 <w:szCs w:val="18"/>
               </w:rPr>
-              <w:t xml:space="preserve">12</w:t>
+              <w:t xml:space="preserve">11</w:t>
             </w:r>
           </w:p>
         </w:tc>
@@ -19216,14 +18695,14 @@
                 <w:sz w:val="18"/>
                 <w:szCs w:val="18"/>
               </w:rPr>
-              <w:t xml:space="preserve">Coverage &amp; equity, Dashboard, Start here</w:t>
-            </w:r>
-          </w:p>
-        </w:tc>
-      </w:tr>
-      <w:tr>
-        <w:trPr>
-          <w:tblHeader w:val="false"/>
+              <w:t xml:space="preserve">About the developer, Tennessee</w:t>
+            </w:r>
+          </w:p>
+        </w:tc>
+      </w:tr>
+      <w:tr>
+        <w:trPr>
+          <w:tblHeader w:val="off"/>
         </w:trPr>
         <w:tc>
           <w:tcPr>
@@ -19246,7 +18725,7 @@
                 <w:sz w:val="18"/>
                 <w:szCs w:val="18"/>
               </w:rPr>
-              <w:t xml:space="preserve">SeasonalPeak</w:t>
+              <w:t xml:space="preserve">TennesseeEquity</w:t>
             </w:r>
           </w:p>
         </w:tc>
@@ -19269,7 +18748,7 @@
                 <w:sz w:val="18"/>
                 <w:szCs w:val="18"/>
               </w:rPr>
-              <w:t xml:space="preserve">9</w:t>
+              <w:t xml:space="preserve">4</w:t>
             </w:r>
           </w:p>
         </w:tc>
@@ -19315,14 +18794,14 @@
                 <w:sz w:val="18"/>
                 <w:szCs w:val="18"/>
               </w:rPr>
-              <w:t xml:space="preserve">Trends &amp; timing</w:t>
-            </w:r>
-          </w:p>
-        </w:tc>
-      </w:tr>
-      <w:tr>
-        <w:trPr>
-          <w:tblHeader w:val="false"/>
+              <w:t xml:space="preserve">Tennessee</w:t>
+            </w:r>
+          </w:p>
+        </w:tc>
+      </w:tr>
+      <w:tr>
+        <w:trPr>
+          <w:tblHeader w:val="off"/>
         </w:trPr>
         <w:tc>
           <w:tcPr>
@@ -19345,7 +18824,7 @@
                 <w:sz w:val="18"/>
                 <w:szCs w:val="18"/>
               </w:rPr>
-              <w:t xml:space="preserve">SeasonalPeakState</w:t>
+              <w:t xml:space="preserve">TennesseeSeasonal</w:t>
             </w:r>
           </w:p>
         </w:tc>
@@ -19368,7 +18847,7 @@
                 <w:sz w:val="18"/>
                 <w:szCs w:val="18"/>
               </w:rPr>
-              <w:t xml:space="preserve">412</w:t>
+              <w:t xml:space="preserve">15</w:t>
             </w:r>
           </w:p>
         </w:tc>
@@ -19391,7 +18870,7 @@
                 <w:sz w:val="18"/>
                 <w:szCs w:val="18"/>
               </w:rPr>
-              <w:t xml:space="preserve">9</w:t>
+              <w:t xml:space="preserve">11</w:t>
             </w:r>
           </w:p>
         </w:tc>
@@ -19414,14 +18893,14 @@
                 <w:sz w:val="18"/>
                 <w:szCs w:val="18"/>
               </w:rPr>
-              <w:t xml:space="preserve">Trends &amp; timing</w:t>
-            </w:r>
-          </w:p>
-        </w:tc>
-      </w:tr>
-      <w:tr>
-        <w:trPr>
-          <w:tblHeader w:val="false"/>
+              <w:t xml:space="preserve">Tennessee</w:t>
+            </w:r>
+          </w:p>
+        </w:tc>
+      </w:tr>
+      <w:tr>
+        <w:trPr>
+          <w:tblHeader w:val="off"/>
         </w:trPr>
         <w:tc>
           <w:tcPr>
@@ -19444,7 +18923,7 @@
                 <w:sz w:val="18"/>
                 <w:szCs w:val="18"/>
               </w:rPr>
-              <w:t xml:space="preserve">SeasonalVariability</w:t>
+              <w:t xml:space="preserve">UrbanicityCounty</w:t>
             </w:r>
           </w:p>
         </w:tc>
@@ -19467,7 +18946,7 @@
                 <w:sz w:val="18"/>
                 <w:szCs w:val="18"/>
               </w:rPr>
-              <w:t xml:space="preserve">3</w:t>
+              <w:t xml:space="preserve">3,144</w:t>
             </w:r>
           </w:p>
         </w:tc>
@@ -19490,7 +18969,7 @@
                 <w:sz w:val="18"/>
                 <w:szCs w:val="18"/>
               </w:rPr>
-              <w:t xml:space="preserve">12</w:t>
+              <w:t xml:space="preserve">7</w:t>
             </w:r>
           </w:p>
         </w:tc>
@@ -19510,19 +18989,17 @@
             </w:pPr>
             <w:r>
               <w:rPr>
-                <w:i/>
-                <w:iCs/>
-                <w:sz w:val="18"/>
-                <w:szCs w:val="18"/>
-              </w:rPr>
-              <w:t xml:space="preserve">not read by any view</w:t>
-            </w:r>
-          </w:p>
-        </w:tc>
-      </w:tr>
-      <w:tr>
-        <w:trPr>
-          <w:tblHeader w:val="false"/>
+                <w:sz w:val="18"/>
+                <w:szCs w:val="18"/>
+              </w:rPr>
+              <w:t xml:space="preserve">Coverage &amp; equity, Where monitoring happens</w:t>
+            </w:r>
+          </w:p>
+        </w:tc>
+      </w:tr>
+      <w:tr>
+        <w:trPr>
+          <w:tblHeader w:val="off"/>
         </w:trPr>
         <w:tc>
           <w:tcPr>
@@ -19545,7 +19022,7 @@
                 <w:sz w:val="18"/>
                 <w:szCs w:val="18"/>
               </w:rPr>
-              <w:t xml:space="preserve">ShapFeature</w:t>
+              <w:t xml:space="preserve">UrbanicityCoverage</w:t>
             </w:r>
           </w:p>
         </w:tc>
@@ -19568,7 +19045,7 @@
                 <w:sz w:val="18"/>
                 <w:szCs w:val="18"/>
               </w:rPr>
-              <w:t xml:space="preserve">30</w:t>
+              <w:t xml:space="preserve">9</w:t>
             </w:r>
           </w:p>
         </w:tc>
@@ -19591,7 +19068,7 @@
                 <w:sz w:val="18"/>
                 <w:szCs w:val="18"/>
               </w:rPr>
-              <w:t xml:space="preserve">7</w:t>
+              <w:t xml:space="preserve">10</w:t>
             </w:r>
           </w:p>
         </w:tc>
@@ -19614,801 +19091,7 @@
                 <w:sz w:val="18"/>
                 <w:szCs w:val="18"/>
               </w:rPr>
-              <w:t xml:space="preserve">Predictive models</w:t>
-            </w:r>
-          </w:p>
-        </w:tc>
-      </w:tr>
-      <w:tr>
-        <w:trPr>
-          <w:tblHeader w:val="false"/>
-        </w:trPr>
-        <w:tc>
-          <w:tcPr>
-            <w:tcW w:type="dxa" w:w="2434"/>
-            <w:tcMar>
-              <w:top w:type="dxa" w:w="60"/>
-              <w:left w:type="dxa" w:w="108"/>
-              <w:bottom w:type="dxa" w:w="60"/>
-              <w:right w:type="dxa" w:w="108"/>
-            </w:tcMar>
-          </w:tcPr>
-          <w:p>
-            <w:pPr>
-              <w:spacing w:after="0" w:line="240"/>
-            </w:pPr>
-            <w:r>
-              <w:rPr>
-                <w:rFonts w:ascii="Consolas" w:cs="Consolas" w:eastAsia="Consolas" w:hAnsi="Consolas"/>
-                <w:color w:val="6E1F2B"/>
-                <w:sz w:val="18"/>
-                <w:szCs w:val="18"/>
-              </w:rPr>
-              <w:t xml:space="preserve">SourceStatus</w:t>
-            </w:r>
-          </w:p>
-        </w:tc>
-        <w:tc>
-          <w:tcPr>
-            <w:tcW w:type="dxa" w:w="2308"/>
-            <w:tcMar>
-              <w:top w:type="dxa" w:w="60"/>
-              <w:left w:type="dxa" w:w="108"/>
-              <w:bottom w:type="dxa" w:w="60"/>
-              <w:right w:type="dxa" w:w="108"/>
-            </w:tcMar>
-          </w:tcPr>
-          <w:p>
-            <w:pPr>
-              <w:spacing w:after="0" w:line="240"/>
-            </w:pPr>
-            <w:r>
-              <w:rPr>
-                <w:sz w:val="18"/>
-                <w:szCs w:val="18"/>
-              </w:rPr>
-              <w:t xml:space="preserve">5</w:t>
-            </w:r>
-          </w:p>
-        </w:tc>
-        <w:tc>
-          <w:tcPr>
-            <w:tcW w:type="dxa" w:w="2308"/>
-            <w:tcMar>
-              <w:top w:type="dxa" w:w="60"/>
-              <w:left w:type="dxa" w:w="108"/>
-              <w:bottom w:type="dxa" w:w="60"/>
-              <w:right w:type="dxa" w:w="108"/>
-            </w:tcMar>
-          </w:tcPr>
-          <w:p>
-            <w:pPr>
-              <w:spacing w:after="0" w:line="240"/>
-            </w:pPr>
-            <w:r>
-              <w:rPr>
-                <w:sz w:val="18"/>
-                <w:szCs w:val="18"/>
-              </w:rPr>
-              <w:t xml:space="preserve">6</w:t>
-            </w:r>
-          </w:p>
-        </w:tc>
-        <w:tc>
-          <w:tcPr>
-            <w:tcW w:type="dxa" w:w="2310"/>
-            <w:tcMar>
-              <w:top w:type="dxa" w:w="60"/>
-              <w:left w:type="dxa" w:w="108"/>
-              <w:bottom w:type="dxa" w:w="60"/>
-              <w:right w:type="dxa" w:w="108"/>
-            </w:tcMar>
-          </w:tcPr>
-          <w:p>
-            <w:pPr>
-              <w:spacing w:after="0" w:line="240"/>
-            </w:pPr>
-            <w:r>
-              <w:rPr>
-                <w:i/>
-                <w:iCs/>
-                <w:sz w:val="18"/>
-                <w:szCs w:val="18"/>
-              </w:rPr>
-              <w:t xml:space="preserve">not read by any view</w:t>
-            </w:r>
-          </w:p>
-        </w:tc>
-      </w:tr>
-      <w:tr>
-        <w:trPr>
-          <w:tblHeader w:val="false"/>
-        </w:trPr>
-        <w:tc>
-          <w:tcPr>
-            <w:tcW w:type="dxa" w:w="2434"/>
-            <w:tcMar>
-              <w:top w:type="dxa" w:w="60"/>
-              <w:left w:type="dxa" w:w="108"/>
-              <w:bottom w:type="dxa" w:w="60"/>
-              <w:right w:type="dxa" w:w="108"/>
-            </w:tcMar>
-          </w:tcPr>
-          <w:p>
-            <w:pPr>
-              <w:spacing w:after="0" w:line="240"/>
-            </w:pPr>
-            <w:r>
-              <w:rPr>
-                <w:rFonts w:ascii="Consolas" w:cs="Consolas" w:eastAsia="Consolas" w:hAnsi="Consolas"/>
-                <w:color w:val="6E1F2B"/>
-                <w:sz w:val="18"/>
-                <w:szCs w:val="18"/>
-              </w:rPr>
-              <w:t xml:space="preserve">SpatialSummary</w:t>
-            </w:r>
-          </w:p>
-        </w:tc>
-        <w:tc>
-          <w:tcPr>
-            <w:tcW w:type="dxa" w:w="2308"/>
-            <w:tcMar>
-              <w:top w:type="dxa" w:w="60"/>
-              <w:left w:type="dxa" w:w="108"/>
-              <w:bottom w:type="dxa" w:w="60"/>
-              <w:right w:type="dxa" w:w="108"/>
-            </w:tcMar>
-          </w:tcPr>
-          <w:p>
-            <w:pPr>
-              <w:spacing w:after="0" w:line="240"/>
-            </w:pPr>
-            <w:r>
-              <w:rPr>
-                <w:sz w:val="18"/>
-                <w:szCs w:val="18"/>
-              </w:rPr>
-              <w:t xml:space="preserve">3</w:t>
-            </w:r>
-          </w:p>
-        </w:tc>
-        <w:tc>
-          <w:tcPr>
-            <w:tcW w:type="dxa" w:w="2308"/>
-            <w:tcMar>
-              <w:top w:type="dxa" w:w="60"/>
-              <w:left w:type="dxa" w:w="108"/>
-              <w:bottom w:type="dxa" w:w="60"/>
-              <w:right w:type="dxa" w:w="108"/>
-            </w:tcMar>
-          </w:tcPr>
-          <w:p>
-            <w:pPr>
-              <w:spacing w:after="0" w:line="240"/>
-            </w:pPr>
-            <w:r>
-              <w:rPr>
-                <w:sz w:val="18"/>
-                <w:szCs w:val="18"/>
-              </w:rPr>
-              <w:t xml:space="preserve">16</w:t>
-            </w:r>
-          </w:p>
-        </w:tc>
-        <w:tc>
-          <w:tcPr>
-            <w:tcW w:type="dxa" w:w="2310"/>
-            <w:tcMar>
-              <w:top w:type="dxa" w:w="60"/>
-              <w:left w:type="dxa" w:w="108"/>
-              <w:bottom w:type="dxa" w:w="60"/>
-              <w:right w:type="dxa" w:w="108"/>
-            </w:tcMar>
-          </w:tcPr>
-          <w:p>
-            <w:pPr>
-              <w:spacing w:after="0" w:line="240"/>
-            </w:pPr>
-            <w:r>
-              <w:rPr>
-                <w:sz w:val="18"/>
-                <w:szCs w:val="18"/>
-              </w:rPr>
-              <w:t xml:space="preserve">Dashboard, Surveillance map</w:t>
-            </w:r>
-          </w:p>
-        </w:tc>
-      </w:tr>
-      <w:tr>
-        <w:trPr>
-          <w:tblHeader w:val="false"/>
-        </w:trPr>
-        <w:tc>
-          <w:tcPr>
-            <w:tcW w:type="dxa" w:w="2434"/>
-            <w:tcMar>
-              <w:top w:type="dxa" w:w="60"/>
-              <w:left w:type="dxa" w:w="108"/>
-              <w:bottom w:type="dxa" w:w="60"/>
-              <w:right w:type="dxa" w:w="108"/>
-            </w:tcMar>
-          </w:tcPr>
-          <w:p>
-            <w:pPr>
-              <w:spacing w:after="0" w:line="240"/>
-            </w:pPr>
-            <w:r>
-              <w:rPr>
-                <w:rFonts w:ascii="Consolas" w:cs="Consolas" w:eastAsia="Consolas" w:hAnsi="Consolas"/>
-                <w:color w:val="6E1F2B"/>
-                <w:sz w:val="18"/>
-                <w:szCs w:val="18"/>
-              </w:rPr>
-              <w:t xml:space="preserve">StateLag</w:t>
-            </w:r>
-          </w:p>
-        </w:tc>
-        <w:tc>
-          <w:tcPr>
-            <w:tcW w:type="dxa" w:w="2308"/>
-            <w:tcMar>
-              <w:top w:type="dxa" w:w="60"/>
-              <w:left w:type="dxa" w:w="108"/>
-              <w:bottom w:type="dxa" w:w="60"/>
-              <w:right w:type="dxa" w:w="108"/>
-            </w:tcMar>
-          </w:tcPr>
-          <w:p>
-            <w:pPr>
-              <w:spacing w:after="0" w:line="240"/>
-            </w:pPr>
-            <w:r>
-              <w:rPr>
-                <w:sz w:val="18"/>
-                <w:szCs w:val="18"/>
-              </w:rPr>
-              <w:t xml:space="preserve">151</w:t>
-            </w:r>
-          </w:p>
-        </w:tc>
-        <w:tc>
-          <w:tcPr>
-            <w:tcW w:type="dxa" w:w="2308"/>
-            <w:tcMar>
-              <w:top w:type="dxa" w:w="60"/>
-              <w:left w:type="dxa" w:w="108"/>
-              <w:bottom w:type="dxa" w:w="60"/>
-              <w:right w:type="dxa" w:w="108"/>
-            </w:tcMar>
-          </w:tcPr>
-          <w:p>
-            <w:pPr>
-              <w:spacing w:after="0" w:line="240"/>
-            </w:pPr>
-            <w:r>
-              <w:rPr>
-                <w:sz w:val="18"/>
-                <w:szCs w:val="18"/>
-              </w:rPr>
-              <w:t xml:space="preserve">10</w:t>
-            </w:r>
-          </w:p>
-        </w:tc>
-        <w:tc>
-          <w:tcPr>
-            <w:tcW w:type="dxa" w:w="2310"/>
-            <w:tcMar>
-              <w:top w:type="dxa" w:w="60"/>
-              <w:left w:type="dxa" w:w="108"/>
-              <w:bottom w:type="dxa" w:w="60"/>
-              <w:right w:type="dxa" w:w="108"/>
-            </w:tcMar>
-          </w:tcPr>
-          <w:p>
-            <w:pPr>
-              <w:spacing w:after="0" w:line="240"/>
-            </w:pPr>
-            <w:r>
-              <w:rPr>
-                <w:sz w:val="18"/>
-                <w:szCs w:val="18"/>
-              </w:rPr>
-              <w:t xml:space="preserve">Dashboard, Trends &amp; timing</w:t>
-            </w:r>
-          </w:p>
-        </w:tc>
-      </w:tr>
-      <w:tr>
-        <w:trPr>
-          <w:tblHeader w:val="false"/>
-        </w:trPr>
-        <w:tc>
-          <w:tcPr>
-            <w:tcW w:type="dxa" w:w="2434"/>
-            <w:tcMar>
-              <w:top w:type="dxa" w:w="60"/>
-              <w:left w:type="dxa" w:w="108"/>
-              <w:bottom w:type="dxa" w:w="60"/>
-              <w:right w:type="dxa" w:w="108"/>
-            </w:tcMar>
-          </w:tcPr>
-          <w:p>
-            <w:pPr>
-              <w:spacing w:after="0" w:line="240"/>
-            </w:pPr>
-            <w:r>
-              <w:rPr>
-                <w:rFonts w:ascii="Consolas" w:cs="Consolas" w:eastAsia="Consolas" w:hAnsi="Consolas"/>
-                <w:color w:val="6E1F2B"/>
-                <w:sz w:val="18"/>
-                <w:szCs w:val="18"/>
-              </w:rPr>
-              <w:t xml:space="preserve">StructuralRegion</w:t>
-            </w:r>
-          </w:p>
-        </w:tc>
-        <w:tc>
-          <w:tcPr>
-            <w:tcW w:type="dxa" w:w="2308"/>
-            <w:tcMar>
-              <w:top w:type="dxa" w:w="60"/>
-              <w:left w:type="dxa" w:w="108"/>
-              <w:bottom w:type="dxa" w:w="60"/>
-              <w:right w:type="dxa" w:w="108"/>
-            </w:tcMar>
-          </w:tcPr>
-          <w:p>
-            <w:pPr>
-              <w:spacing w:after="0" w:line="240"/>
-            </w:pPr>
-            <w:r>
-              <w:rPr>
-                <w:sz w:val="18"/>
-                <w:szCs w:val="18"/>
-              </w:rPr>
-              <w:t xml:space="preserve">89</w:t>
-            </w:r>
-          </w:p>
-        </w:tc>
-        <w:tc>
-          <w:tcPr>
-            <w:tcW w:type="dxa" w:w="2308"/>
-            <w:tcMar>
-              <w:top w:type="dxa" w:w="60"/>
-              <w:left w:type="dxa" w:w="108"/>
-              <w:bottom w:type="dxa" w:w="60"/>
-              <w:right w:type="dxa" w:w="108"/>
-            </w:tcMar>
-          </w:tcPr>
-          <w:p>
-            <w:pPr>
-              <w:spacing w:after="0" w:line="240"/>
-            </w:pPr>
-            <w:r>
-              <w:rPr>
-                <w:sz w:val="18"/>
-                <w:szCs w:val="18"/>
-              </w:rPr>
-              <w:t xml:space="preserve">19</w:t>
-            </w:r>
-          </w:p>
-        </w:tc>
-        <w:tc>
-          <w:tcPr>
-            <w:tcW w:type="dxa" w:w="2310"/>
-            <w:tcMar>
-              <w:top w:type="dxa" w:w="60"/>
-              <w:left w:type="dxa" w:w="108"/>
-              <w:bottom w:type="dxa" w:w="60"/>
-              <w:right w:type="dxa" w:w="108"/>
-            </w:tcMar>
-          </w:tcPr>
-          <w:p>
-            <w:pPr>
-              <w:spacing w:after="0" w:line="240"/>
-            </w:pPr>
-            <w:r>
-              <w:rPr>
-                <w:sz w:val="18"/>
-                <w:szCs w:val="18"/>
-              </w:rPr>
-              <w:t xml:space="preserve">Dashboard, Methods &amp; sources, Protein structures</w:t>
-            </w:r>
-          </w:p>
-        </w:tc>
-      </w:tr>
-      <w:tr>
-        <w:trPr>
-          <w:tblHeader w:val="false"/>
-        </w:trPr>
-        <w:tc>
-          <w:tcPr>
-            <w:tcW w:type="dxa" w:w="2434"/>
-            <w:tcMar>
-              <w:top w:type="dxa" w:w="60"/>
-              <w:left w:type="dxa" w:w="108"/>
-              <w:bottom w:type="dxa" w:w="60"/>
-              <w:right w:type="dxa" w:w="108"/>
-            </w:tcMar>
-          </w:tcPr>
-          <w:p>
-            <w:pPr>
-              <w:spacing w:after="0" w:line="240"/>
-            </w:pPr>
-            <w:r>
-              <w:rPr>
-                <w:rFonts w:ascii="Consolas" w:cs="Consolas" w:eastAsia="Consolas" w:hAnsi="Consolas"/>
-                <w:color w:val="6E1F2B"/>
-                <w:sz w:val="18"/>
-                <w:szCs w:val="18"/>
-              </w:rPr>
-              <w:t xml:space="preserve">TennesseeAlignment</w:t>
-            </w:r>
-          </w:p>
-        </w:tc>
-        <w:tc>
-          <w:tcPr>
-            <w:tcW w:type="dxa" w:w="2308"/>
-            <w:tcMar>
-              <w:top w:type="dxa" w:w="60"/>
-              <w:left w:type="dxa" w:w="108"/>
-              <w:bottom w:type="dxa" w:w="60"/>
-              <w:right w:type="dxa" w:w="108"/>
-            </w:tcMar>
-          </w:tcPr>
-          <w:p>
-            <w:pPr>
-              <w:spacing w:after="0" w:line="240"/>
-            </w:pPr>
-            <w:r>
-              <w:rPr>
-                <w:sz w:val="18"/>
-                <w:szCs w:val="18"/>
-              </w:rPr>
-              <w:t xml:space="preserve">3</w:t>
-            </w:r>
-          </w:p>
-        </w:tc>
-        <w:tc>
-          <w:tcPr>
-            <w:tcW w:type="dxa" w:w="2308"/>
-            <w:tcMar>
-              <w:top w:type="dxa" w:w="60"/>
-              <w:left w:type="dxa" w:w="108"/>
-              <w:bottom w:type="dxa" w:w="60"/>
-              <w:right w:type="dxa" w:w="108"/>
-            </w:tcMar>
-          </w:tcPr>
-          <w:p>
-            <w:pPr>
-              <w:spacing w:after="0" w:line="240"/>
-            </w:pPr>
-            <w:r>
-              <w:rPr>
-                <w:sz w:val="18"/>
-                <w:szCs w:val="18"/>
-              </w:rPr>
-              <w:t xml:space="preserve">5</w:t>
-            </w:r>
-          </w:p>
-        </w:tc>
-        <w:tc>
-          <w:tcPr>
-            <w:tcW w:type="dxa" w:w="2310"/>
-            <w:tcMar>
-              <w:top w:type="dxa" w:w="60"/>
-              <w:left w:type="dxa" w:w="108"/>
-              <w:bottom w:type="dxa" w:w="60"/>
-              <w:right w:type="dxa" w:w="108"/>
-            </w:tcMar>
-          </w:tcPr>
-          <w:p>
-            <w:pPr>
-              <w:spacing w:after="0" w:line="240"/>
-            </w:pPr>
-            <w:r>
-              <w:rPr>
-                <w:sz w:val="18"/>
-                <w:szCs w:val="18"/>
-              </w:rPr>
-              <w:t xml:space="preserve">Tennessee</w:t>
-            </w:r>
-          </w:p>
-        </w:tc>
-      </w:tr>
-      <w:tr>
-        <w:trPr>
-          <w:tblHeader w:val="false"/>
-        </w:trPr>
-        <w:tc>
-          <w:tcPr>
-            <w:tcW w:type="dxa" w:w="2434"/>
-            <w:tcMar>
-              <w:top w:type="dxa" w:w="60"/>
-              <w:left w:type="dxa" w:w="108"/>
-              <w:bottom w:type="dxa" w:w="60"/>
-              <w:right w:type="dxa" w:w="108"/>
-            </w:tcMar>
-          </w:tcPr>
-          <w:p>
-            <w:pPr>
-              <w:spacing w:after="0" w:line="240"/>
-            </w:pPr>
-            <w:r>
-              <w:rPr>
-                <w:rFonts w:ascii="Consolas" w:cs="Consolas" w:eastAsia="Consolas" w:hAnsi="Consolas"/>
-                <w:color w:val="6E1F2B"/>
-                <w:sz w:val="18"/>
-                <w:szCs w:val="18"/>
-              </w:rPr>
-              <w:t xml:space="preserve">TennesseeCounty</w:t>
-            </w:r>
-          </w:p>
-        </w:tc>
-        <w:tc>
-          <w:tcPr>
-            <w:tcW w:type="dxa" w:w="2308"/>
-            <w:tcMar>
-              <w:top w:type="dxa" w:w="60"/>
-              <w:left w:type="dxa" w:w="108"/>
-              <w:bottom w:type="dxa" w:w="60"/>
-              <w:right w:type="dxa" w:w="108"/>
-            </w:tcMar>
-          </w:tcPr>
-          <w:p>
-            <w:pPr>
-              <w:spacing w:after="0" w:line="240"/>
-            </w:pPr>
-            <w:r>
-              <w:rPr>
-                <w:sz w:val="18"/>
-                <w:szCs w:val="18"/>
-              </w:rPr>
-              <w:t xml:space="preserve">95</w:t>
-            </w:r>
-          </w:p>
-        </w:tc>
-        <w:tc>
-          <w:tcPr>
-            <w:tcW w:type="dxa" w:w="2308"/>
-            <w:tcMar>
-              <w:top w:type="dxa" w:w="60"/>
-              <w:left w:type="dxa" w:w="108"/>
-              <w:bottom w:type="dxa" w:w="60"/>
-              <w:right w:type="dxa" w:w="108"/>
-            </w:tcMar>
-          </w:tcPr>
-          <w:p>
-            <w:pPr>
-              <w:spacing w:after="0" w:line="240"/>
-            </w:pPr>
-            <w:r>
-              <w:rPr>
-                <w:sz w:val="18"/>
-                <w:szCs w:val="18"/>
-              </w:rPr>
-              <w:t xml:space="preserve">11</w:t>
-            </w:r>
-          </w:p>
-        </w:tc>
-        <w:tc>
-          <w:tcPr>
-            <w:tcW w:type="dxa" w:w="2310"/>
-            <w:tcMar>
-              <w:top w:type="dxa" w:w="60"/>
-              <w:left w:type="dxa" w:w="108"/>
-              <w:bottom w:type="dxa" w:w="60"/>
-              <w:right w:type="dxa" w:w="108"/>
-            </w:tcMar>
-          </w:tcPr>
-          <w:p>
-            <w:pPr>
-              <w:spacing w:after="0" w:line="240"/>
-            </w:pPr>
-            <w:r>
-              <w:rPr>
-                <w:sz w:val="18"/>
-                <w:szCs w:val="18"/>
-              </w:rPr>
-              <w:t xml:space="preserve">About the developer, Tennessee</w:t>
-            </w:r>
-          </w:p>
-        </w:tc>
-      </w:tr>
-      <w:tr>
-        <w:trPr>
-          <w:tblHeader w:val="false"/>
-        </w:trPr>
-        <w:tc>
-          <w:tcPr>
-            <w:tcW w:type="dxa" w:w="2434"/>
-            <w:tcMar>
-              <w:top w:type="dxa" w:w="60"/>
-              <w:left w:type="dxa" w:w="108"/>
-              <w:bottom w:type="dxa" w:w="60"/>
-              <w:right w:type="dxa" w:w="108"/>
-            </w:tcMar>
-          </w:tcPr>
-          <w:p>
-            <w:pPr>
-              <w:spacing w:after="0" w:line="240"/>
-            </w:pPr>
-            <w:r>
-              <w:rPr>
-                <w:rFonts w:ascii="Consolas" w:cs="Consolas" w:eastAsia="Consolas" w:hAnsi="Consolas"/>
-                <w:color w:val="6E1F2B"/>
-                <w:sz w:val="18"/>
-                <w:szCs w:val="18"/>
-              </w:rPr>
-              <w:t xml:space="preserve">TennesseeEquity</w:t>
-            </w:r>
-          </w:p>
-        </w:tc>
-        <w:tc>
-          <w:tcPr>
-            <w:tcW w:type="dxa" w:w="2308"/>
-            <w:tcMar>
-              <w:top w:type="dxa" w:w="60"/>
-              <w:left w:type="dxa" w:w="108"/>
-              <w:bottom w:type="dxa" w:w="60"/>
-              <w:right w:type="dxa" w:w="108"/>
-            </w:tcMar>
-          </w:tcPr>
-          <w:p>
-            <w:pPr>
-              <w:spacing w:after="0" w:line="240"/>
-            </w:pPr>
-            <w:r>
-              <w:rPr>
-                <w:sz w:val="18"/>
-                <w:szCs w:val="18"/>
-              </w:rPr>
-              <w:t xml:space="preserve">4</w:t>
-            </w:r>
-          </w:p>
-        </w:tc>
-        <w:tc>
-          <w:tcPr>
-            <w:tcW w:type="dxa" w:w="2308"/>
-            <w:tcMar>
-              <w:top w:type="dxa" w:w="60"/>
-              <w:left w:type="dxa" w:w="108"/>
-              <w:bottom w:type="dxa" w:w="60"/>
-              <w:right w:type="dxa" w:w="108"/>
-            </w:tcMar>
-          </w:tcPr>
-          <w:p>
-            <w:pPr>
-              <w:spacing w:after="0" w:line="240"/>
-            </w:pPr>
-            <w:r>
-              <w:rPr>
-                <w:sz w:val="18"/>
-                <w:szCs w:val="18"/>
-              </w:rPr>
-              <w:t xml:space="preserve">10</w:t>
-            </w:r>
-          </w:p>
-        </w:tc>
-        <w:tc>
-          <w:tcPr>
-            <w:tcW w:type="dxa" w:w="2310"/>
-            <w:tcMar>
-              <w:top w:type="dxa" w:w="60"/>
-              <w:left w:type="dxa" w:w="108"/>
-              <w:bottom w:type="dxa" w:w="60"/>
-              <w:right w:type="dxa" w:w="108"/>
-            </w:tcMar>
-          </w:tcPr>
-          <w:p>
-            <w:pPr>
-              <w:spacing w:after="0" w:line="240"/>
-            </w:pPr>
-            <w:r>
-              <w:rPr>
-                <w:sz w:val="18"/>
-                <w:szCs w:val="18"/>
-              </w:rPr>
-              <w:t xml:space="preserve">Tennessee</w:t>
-            </w:r>
-          </w:p>
-        </w:tc>
-      </w:tr>
-      <w:tr>
-        <w:trPr>
-          <w:tblHeader w:val="false"/>
-        </w:trPr>
-        <w:tc>
-          <w:tcPr>
-            <w:tcW w:type="dxa" w:w="2434"/>
-            <w:tcMar>
-              <w:top w:type="dxa" w:w="60"/>
-              <w:left w:type="dxa" w:w="108"/>
-              <w:bottom w:type="dxa" w:w="60"/>
-              <w:right w:type="dxa" w:w="108"/>
-            </w:tcMar>
-          </w:tcPr>
-          <w:p>
-            <w:pPr>
-              <w:spacing w:after="0" w:line="240"/>
-            </w:pPr>
-            <w:r>
-              <w:rPr>
-                <w:rFonts w:ascii="Consolas" w:cs="Consolas" w:eastAsia="Consolas" w:hAnsi="Consolas"/>
-                <w:color w:val="6E1F2B"/>
-                <w:sz w:val="18"/>
-                <w:szCs w:val="18"/>
-              </w:rPr>
-              <w:t xml:space="preserve">TennesseeSeasonal</w:t>
-            </w:r>
-          </w:p>
-        </w:tc>
-        <w:tc>
-          <w:tcPr>
-            <w:tcW w:type="dxa" w:w="2308"/>
-            <w:tcMar>
-              <w:top w:type="dxa" w:w="60"/>
-              <w:left w:type="dxa" w:w="108"/>
-              <w:bottom w:type="dxa" w:w="60"/>
-              <w:right w:type="dxa" w:w="108"/>
-            </w:tcMar>
-          </w:tcPr>
-          <w:p>
-            <w:pPr>
-              <w:spacing w:after="0" w:line="240"/>
-            </w:pPr>
-            <w:r>
-              <w:rPr>
-                <w:sz w:val="18"/>
-                <w:szCs w:val="18"/>
-              </w:rPr>
-              <w:t xml:space="preserve">15</w:t>
-            </w:r>
-          </w:p>
-        </w:tc>
-        <w:tc>
-          <w:tcPr>
-            <w:tcW w:type="dxa" w:w="2308"/>
-            <w:tcMar>
-              <w:top w:type="dxa" w:w="60"/>
-              <w:left w:type="dxa" w:w="108"/>
-              <w:bottom w:type="dxa" w:w="60"/>
-              <w:right w:type="dxa" w:w="108"/>
-            </w:tcMar>
-          </w:tcPr>
-          <w:p>
-            <w:pPr>
-              <w:spacing w:after="0" w:line="240"/>
-            </w:pPr>
-            <w:r>
-              <w:rPr>
-                <w:sz w:val="18"/>
-                <w:szCs w:val="18"/>
-              </w:rPr>
-              <w:t xml:space="preserve">11</w:t>
-            </w:r>
-          </w:p>
-        </w:tc>
-        <w:tc>
-          <w:tcPr>
-            <w:tcW w:type="dxa" w:w="2310"/>
-            <w:tcMar>
-              <w:top w:type="dxa" w:w="60"/>
-              <w:left w:type="dxa" w:w="108"/>
-              <w:bottom w:type="dxa" w:w="60"/>
-              <w:right w:type="dxa" w:w="108"/>
-            </w:tcMar>
-          </w:tcPr>
-          <w:p>
-            <w:pPr>
-              <w:spacing w:after="0" w:line="240"/>
-            </w:pPr>
-            <w:r>
-              <w:rPr>
-                <w:sz w:val="18"/>
-                <w:szCs w:val="18"/>
-              </w:rPr>
-              <w:t xml:space="preserve">Tennessee</w:t>
+              <w:t xml:space="preserve">Coverage &amp; equity</w:t>
             </w:r>
           </w:p>
         </w:tc>
@@ -20847,7 +19530,7 @@
       </w:tr>
       <w:tr>
         <w:trPr>
-          <w:tblHeader w:val="false"/>
+          <w:tblHeader w:val="off"/>
         </w:trPr>
         <w:tc>
           <w:tcPr>
@@ -20930,7 +19613,7 @@
       </w:tr>
       <w:tr>
         <w:trPr>
-          <w:tblHeader w:val="false"/>
+          <w:tblHeader w:val="off"/>
         </w:trPr>
         <w:tc>
           <w:tcPr>
@@ -21004,7 +19687,7 @@
       </w:tr>
       <w:tr>
         <w:trPr>
-          <w:tblHeader w:val="false"/>
+          <w:tblHeader w:val="off"/>
         </w:trPr>
         <w:tc>
           <w:tcPr>
@@ -21078,7 +19761,7 @@
       </w:tr>
       <w:tr>
         <w:trPr>
-          <w:tblHeader w:val="false"/>
+          <w:tblHeader w:val="off"/>
         </w:trPr>
         <w:tc>
           <w:tcPr>
@@ -21152,7 +19835,7 @@
       </w:tr>
       <w:tr>
         <w:trPr>
-          <w:tblHeader w:val="false"/>
+          <w:tblHeader w:val="off"/>
         </w:trPr>
         <w:tc>
           <w:tcPr>
@@ -21226,7 +19909,7 @@
       </w:tr>
       <w:tr>
         <w:trPr>
-          <w:tblHeader w:val="false"/>
+          <w:tblHeader w:val="off"/>
         </w:trPr>
         <w:tc>
           <w:tcPr>
@@ -21300,7 +19983,7 @@
       </w:tr>
       <w:tr>
         <w:trPr>
-          <w:tblHeader w:val="false"/>
+          <w:tblHeader w:val="off"/>
         </w:trPr>
         <w:tc>
           <w:tcPr>
@@ -21374,7 +20057,7 @@
       </w:tr>
       <w:tr>
         <w:trPr>
-          <w:tblHeader w:val="false"/>
+          <w:tblHeader w:val="off"/>
         </w:trPr>
         <w:tc>
           <w:tcPr>
@@ -21448,7 +20131,7 @@
       </w:tr>
       <w:tr>
         <w:trPr>
-          <w:tblHeader w:val="false"/>
+          <w:tblHeader w:val="off"/>
         </w:trPr>
         <w:tc>
           <w:tcPr>
@@ -21531,7 +20214,7 @@
       </w:tr>
       <w:tr>
         <w:trPr>
-          <w:tblHeader w:val="false"/>
+          <w:tblHeader w:val="off"/>
         </w:trPr>
         <w:tc>
           <w:tcPr>
@@ -21999,7 +20682,7 @@
       </w:r>
     </w:p>
     <w:sectPr>
-      <w:footerReference w:type="default" r:id="rId7"/>
+      <w:footerReference w:type="default" r:id="rId6"/>
       <w:pgSz w:w="12240" w:h="15840" w:orient="portrait"/>
       <w:pgMar w:top="1440" w:right="1440" w:bottom="1440" w:left="1440" w:header="708" w:footer="708" w:gutter="0"/>
       <w:pgNumType/>
@@ -22007,10 +20690,6 @@
     </w:sectPr>
   </w:body>
 </w:document>
-</file>
-
-<file path=word/comments.xml><?xml version="1.0" encoding="utf-8"?>
-<w:comments xmlns:cx="http://schemas.microsoft.com/office/drawing/2014/chartex" xmlns:cx1="http://schemas.microsoft.com/office/drawing/2015/9/8/chartex" xmlns:cx2="http://schemas.microsoft.com/office/drawing/2015/10/21/chartex" xmlns:cx3="http://schemas.microsoft.com/office/drawing/2016/5/9/chartex" xmlns:cx4="http://schemas.microsoft.com/office/drawing/2016/5/10/chartex" xmlns:cx5="http://schemas.microsoft.com/office/drawing/2016/5/11/chartex" xmlns:cx6="http://schemas.microsoft.com/office/drawing/2016/5/12/chartex" xmlns:cx7="http://schemas.microsoft.com/office/drawing/2016/5/13/chartex" xmlns:cx8="http://schemas.microsoft.com/office/drawing/2016/5/14/chartex" xmlns:mc="http://schemas.openxmlformats.org/markup-compatibility/2006" xmlns:aink="http://schemas.microsoft.com/office/drawing/2016/ink" xmlns:am3d="http://schemas.microsoft.com/office/drawing/2017/model3d" xmlns:o="urn:schemas-microsoft-com:office:office" xmlns:r="http://schemas.openxmlformats.org/officeDocument/2006/relationships" xmlns:m="http://schemas.openxmlformats.org/officeDocument/2006/math" xmlns:v="urn:schemas-microsoft-com:vml" xmlns:wp14="http://schemas.microsoft.com/office/word/2010/wordprocessingDrawing" xmlns:wp="http://schemas.openxmlformats.org/drawingml/2006/wordprocessingDrawing" xmlns:w10="urn:schemas-microsoft-com:office:word" xmlns:w="http://schemas.openxmlformats.org/wordprocessingml/2006/main" xmlns:w14="http://schemas.microsoft.com/office/word/2010/wordml" xmlns:w15="http://schemas.microsoft.com/office/word/2012/wordml" xmlns:w16cex="http://schemas.microsoft.com/office/word/2018/wordml/cex" xmlns:w16cid="http://schemas.microsoft.com/office/word/2016/wordml/cid" xmlns:w16="http://schemas.microsoft.com/office/word/2018/wordml" xmlns:w16sdtdh="http://schemas.microsoft.com/office/word/2020/wordml/sdtdatahash" xmlns:w16se="http://schemas.microsoft.com/office/word/2015/wordml/symex" xmlns:wpg="http://schemas.microsoft.com/office/word/2010/wordprocessingGroup" xmlns:wpi="http://schemas.microsoft.com/office/word/2010/wordprocessingInk" xmlns:wne="http://schemas.microsoft.com/office/word/2006/wordml" xmlns:wps="http://schemas.microsoft.com/office/word/2010/wordprocessingShape"/>
 </file>
 
 <file path=word/endnotes.xml><?xml version="1.0" encoding="utf-8"?>
@@ -22118,7 +20797,7 @@
 <w:numbering xmlns:wpc="http://schemas.microsoft.com/office/word/2010/wordprocessingCanvas" xmlns:mc="http://schemas.openxmlformats.org/markup-compatibility/2006" xmlns:o="urn:schemas-microsoft-com:office:office" xmlns:r="http://schemas.openxmlformats.org/officeDocument/2006/relationships" xmlns:m="http://schemas.openxmlformats.org/officeDocument/2006/math" xmlns:v="urn:schemas-microsoft-com:vml" xmlns:wp14="http://schemas.microsoft.com/office/word/2010/wordprocessingDrawing" xmlns:wp="http://schemas.openxmlformats.org/drawingml/2006/wordprocessingDrawing" xmlns:w10="urn:schemas-microsoft-com:office:word" xmlns:w="http://schemas.openxmlformats.org/wordprocessingml/2006/main" xmlns:w14="http://schemas.microsoft.com/office/word/2010/wordml" xmlns:w15="http://schemas.microsoft.com/office/word/2012/wordml" xmlns:wpg="http://schemas.microsoft.com/office/word/2010/wordprocessingGroup" xmlns:wpi="http://schemas.microsoft.com/office/word/2010/wordprocessingInk" xmlns:wne="http://schemas.microsoft.com/office/word/2006/wordml" xmlns:wps="http://schemas.microsoft.com/office/word/2010/wordprocessingShape" mc:Ignorable="w14 w15 wp14">
   <w:abstractNum w:abstractNumId="1" w15:restartNumberingAfterBreak="0">
     <w:multiLevelType w:val="hybridMultilevel"/>
-    <w:lvl w:ilvl="0" w15:tentative="1">
+    <w:lvl w:ilvl="0" w:tentative="1">
       <w:start w:val="1"/>
       <w:numFmt w:val="bullet"/>
       <w:lvlText w:val="●"/>
@@ -22127,7 +20806,7 @@
         <w:ind w:left="720" w:hanging="360"/>
       </w:pPr>
     </w:lvl>
-    <w:lvl w:ilvl="1" w15:tentative="1">
+    <w:lvl w:ilvl="1" w:tentative="1">
       <w:start w:val="1"/>
       <w:numFmt w:val="bullet"/>
       <w:lvlText w:val="○"/>
@@ -22136,7 +20815,7 @@
         <w:ind w:left="1440" w:hanging="360"/>
       </w:pPr>
     </w:lvl>
-    <w:lvl w:ilvl="2" w15:tentative="1">
+    <w:lvl w:ilvl="2" w:tentative="1">
       <w:start w:val="1"/>
       <w:numFmt w:val="bullet"/>
       <w:lvlText w:val="■"/>
@@ -22145,7 +20824,7 @@
         <w:ind w:left="2160" w:hanging="360"/>
       </w:pPr>
     </w:lvl>
-    <w:lvl w:ilvl="3" w15:tentative="1">
+    <w:lvl w:ilvl="3" w:tentative="1">
       <w:start w:val="1"/>
       <w:numFmt w:val="bullet"/>
       <w:lvlText w:val="●"/>
@@ -22154,7 +20833,7 @@
         <w:ind w:left="2880" w:hanging="360"/>
       </w:pPr>
     </w:lvl>
-    <w:lvl w:ilvl="4" w15:tentative="1">
+    <w:lvl w:ilvl="4" w:tentative="1">
       <w:start w:val="1"/>
       <w:numFmt w:val="bullet"/>
       <w:lvlText w:val="○"/>
@@ -22163,7 +20842,7 @@
         <w:ind w:left="3600" w:hanging="360"/>
       </w:pPr>
     </w:lvl>
-    <w:lvl w:ilvl="5" w15:tentative="1">
+    <w:lvl w:ilvl="5" w:tentative="1">
       <w:start w:val="1"/>
       <w:numFmt w:val="bullet"/>
       <w:lvlText w:val="■"/>
@@ -22172,7 +20851,7 @@
         <w:ind w:left="4320" w:hanging="360"/>
       </w:pPr>
     </w:lvl>
-    <w:lvl w:ilvl="6" w15:tentative="1">
+    <w:lvl w:ilvl="6" w:tentative="1">
       <w:start w:val="1"/>
       <w:numFmt w:val="bullet"/>
       <w:lvlText w:val="●"/>
@@ -22181,7 +20860,7 @@
         <w:ind w:left="5040" w:hanging="360"/>
       </w:pPr>
     </w:lvl>
-    <w:lvl w:ilvl="7" w15:tentative="1">
+    <w:lvl w:ilvl="7" w:tentative="1">
       <w:start w:val="1"/>
       <w:numFmt w:val="bullet"/>
       <w:lvlText w:val="●"/>
@@ -22190,7 +20869,7 @@
         <w:ind w:left="5760" w:hanging="360"/>
       </w:pPr>
     </w:lvl>
-    <w:lvl w:ilvl="8" w15:tentative="1">
+    <w:lvl w:ilvl="8" w:tentative="1">
       <w:start w:val="1"/>
       <w:numFmt w:val="bullet"/>
       <w:lvlText w:val="●"/>
@@ -22202,7 +20881,7 @@
   </w:abstractNum>
   <w:abstractNum w:abstractNumId="2" w15:restartNumberingAfterBreak="0">
     <w:multiLevelType w:val="hybridMultilevel"/>
-    <w:lvl w:ilvl="0" w15:tentative="1">
+    <w:lvl w:ilvl="0" w:tentative="1">
       <w:start w:val="1"/>
       <w:numFmt w:val="bullet"/>
       <w:lvlText w:val="•"/>
@@ -22214,7 +20893,7 @@
   </w:abstractNum>
   <w:abstractNum w:abstractNumId="3" w15:restartNumberingAfterBreak="0">
     <w:multiLevelType w:val="hybridMultilevel"/>
-    <w:lvl w:ilvl="0" w15:tentative="1">
+    <w:lvl w:ilvl="0" w:tentative="1">
       <w:start w:val="1"/>
       <w:numFmt w:val="decimal"/>
       <w:lvlText w:val="%1."/>
@@ -22246,6 +20925,25 @@
     </w:rPrDefault>
     <w:pPrDefault/>
   </w:docDefaults>
+  <w:style w:type="paragraph" w:styleId="Normal" w:default="1">
+    <w:name w:val="Normal"/>
+    <w:qFormat/>
+  </w:style>
+  <w:style w:type="table" w:styleId="TableNormal" w:default="true">
+    <w:name w:val="Normal Table"/>
+    <w:uiPriority w:val="99"/>
+    <w:semiHidden/>
+    <w:unhideWhenUsed/>
+    <w:tblPr>
+      <w:tblInd w:type="dxa" w:w="0"/>
+      <w:tblCellMar>
+        <w:top w:type="dxa" w:w="0"/>
+        <w:left w:type="dxa" w:w="108"/>
+        <w:bottom w:type="dxa" w:w="0"/>
+        <w:right w:type="dxa" w:w="108"/>
+      </w:tblCellMar>
+    </w:tblPr>
+  </w:style>
   <w:style w:type="paragraph" w:styleId="Title">
     <w:name w:val="Title"/>
     <w:basedOn w:val="Normal"/>
@@ -22418,4 +21116,294 @@
     </w:rPr>
   </w:style>
 </w:styles>
+</file>
+
+<file path=word/theme/theme1.xml><?xml version="1.0" encoding="utf-8"?>
+<a:theme xmlns:a="http://schemas.openxmlformats.org/drawingml/2006/main" name="Office Theme">
+  <a:themeElements>
+    <a:clrScheme name="Office">
+      <a:dk1>
+        <a:sysClr val="windowText" lastClr="000000"/>
+      </a:dk1>
+      <a:lt1>
+        <a:sysClr val="window" lastClr="FFFFFF"/>
+      </a:lt1>
+      <a:dk2>
+        <a:srgbClr val="44546A"/>
+      </a:dk2>
+      <a:lt2>
+        <a:srgbClr val="E7E6E6"/>
+      </a:lt2>
+      <a:accent1>
+        <a:srgbClr val="4472C4"/>
+      </a:accent1>
+      <a:accent2>
+        <a:srgbClr val="ED7D31"/>
+      </a:accent2>
+      <a:accent3>
+        <a:srgbClr val="A5A5A5"/>
+      </a:accent3>
+      <a:accent4>
+        <a:srgbClr val="FFC000"/>
+      </a:accent4>
+      <a:accent5>
+        <a:srgbClr val="5B9BD5"/>
+      </a:accent5>
+      <a:accent6>
+        <a:srgbClr val="70AD47"/>
+      </a:accent6>
+      <a:hlink>
+        <a:srgbClr val="0563C1"/>
+      </a:hlink>
+      <a:folHlink>
+        <a:srgbClr val="954F72"/>
+      </a:folHlink>
+    </a:clrScheme>
+    <a:fontScheme name="Office">
+      <a:majorFont>
+        <a:latin typeface="Calibri Light" panose="020F0302020204030204"/>
+        <a:ea typeface=""/>
+        <a:cs typeface=""/>
+        <a:font script="Jpan" typeface="游ゴシック Light"/>
+        <a:font script="Hang" typeface="맑은 고딕"/>
+        <a:font script="Hans" typeface="等线 Light"/>
+        <a:font script="Hant" typeface="新細明體"/>
+        <a:font script="Arab" typeface="Times New Roman"/>
+        <a:font script="Hebr" typeface="Times New Roman"/>
+        <a:font script="Thai" typeface="Angsana New"/>
+        <a:font script="Ethi" typeface="Nyala"/>
+        <a:font script="Beng" typeface="Vrinda"/>
+        <a:font script="Gujr" typeface="Shruti"/>
+        <a:font script="Khmr" typeface="MoolBoran"/>
+        <a:font script="Knda" typeface="Tunga"/>
+        <a:font script="Guru" typeface="Raavi"/>
+        <a:font script="Cans" typeface="Euphemia"/>
+        <a:font script="Cher" typeface="Plantagenet Cherokee"/>
+        <a:font script="Yiii" typeface="Microsoft Yi Baiti"/>
+        <a:font script="Tibt" typeface="Microsoft Himalaya"/>
+        <a:font script="Thaa" typeface="MV Boli"/>
+        <a:font script="Deva" typeface="Mangal"/>
+        <a:font script="Telu" typeface="Gautami"/>
+        <a:font script="Taml" typeface="Latha"/>
+        <a:font script="Syrc" typeface="Estrangelo Edessa"/>
+        <a:font script="Orya" typeface="Kalinga"/>
+        <a:font script="Mlym" typeface="Kartika"/>
+        <a:font script="Laoo" typeface="DokChampa"/>
+        <a:font script="Sinh" typeface="Iskoola Pota"/>
+        <a:font script="Mong" typeface="Mongolian Baiti"/>
+        <a:font script="Viet" typeface="Times New Roman"/>
+        <a:font script="Uigh" typeface="Microsoft Uighur"/>
+        <a:font script="Geor" typeface="Sylfaen"/>
+        <a:font script="Armn" typeface="Arial"/>
+        <a:font script="Bugi" typeface="Leelawadee UI"/>
+        <a:font script="Bopo" typeface="Microsoft JhengHei"/>
+        <a:font script="Java" typeface="Javanese Text"/>
+        <a:font script="Lisu" typeface="Segoe UI"/>
+        <a:font script="Mymr" typeface="Myanmar Text"/>
+        <a:font script="Nkoo" typeface="Ebrima"/>
+        <a:font script="Olck" typeface="Nirmala UI"/>
+        <a:font script="Osma" typeface="Ebrima"/>
+        <a:font script="Phag" typeface="Phagspa"/>
+        <a:font script="Syrn" typeface="Estrangelo Edessa"/>
+        <a:font script="Syrj" typeface="Estrangelo Edessa"/>
+        <a:font script="Syre" typeface="Estrangelo Edessa"/>
+        <a:font script="Sora" typeface="Nirmala UI"/>
+        <a:font script="Tale" typeface="Microsoft Tai Le"/>
+        <a:font script="Talu" typeface="Microsoft New Tai Lue"/>
+        <a:font script="Tfng" typeface="Ebrima"/>
+      </a:majorFont>
+      <a:minorFont>
+        <a:latin typeface="Calibri" panose="020F0502020204030204"/>
+        <a:ea typeface=""/>
+        <a:cs typeface=""/>
+        <a:font script="Jpan" typeface="游明朝"/>
+        <a:font script="Hang" typeface="맑은 고딕"/>
+        <a:font script="Hans" typeface="等线"/>
+        <a:font script="Hant" typeface="新細明體"/>
+        <a:font script="Arab" typeface="Arial"/>
+        <a:font script="Hebr" typeface="Arial"/>
+        <a:font script="Thai" typeface="Cordia New"/>
+        <a:font script="Ethi" typeface="Nyala"/>
+        <a:font script="Beng" typeface="Vrinda"/>
+        <a:font script="Gujr" typeface="Shruti"/>
+        <a:font script="Khmr" typeface="DaunPenh"/>
+        <a:font script="Knda" typeface="Tunga"/>
+        <a:font script="Guru" typeface="Raavi"/>
+        <a:font script="Cans" typeface="Euphemia"/>
+        <a:font script="Cher" typeface="Plantagenet Cherokee"/>
+        <a:font script="Yiii" typeface="Microsoft Yi Baiti"/>
+        <a:font script="Tibt" typeface="Microsoft Himalaya"/>
+        <a:font script="Thaa" typeface="MV Boli"/>
+        <a:font script="Deva" typeface="Mangal"/>
+        <a:font script="Telu" typeface="Gautami"/>
+        <a:font script="Taml" typeface="Latha"/>
+        <a:font script="Syrc" typeface="Estrangelo Edessa"/>
+        <a:font script="Orya" typeface="Kalinga"/>
+        <a:font script="Mlym" typeface="Kartika"/>
+        <a:font script="Laoo" typeface="DokChampa"/>
+        <a:font script="Sinh" typeface="Iskoola Pota"/>
+        <a:font script="Mong" typeface="Mongolian Baiti"/>
+        <a:font script="Viet" typeface="Arial"/>
+        <a:font script="Uigh" typeface="Microsoft Uighur"/>
+        <a:font script="Geor" typeface="Sylfaen"/>
+        <a:font script="Armn" typeface="Arial"/>
+        <a:font script="Bugi" typeface="Leelawadee UI"/>
+        <a:font script="Bopo" typeface="Microsoft JhengHei"/>
+        <a:font script="Java" typeface="Javanese Text"/>
+        <a:font script="Lisu" typeface="Segoe UI"/>
+        <a:font script="Mymr" typeface="Myanmar Text"/>
+        <a:font script="Nkoo" typeface="Ebrima"/>
+        <a:font script="Olck" typeface="Nirmala UI"/>
+        <a:font script="Osma" typeface="Ebrima"/>
+        <a:font script="Phag" typeface="Phagspa"/>
+        <a:font script="Syrn" typeface="Estrangelo Edessa"/>
+        <a:font script="Syrj" typeface="Estrangelo Edessa"/>
+        <a:font script="Syre" typeface="Estrangelo Edessa"/>
+        <a:font script="Sora" typeface="Nirmala UI"/>
+        <a:font script="Tale" typeface="Microsoft Tai Le"/>
+        <a:font script="Talu" typeface="Microsoft New Tai Lue"/>
+        <a:font script="Tfng" typeface="Ebrima"/>
+      </a:minorFont>
+    </a:fontScheme>
+    <a:fmtScheme name="Office">
+      <a:fillStyleLst>
+        <a:solidFill>
+          <a:schemeClr val="phClr"/>
+        </a:solidFill>
+        <a:gradFill rotWithShape="true">
+          <a:gsLst>
+            <a:gs pos="0">
+              <a:schemeClr val="phClr">
+                <a:lumMod val="110000"/>
+                <a:satMod val="105000"/>
+                <a:tint val="67000"/>
+              </a:schemeClr>
+            </a:gs>
+            <a:gs pos="50000">
+              <a:schemeClr val="phClr">
+                <a:lumMod val="105000"/>
+                <a:satMod val="103000"/>
+                <a:tint val="73000"/>
+              </a:schemeClr>
+            </a:gs>
+            <a:gs pos="100000">
+              <a:schemeClr val="phClr">
+                <a:lumMod val="105000"/>
+                <a:satMod val="109000"/>
+                <a:tint val="81000"/>
+              </a:schemeClr>
+            </a:gs>
+          </a:gsLst>
+          <a:lin ang="5400000" scaled="false"/>
+        </a:gradFill>
+        <a:gradFill rotWithShape="true">
+          <a:gsLst>
+            <a:gs pos="0">
+              <a:schemeClr val="phClr">
+                <a:satMod val="103000"/>
+                <a:lumMod val="102000"/>
+                <a:tint val="94000"/>
+              </a:schemeClr>
+            </a:gs>
+            <a:gs pos="50000">
+              <a:schemeClr val="phClr">
+                <a:satMod val="110000"/>
+                <a:lumMod val="100000"/>
+                <a:shade val="100000"/>
+              </a:schemeClr>
+            </a:gs>
+            <a:gs pos="100000">
+              <a:schemeClr val="phClr">
+                <a:lumMod val="99000"/>
+                <a:satMod val="120000"/>
+                <a:shade val="78000"/>
+              </a:schemeClr>
+            </a:gs>
+          </a:gsLst>
+          <a:lin ang="5400000" scaled="false"/>
+        </a:gradFill>
+      </a:fillStyleLst>
+      <a:lnStyleLst>
+        <a:ln w="6350" cap="flat" cmpd="sng" algn="ctr">
+          <a:solidFill>
+            <a:schemeClr val="phClr"/>
+          </a:solidFill>
+          <a:prstDash val="solid"/>
+          <a:miter lim="800000"/>
+        </a:ln>
+        <a:ln w="12700" cap="flat" cmpd="sng" algn="ctr">
+          <a:solidFill>
+            <a:schemeClr val="phClr"/>
+          </a:solidFill>
+          <a:prstDash val="solid"/>
+          <a:miter lim="800000"/>
+        </a:ln>
+        <a:ln w="19050" cap="flat" cmpd="sng" algn="ctr">
+          <a:solidFill>
+            <a:schemeClr val="phClr"/>
+          </a:solidFill>
+          <a:prstDash val="solid"/>
+          <a:miter lim="800000"/>
+        </a:ln>
+      </a:lnStyleLst>
+      <a:effectStyleLst>
+        <a:effectStyle>
+          <a:effectLst/>
+        </a:effectStyle>
+        <a:effectStyle>
+          <a:effectLst/>
+        </a:effectStyle>
+        <a:effectStyle>
+          <a:effectLst>
+            <a:outerShdw blurRad="57150" dist="19050" dir="5400000" algn="ctr" rotWithShape="false">
+              <a:srgbClr val="000000">
+                <a:alpha val="63000"/>
+              </a:srgbClr>
+            </a:outerShdw>
+          </a:effectLst>
+        </a:effectStyle>
+      </a:effectStyleLst>
+      <a:bgFillStyleLst>
+        <a:solidFill>
+          <a:schemeClr val="phClr"/>
+        </a:solidFill>
+        <a:solidFill>
+          <a:schemeClr val="phClr">
+            <a:tint val="95000"/>
+            <a:satMod val="170000"/>
+          </a:schemeClr>
+        </a:solidFill>
+        <a:gradFill rotWithShape="true">
+          <a:gsLst>
+            <a:gs pos="0">
+              <a:schemeClr val="phClr">
+                <a:tint val="93000"/>
+                <a:satMod val="150000"/>
+                <a:shade val="98000"/>
+                <a:lumMod val="102000"/>
+              </a:schemeClr>
+            </a:gs>
+            <a:gs pos="50000">
+              <a:schemeClr val="phClr">
+                <a:tint val="98000"/>
+                <a:satMod val="130000"/>
+                <a:shade val="90000"/>
+                <a:lumMod val="103000"/>
+              </a:schemeClr>
+            </a:gs>
+            <a:gs pos="100000">
+              <a:schemeClr val="phClr">
+                <a:shade val="63000"/>
+                <a:satMod val="120000"/>
+              </a:schemeClr>
+            </a:gs>
+          </a:gsLst>
+          <a:lin ang="5400000" scaled="false"/>
+        </a:gradFill>
+      </a:bgFillStyleLst>
+    </a:fmtScheme>
+  </a:themeElements>
+  <a:objectDefaults/>
+  <a:extraClrSchemeLst/>
+</a:theme>
 </file>
--- a/docs/NWGS_Grid_Dashboard_Audit.docx
+++ b/docs/NWGS_Grid_Dashboard_Audit.docx
@@ -31,7 +31,7 @@
       <w:r>
         <w:t xml:space="preserve"> </w:t>
       </w:r>
-      <w:hyperlink w:history="1" r:id="rIdt7wufeol4sozfol4tjh3v">
+      <w:hyperlink w:history="1" r:id="rIdhqa0x6hzswa7wae0yivd-">
         <w:r>
           <w:rPr>
             <w:rStyle w:val="Hyperlink"/>
@@ -54,7 +54,7 @@
       <w:r>
         <w:t xml:space="preserve"> </w:t>
       </w:r>
-      <w:hyperlink w:history="1" r:id="rIdb3j_hukadmo7dbw36botr">
+      <w:hyperlink w:history="1" r:id="rIdz3700ymm_7m4qcbstugd8">
         <w:r>
           <w:rPr>
             <w:rStyle w:val="Hyperlink"/>
@@ -139,7 +139,7 @@
         <w:t xml:space="preserve">Document generated:</w:t>
       </w:r>
       <w:r>
-        <w:t xml:space="preserve"> 2026-10-16 15:47 UTC</w:t>
+        <w:t xml:space="preserve"> 2026-10-16 17:33 UTC</w:t>
       </w:r>
     </w:p>
     <w:p>
@@ -2831,7 +2831,7 @@
           <w:sz w:val="24"/>
           <w:szCs w:val="24"/>
         </w:rPr>
-        <w:t xml:space="preserve">4.1 Views (18)</w:t>
+        <w:t xml:space="preserve">4.1 Views (19)</w:t>
       </w:r>
     </w:p>
     <w:p>
@@ -3639,6 +3639,57 @@
                 <w:szCs w:val="18"/>
               </w:rPr>
               <w:t xml:space="preserve">Authenticated saved alert rules</w:t>
+            </w:r>
+          </w:p>
+        </w:tc>
+      </w:tr>
+      <w:tr>
+        <w:trPr>
+          <w:tblHeader w:val="off"/>
+        </w:trPr>
+        <w:tc>
+          <w:tcPr>
+            <w:tcW w:type="dxa" w:w="3182"/>
+            <w:tcMar>
+              <w:top w:type="dxa" w:w="60"/>
+              <w:left w:type="dxa" w:w="108"/>
+              <w:bottom w:type="dxa" w:w="60"/>
+              <w:right w:type="dxa" w:w="108"/>
+            </w:tcMar>
+          </w:tcPr>
+          <w:p>
+            <w:pPr>
+              <w:spacing w:after="0" w:line="240"/>
+            </w:pPr>
+            <w:r>
+              <w:rPr>
+                <w:sz w:val="18"/>
+                <w:szCs w:val="18"/>
+              </w:rPr>
+              <w:t xml:space="preserve">Data &amp; reports</w:t>
+            </w:r>
+          </w:p>
+        </w:tc>
+        <w:tc>
+          <w:tcPr>
+            <w:tcW w:type="dxa" w:w="6178"/>
+            <w:tcMar>
+              <w:top w:type="dxa" w:w="60"/>
+              <w:left w:type="dxa" w:w="108"/>
+              <w:bottom w:type="dxa" w:w="60"/>
+              <w:right w:type="dxa" w:w="108"/>
+            </w:tcMar>
+          </w:tcPr>
+          <w:p>
+            <w:pPr>
+              <w:spacing w:after="0" w:line="240"/>
+            </w:pPr>
+            <w:r>
+              <w:rPr>
+                <w:sz w:val="18"/>
+                <w:szCs w:val="18"/>
+              </w:rPr>
+              <w:t xml:space="preserve"/>
             </w:r>
           </w:p>
         </w:tc>
@@ -16020,7 +16071,7 @@
                 <w:sz w:val="18"/>
                 <w:szCs w:val="18"/>
               </w:rPr>
-              <w:t xml:space="preserve">Alerts, Dashboard, Lead time, Predictive models</w:t>
+              <w:t xml:space="preserve">Alerts, Dashboard</w:t>
             </w:r>
           </w:p>
         </w:tc>
@@ -17383,7 +17434,7 @@
                 <w:sz w:val="18"/>
                 <w:szCs w:val="18"/>
               </w:rPr>
-              <w:t xml:space="preserve">12</w:t>
+              <w:t xml:space="preserve">14</w:t>
             </w:r>
           </w:p>
         </w:tc>
@@ -17482,7 +17533,7 @@
                 <w:sz w:val="18"/>
                 <w:szCs w:val="18"/>
               </w:rPr>
-              <w:t xml:space="preserve">15</w:t>
+              <w:t xml:space="preserve">17</w:t>
             </w:r>
           </w:p>
         </w:tc>
@@ -17505,7 +17556,7 @@
                 <w:sz w:val="18"/>
                 <w:szCs w:val="18"/>
               </w:rPr>
-              <w:t xml:space="preserve">Protein structures, Where monitoring happens</w:t>
+              <w:t xml:space="preserve">Coverage &amp; equity, Data &amp; reports, Protein structures, Where monitoring happens</w:t>
             </w:r>
           </w:p>
         </w:tc>
@@ -18497,7 +18548,7 @@
                 <w:sz w:val="18"/>
                 <w:szCs w:val="18"/>
               </w:rPr>
-              <w:t xml:space="preserve">Dashboard, Trends &amp; timing</w:t>
+              <w:t xml:space="preserve">Dashboard, Data &amp; reports, Trends &amp; timing</w:t>
             </w:r>
           </w:p>
         </w:tc>
@@ -18969,7 +19020,7 @@
                 <w:sz w:val="18"/>
                 <w:szCs w:val="18"/>
               </w:rPr>
-              <w:t xml:space="preserve">7</w:t>
+              <w:t xml:space="preserve">9</w:t>
             </w:r>
           </w:p>
         </w:tc>
@@ -19068,7 +19119,7 @@
                 <w:sz w:val="18"/>
                 <w:szCs w:val="18"/>
               </w:rPr>
-              <w:t xml:space="preserve">10</w:t>
+              <w:t xml:space="preserve">12</w:t>
             </w:r>
           </w:p>
         </w:tc>
